--- a/doc/notes2.docx
+++ b/doc/notes2.docx
@@ -4,20 +4,20 @@
   <w:body>
     <w:p>
       <w:pPr>
-        <w:shd w:val="clear" w:color="auto" w:fill="232326"/>
         <w:bidi/>
         <w:spacing w:after="0" w:line="240" w:lineRule="auto"/>
         <w:rPr>
           <w:rFonts w:ascii="Arial" w:eastAsia="Times New Roman" w:hAnsi="Arial" w:cs="Arial"/>
-          <w:color w:val="F7F8FC"/>
-          <w:sz w:val="24"/>
-          <w:szCs w:val="24"/>
-        </w:rPr>
-      </w:pPr>
-      <w:r>
-        <w:rPr>
-          <w:rFonts w:ascii="Arial" w:eastAsia="Times New Roman" w:hAnsi="Arial" w:cs="Arial"/>
-          <w:color w:val="F7F8FC"/>
+          <w:color w:val="323E4F" w:themeColor="text2" w:themeShade="BF"/>
+          <w:sz w:val="24"/>
+          <w:szCs w:val="24"/>
+        </w:rPr>
+      </w:pPr>
+      <w:bookmarkStart w:id="0" w:name="_GoBack"/>
+      <w:r>
+        <w:rPr>
+          <w:rFonts w:ascii="Arial" w:eastAsia="Times New Roman" w:hAnsi="Arial" w:cs="Arial"/>
+          <w:color w:val="323E4F" w:themeColor="text2" w:themeShade="BF"/>
           <w:sz w:val="24"/>
           <w:szCs w:val="24"/>
           <w:bdr w:val="single" w:sz="2" w:space="0" w:color="E3E3E3" w:frame="1"/>
@@ -30,7 +30,7 @@
           <w:rFonts w:ascii="Arial" w:eastAsia="Times New Roman" w:hAnsi="Arial" w:cs="Arial"/>
           <w:b/>
           <w:bCs/>
-          <w:color w:val="F7F8FC"/>
+          <w:color w:val="323E4F" w:themeColor="text2" w:themeShade="BF"/>
           <w:sz w:val="24"/>
           <w:szCs w:val="24"/>
           <w:bdr w:val="single" w:sz="2" w:space="0" w:color="E3E3E3" w:frame="1"/>
@@ -41,7 +41,7 @@
       <w:r>
         <w:rPr>
           <w:rFonts w:ascii="Arial" w:eastAsia="Times New Roman" w:hAnsi="Arial" w:cs="Arial"/>
-          <w:color w:val="F7F8FC"/>
+          <w:color w:val="323E4F" w:themeColor="text2" w:themeShade="BF"/>
           <w:sz w:val="24"/>
           <w:szCs w:val="24"/>
           <w:bdr w:val="single" w:sz="2" w:space="0" w:color="E3E3E3" w:frame="1"/>
@@ -50,14 +50,14 @@
         <w:t xml:space="preserve"> باید به این شکل باشد:</w:t>
       </w:r>
     </w:p>
-    <w:p>
-      <w:pPr>
-        <w:shd w:val="clear" w:color="auto" w:fill="232326"/>
+    <w:bookmarkEnd w:id="0"/>
+    <w:p>
+      <w:pPr>
         <w:bidi/>
         <w:spacing w:after="100" w:line="240" w:lineRule="auto"/>
         <w:rPr>
           <w:rFonts w:ascii="Arial" w:eastAsia="Times New Roman" w:hAnsi="Arial" w:cs="Arial"/>
-          <w:color w:val="A9AAB8"/>
+          <w:color w:val="323E4F" w:themeColor="text2" w:themeShade="BF"/>
           <w:sz w:val="24"/>
           <w:szCs w:val="24"/>
           <w:rtl/>
@@ -68,7 +68,7 @@
           <w:rFonts w:ascii="Arial" w:eastAsia="Times New Roman" w:hAnsi="Arial" w:cs="Arial"/>
           <w:b/>
           <w:bCs/>
-          <w:color w:val="A9AAB8"/>
+          <w:color w:val="323E4F" w:themeColor="text2" w:themeShade="BF"/>
           <w:sz w:val="24"/>
           <w:szCs w:val="24"/>
           <w:bdr w:val="single" w:sz="2" w:space="0" w:color="E3E3E3" w:frame="1"/>
@@ -81,7 +81,7 @@
           <w:rFonts w:ascii="Arial" w:eastAsia="Times New Roman" w:hAnsi="Arial" w:cs="Arial"/>
           <w:b/>
           <w:bCs/>
-          <w:color w:val="A9AAB8"/>
+          <w:color w:val="323E4F" w:themeColor="text2" w:themeShade="BF"/>
           <w:sz w:val="24"/>
           <w:szCs w:val="24"/>
           <w:bdr w:val="single" w:sz="2" w:space="0" w:color="E3E3E3" w:frame="1"/>
@@ -93,7 +93,7 @@
           <w:rFonts w:ascii="Arial" w:eastAsia="Times New Roman" w:hAnsi="Arial" w:cs="Arial"/>
           <w:b/>
           <w:bCs/>
-          <w:color w:val="A9AAB8"/>
+          <w:color w:val="323E4F" w:themeColor="text2" w:themeShade="BF"/>
           <w:sz w:val="24"/>
           <w:szCs w:val="24"/>
           <w:bdr w:val="single" w:sz="2" w:space="0" w:color="E3E3E3" w:frame="1"/>
@@ -106,7 +106,7 @@
           <w:rFonts w:ascii="Arial" w:eastAsia="Times New Roman" w:hAnsi="Arial" w:cs="Arial"/>
           <w:b/>
           <w:bCs/>
-          <w:color w:val="A9AAB8"/>
+          <w:color w:val="323E4F" w:themeColor="text2" w:themeShade="BF"/>
           <w:sz w:val="24"/>
           <w:szCs w:val="24"/>
           <w:bdr w:val="single" w:sz="2" w:space="0" w:color="E3E3E3" w:frame="1"/>
@@ -118,7 +118,7 @@
           <w:rFonts w:ascii="Arial" w:eastAsia="Times New Roman" w:hAnsi="Arial" w:cs="Arial"/>
           <w:b/>
           <w:bCs/>
-          <w:color w:val="A9AAB8"/>
+          <w:color w:val="323E4F" w:themeColor="text2" w:themeShade="BF"/>
           <w:sz w:val="24"/>
           <w:szCs w:val="24"/>
           <w:bdr w:val="single" w:sz="2" w:space="0" w:color="E3E3E3" w:frame="1"/>
@@ -129,21 +129,20 @@
     </w:p>
     <w:p>
       <w:pPr>
-        <w:shd w:val="clear" w:color="auto" w:fill="232326"/>
         <w:bidi/>
         <w:spacing w:after="0" w:line="240" w:lineRule="auto"/>
         <w:rPr>
           <w:rFonts w:ascii="Arial" w:eastAsia="Times New Roman" w:hAnsi="Arial" w:cs="Arial"/>
-          <w:color w:val="F7F8FC"/>
-          <w:sz w:val="24"/>
-          <w:szCs w:val="24"/>
-          <w:rtl/>
-        </w:rPr>
-      </w:pPr>
-      <w:r>
-        <w:rPr>
-          <w:rFonts w:ascii="Arial" w:eastAsia="Times New Roman" w:hAnsi="Arial" w:cs="Arial"/>
-          <w:color w:val="F7F8FC"/>
+          <w:color w:val="323E4F" w:themeColor="text2" w:themeShade="BF"/>
+          <w:sz w:val="24"/>
+          <w:szCs w:val="24"/>
+          <w:rtl/>
+        </w:rPr>
+      </w:pPr>
+      <w:r>
+        <w:rPr>
+          <w:rFonts w:ascii="Arial" w:eastAsia="Times New Roman" w:hAnsi="Arial" w:cs="Arial"/>
+          <w:color w:val="323E4F" w:themeColor="text2" w:themeShade="BF"/>
           <w:sz w:val="24"/>
           <w:szCs w:val="24"/>
           <w:bdr w:val="single" w:sz="2" w:space="0" w:color="E3E3E3" w:frame="1"/>
@@ -156,7 +155,7 @@
           <w:rFonts w:ascii="Arial" w:eastAsia="Times New Roman" w:hAnsi="Arial" w:cs="Arial"/>
           <w:b/>
           <w:bCs/>
-          <w:color w:val="F7F8FC"/>
+          <w:color w:val="323E4F" w:themeColor="text2" w:themeShade="BF"/>
           <w:sz w:val="24"/>
           <w:szCs w:val="24"/>
           <w:bdr w:val="single" w:sz="2" w:space="0" w:color="E3E3E3" w:frame="1"/>
@@ -166,7 +165,7 @@
       <w:r>
         <w:rPr>
           <w:rFonts w:ascii="Arial" w:eastAsia="Times New Roman" w:hAnsi="Arial" w:cs="Arial"/>
-          <w:color w:val="F7F8FC"/>
+          <w:color w:val="323E4F" w:themeColor="text2" w:themeShade="BF"/>
           <w:sz w:val="24"/>
           <w:szCs w:val="24"/>
           <w:bdr w:val="single" w:sz="2" w:space="0" w:color="E3E3E3" w:frame="1"/>
@@ -177,7 +176,7 @@
       <w:r>
         <w:rPr>
           <w:rFonts w:ascii="Arial" w:eastAsia="Times New Roman" w:hAnsi="Arial" w:cs="Arial"/>
-          <w:color w:val="F7F8FC"/>
+          <w:color w:val="323E4F" w:themeColor="text2" w:themeShade="BF"/>
           <w:sz w:val="24"/>
           <w:szCs w:val="24"/>
           <w:bdr w:val="single" w:sz="2" w:space="0" w:color="E3E3E3" w:frame="1"/>
@@ -187,7 +186,7 @@
       <w:r>
         <w:rPr>
           <w:rFonts w:ascii="Arial" w:eastAsia="Times New Roman" w:hAnsi="Arial" w:cs="Arial"/>
-          <w:color w:val="F7F8FC"/>
+          <w:color w:val="323E4F" w:themeColor="text2" w:themeShade="BF"/>
           <w:sz w:val="24"/>
           <w:szCs w:val="24"/>
           <w:bdr w:val="single" w:sz="2" w:space="0" w:color="E3E3E3" w:frame="1"/>
@@ -199,13 +198,15 @@
     <w:p>
       <w:pPr>
         <w:rPr>
-          <w:rtl/>
-        </w:rPr>
-      </w:pPr>
-    </w:p>
-    <w:p>
-      <w:pPr>
-        <w:rPr>
+          <w:color w:val="323E4F" w:themeColor="text2" w:themeShade="BF"/>
+          <w:rtl/>
+        </w:rPr>
+      </w:pPr>
+    </w:p>
+    <w:p>
+      <w:pPr>
+        <w:rPr>
+          <w:color w:val="323E4F" w:themeColor="text2" w:themeShade="BF"/>
           <w:rtl/>
         </w:rPr>
       </w:pPr>
@@ -218,7 +219,6 @@
           <w:bottom w:val="single" w:sz="2" w:space="0" w:color="E3E3E3"/>
           <w:right w:val="single" w:sz="2" w:space="0" w:color="E3E3E3"/>
         </w:pBdr>
-        <w:shd w:val="clear" w:color="auto" w:fill="232326"/>
         <w:bidi/>
         <w:spacing w:beforeAutospacing="1" w:after="0" w:afterAutospacing="1" w:line="240" w:lineRule="auto"/>
         <w:outlineLvl w:val="1"/>
@@ -226,7 +226,7 @@
           <w:rFonts w:ascii="Arial" w:eastAsia="Times New Roman" w:hAnsi="Arial" w:cs="Arial"/>
           <w:b/>
           <w:bCs/>
-          <w:color w:val="F7F8FC"/>
+          <w:color w:val="323E4F" w:themeColor="text2" w:themeShade="BF"/>
           <w:spacing w:val="-5"/>
           <w:sz w:val="36"/>
           <w:szCs w:val="36"/>
@@ -237,7 +237,7 @@
           <w:rFonts w:ascii="Arial" w:eastAsia="Times New Roman" w:hAnsi="Arial" w:cs="Arial"/>
           <w:b/>
           <w:bCs/>
-          <w:color w:val="F7F8FC"/>
+          <w:color w:val="323E4F" w:themeColor="text2" w:themeShade="BF"/>
           <w:spacing w:val="-5"/>
           <w:sz w:val="36"/>
           <w:szCs w:val="36"/>
@@ -249,21 +249,20 @@
     </w:p>
     <w:p>
       <w:pPr>
-        <w:shd w:val="clear" w:color="auto" w:fill="232326"/>
         <w:bidi/>
         <w:spacing w:after="0" w:line="240" w:lineRule="auto"/>
         <w:rPr>
           <w:rFonts w:ascii="Arial" w:eastAsia="Times New Roman" w:hAnsi="Arial" w:cs="Arial"/>
-          <w:color w:val="F7F8FC"/>
-          <w:sz w:val="24"/>
-          <w:szCs w:val="24"/>
-          <w:rtl/>
-        </w:rPr>
-      </w:pPr>
-      <w:r>
-        <w:rPr>
-          <w:rFonts w:ascii="Arial" w:eastAsia="Times New Roman" w:hAnsi="Arial" w:cs="Arial"/>
-          <w:color w:val="F7F8FC"/>
+          <w:color w:val="323E4F" w:themeColor="text2" w:themeShade="BF"/>
+          <w:sz w:val="24"/>
+          <w:szCs w:val="24"/>
+          <w:rtl/>
+        </w:rPr>
+      </w:pPr>
+      <w:r>
+        <w:rPr>
+          <w:rFonts w:ascii="Arial" w:eastAsia="Times New Roman" w:hAnsi="Arial" w:cs="Arial"/>
+          <w:color w:val="323E4F" w:themeColor="text2" w:themeShade="BF"/>
           <w:sz w:val="24"/>
           <w:szCs w:val="24"/>
           <w:bdr w:val="single" w:sz="2" w:space="0" w:color="E3E3E3" w:frame="1"/>
@@ -274,7 +273,7 @@
       <w:r>
         <w:rPr>
           <w:rFonts w:ascii="Arial" w:eastAsia="Times New Roman" w:hAnsi="Arial" w:cs="Arial"/>
-          <w:color w:val="F7F8FC"/>
+          <w:color w:val="323E4F" w:themeColor="text2" w:themeShade="BF"/>
           <w:sz w:val="24"/>
           <w:szCs w:val="24"/>
           <w:bdr w:val="single" w:sz="2" w:space="0" w:color="E3E3E3" w:frame="1"/>
@@ -284,7 +283,7 @@
       <w:r>
         <w:rPr>
           <w:rFonts w:ascii="Arial" w:eastAsia="Times New Roman" w:hAnsi="Arial" w:cs="Arial"/>
-          <w:color w:val="F7F8FC"/>
+          <w:color w:val="323E4F" w:themeColor="text2" w:themeShade="BF"/>
           <w:sz w:val="24"/>
           <w:szCs w:val="24"/>
           <w:bdr w:val="single" w:sz="2" w:space="0" w:color="E3E3E3" w:frame="1"/>
@@ -296,40 +295,45 @@
     <w:p>
       <w:pPr>
         <w:rPr>
-          <w:rtl/>
-        </w:rPr>
-      </w:pPr>
-    </w:p>
-    <w:p>
-      <w:pPr>
-        <w:rPr>
-          <w:rtl/>
-        </w:rPr>
-      </w:pPr>
-      <w:r>
+          <w:color w:val="323E4F" w:themeColor="text2" w:themeShade="BF"/>
+          <w:rtl/>
+        </w:rPr>
+      </w:pPr>
+    </w:p>
+    <w:p>
+      <w:pPr>
+        <w:rPr>
+          <w:color w:val="323E4F" w:themeColor="text2" w:themeShade="BF"/>
+          <w:rtl/>
+        </w:rPr>
+      </w:pPr>
+      <w:r>
+        <w:rPr>
+          <w:color w:val="323E4F" w:themeColor="text2" w:themeShade="BF"/>
+        </w:rPr>
         <w:t>Tag IDs: 10, 11, 12, 25</w:t>
       </w:r>
     </w:p>
     <w:p>
       <w:pPr>
         <w:rPr>
-          <w:rtl/>
-        </w:rPr>
-      </w:pPr>
-    </w:p>
-    <w:p>
-      <w:pPr>
-        <w:shd w:val="clear" w:color="auto" w:fill="232326"/>
-        <w:rPr>
-          <w:rFonts w:ascii="Arial" w:hAnsi="Arial" w:cs="Arial"/>
-          <w:color w:val="F7F8FC"/>
-        </w:rPr>
-      </w:pPr>
-      <w:r>
-        <w:rPr>
-          <w:rStyle w:val="qwen-markdown-text"/>
-          <w:rFonts w:ascii="Arial" w:hAnsi="Arial" w:cs="Arial"/>
-          <w:color w:val="F7F8FC"/>
+          <w:color w:val="323E4F" w:themeColor="text2" w:themeShade="BF"/>
+          <w:rtl/>
+        </w:rPr>
+      </w:pPr>
+    </w:p>
+    <w:p>
+      <w:pPr>
+        <w:rPr>
+          <w:rFonts w:ascii="Arial" w:hAnsi="Arial" w:cs="Arial"/>
+          <w:color w:val="323E4F" w:themeColor="text2" w:themeShade="BF"/>
+        </w:rPr>
+      </w:pPr>
+      <w:r>
+        <w:rPr>
+          <w:rStyle w:val="qwen-markdown-text"/>
+          <w:rFonts w:ascii="Arial" w:hAnsi="Arial" w:cs="Arial"/>
+          <w:color w:val="323E4F" w:themeColor="text2" w:themeShade="BF"/>
           <w:bdr w:val="single" w:sz="2" w:space="0" w:color="E3E3E3" w:frame="1"/>
         </w:rPr>
         <w:t xml:space="preserve">GUI </w:t>
@@ -338,7 +342,7 @@
         <w:rPr>
           <w:rStyle w:val="qwen-markdown-text"/>
           <w:rFonts w:ascii="Arial" w:hAnsi="Arial" w:cs="Arial"/>
-          <w:color w:val="F7F8FC"/>
+          <w:color w:val="323E4F" w:themeColor="text2" w:themeShade="BF"/>
           <w:bdr w:val="single" w:sz="2" w:space="0" w:color="E3E3E3" w:frame="1"/>
           <w:rtl/>
         </w:rPr>
@@ -348,7 +352,7 @@
         <w:rPr>
           <w:rStyle w:val="qwen-markdown-text"/>
           <w:rFonts w:ascii="Arial" w:hAnsi="Arial" w:cs="Arial"/>
-          <w:color w:val="F7F8FC"/>
+          <w:color w:val="323E4F" w:themeColor="text2" w:themeShade="BF"/>
           <w:bdr w:val="single" w:sz="2" w:space="0" w:color="E3E3E3" w:frame="1"/>
         </w:rPr>
         <w:t>:</w:t>
@@ -363,12 +367,11 @@
           <w:bottom w:val="single" w:sz="2" w:space="0" w:color="E3E3E3"/>
           <w:right w:val="single" w:sz="2" w:space="0" w:color="E3E3E3"/>
         </w:pBdr>
-        <w:shd w:val="clear" w:color="auto" w:fill="232326"/>
         <w:bidi/>
         <w:spacing w:before="0"/>
         <w:rPr>
           <w:rFonts w:ascii="Arial" w:hAnsi="Arial" w:cs="Arial"/>
-          <w:color w:val="F7F8FC"/>
+          <w:color w:val="323E4F" w:themeColor="text2" w:themeShade="BF"/>
           <w:spacing w:val="-5"/>
         </w:rPr>
       </w:pPr>
@@ -376,7 +379,7 @@
         <w:rPr>
           <w:rStyle w:val="qwen-markdown-text"/>
           <w:rFonts w:ascii="Arial" w:hAnsi="Arial" w:cs="Arial"/>
-          <w:color w:val="F7F8FC"/>
+          <w:color w:val="323E4F" w:themeColor="text2" w:themeShade="BF"/>
           <w:spacing w:val="-5"/>
           <w:bdr w:val="single" w:sz="2" w:space="0" w:color="E3E3E3" w:frame="1"/>
           <w:rtl/>
@@ -387,7 +390,7 @@
         <w:rPr>
           <w:rStyle w:val="qwen-markdown-text"/>
           <w:rFonts w:ascii="Arial" w:hAnsi="Arial" w:cs="Arial"/>
-          <w:color w:val="F7F8FC"/>
+          <w:color w:val="323E4F" w:themeColor="text2" w:themeShade="BF"/>
           <w:spacing w:val="-5"/>
           <w:bdr w:val="single" w:sz="2" w:space="0" w:color="E3E3E3" w:frame="1"/>
           <w:rtl/>
@@ -399,7 +402,7 @@
         <w:rPr>
           <w:rStyle w:val="qwen-markdown-text"/>
           <w:rFonts w:ascii="Arial" w:hAnsi="Arial" w:cs="Arial"/>
-          <w:color w:val="F7F8FC"/>
+          <w:color w:val="323E4F" w:themeColor="text2" w:themeShade="BF"/>
           <w:spacing w:val="-5"/>
           <w:bdr w:val="single" w:sz="2" w:space="0" w:color="E3E3E3" w:frame="1"/>
           <w:rtl/>
@@ -411,7 +414,7 @@
         <w:rPr>
           <w:rStyle w:val="qwen-markdown-text"/>
           <w:rFonts w:ascii="Arial" w:hAnsi="Arial" w:cs="Arial"/>
-          <w:color w:val="F7F8FC"/>
+          <w:color w:val="323E4F" w:themeColor="text2" w:themeShade="BF"/>
           <w:spacing w:val="-5"/>
           <w:bdr w:val="single" w:sz="2" w:space="0" w:color="E3E3E3" w:frame="1"/>
         </w:rPr>
@@ -422,57 +425,64 @@
     <w:p>
       <w:pPr>
         <w:rPr>
-          <w:rtl/>
-        </w:rPr>
-      </w:pPr>
-    </w:p>
-    <w:p>
-      <w:pPr>
-        <w:rPr>
-          <w:rtl/>
-        </w:rPr>
-      </w:pPr>
-    </w:p>
-    <w:p>
-      <w:pPr>
-        <w:rPr>
-          <w:rtl/>
-        </w:rPr>
-      </w:pPr>
-      <w:r>
+          <w:color w:val="323E4F" w:themeColor="text2" w:themeShade="BF"/>
+          <w:rtl/>
+        </w:rPr>
+      </w:pPr>
+    </w:p>
+    <w:p>
+      <w:pPr>
+        <w:rPr>
+          <w:color w:val="323E4F" w:themeColor="text2" w:themeShade="BF"/>
+          <w:rtl/>
+        </w:rPr>
+      </w:pPr>
+    </w:p>
+    <w:p>
+      <w:pPr>
+        <w:rPr>
+          <w:color w:val="323E4F" w:themeColor="text2" w:themeShade="BF"/>
+          <w:rtl/>
+        </w:rPr>
+      </w:pPr>
+      <w:r>
+        <w:rPr>
+          <w:color w:val="323E4F" w:themeColor="text2" w:themeShade="BF"/>
+        </w:rPr>
         <w:t>ws://127.0.0.1:8081/ws/tags/batch?ids=10,11,12,25</w:t>
       </w:r>
     </w:p>
     <w:p>
       <w:pPr>
         <w:rPr>
-          <w:rtl/>
-        </w:rPr>
-      </w:pPr>
-    </w:p>
-    <w:p>
-      <w:pPr>
-        <w:rPr>
-          <w:rtl/>
-        </w:rPr>
-      </w:pPr>
-    </w:p>
-    <w:p>
-      <w:pPr>
-        <w:shd w:val="clear" w:color="auto" w:fill="232326"/>
+          <w:color w:val="323E4F" w:themeColor="text2" w:themeShade="BF"/>
+          <w:rtl/>
+        </w:rPr>
+      </w:pPr>
+    </w:p>
+    <w:p>
+      <w:pPr>
+        <w:rPr>
+          <w:color w:val="323E4F" w:themeColor="text2" w:themeShade="BF"/>
+          <w:rtl/>
+        </w:rPr>
+      </w:pPr>
+    </w:p>
+    <w:p>
+      <w:pPr>
         <w:bidi/>
         <w:spacing w:after="0" w:line="240" w:lineRule="auto"/>
         <w:rPr>
           <w:rFonts w:ascii="Arial" w:eastAsia="Times New Roman" w:hAnsi="Arial" w:cs="Arial"/>
-          <w:color w:val="F7F8FC"/>
-          <w:sz w:val="24"/>
-          <w:szCs w:val="24"/>
-        </w:rPr>
-      </w:pPr>
-      <w:r>
-        <w:rPr>
-          <w:rFonts w:ascii="Arial" w:eastAsia="Times New Roman" w:hAnsi="Arial" w:cs="Arial"/>
-          <w:color w:val="F7F8FC"/>
+          <w:color w:val="323E4F" w:themeColor="text2" w:themeShade="BF"/>
+          <w:sz w:val="24"/>
+          <w:szCs w:val="24"/>
+        </w:rPr>
+      </w:pPr>
+      <w:r>
+        <w:rPr>
+          <w:rFonts w:ascii="Arial" w:eastAsia="Times New Roman" w:hAnsi="Arial" w:cs="Arial"/>
+          <w:color w:val="323E4F" w:themeColor="text2" w:themeShade="BF"/>
           <w:sz w:val="24"/>
           <w:szCs w:val="24"/>
           <w:bdr w:val="single" w:sz="2" w:space="0" w:color="E3E3E3" w:frame="1"/>
@@ -483,7 +493,7 @@
       <w:r>
         <w:rPr>
           <w:rFonts w:ascii="Arial" w:eastAsia="Times New Roman" w:hAnsi="Arial" w:cs="Arial"/>
-          <w:color w:val="F7F8FC"/>
+          <w:color w:val="323E4F" w:themeColor="text2" w:themeShade="BF"/>
           <w:sz w:val="24"/>
           <w:szCs w:val="24"/>
           <w:bdr w:val="single" w:sz="2" w:space="0" w:color="E3E3E3" w:frame="1"/>
@@ -493,7 +503,7 @@
       <w:r>
         <w:rPr>
           <w:rFonts w:ascii="Arial" w:eastAsia="Times New Roman" w:hAnsi="Arial" w:cs="Arial"/>
-          <w:color w:val="F7F8FC"/>
+          <w:color w:val="323E4F" w:themeColor="text2" w:themeShade="BF"/>
           <w:sz w:val="24"/>
           <w:szCs w:val="24"/>
           <w:bdr w:val="single" w:sz="2" w:space="0" w:color="E3E3E3" w:frame="1"/>
@@ -510,7 +520,6 @@
           <w:bottom w:val="single" w:sz="2" w:space="0" w:color="E3E3E3"/>
           <w:right w:val="single" w:sz="2" w:space="0" w:color="E3E3E3"/>
         </w:pBdr>
-        <w:shd w:val="clear" w:color="auto" w:fill="2E2E33"/>
         <w:tabs>
           <w:tab w:val="left" w:pos="916"/>
           <w:tab w:val="left" w:pos="1832"/>
@@ -532,7 +541,7 @@
         <w:spacing w:after="0" w:line="240" w:lineRule="auto"/>
         <w:rPr>
           <w:rFonts w:ascii="Courier New" w:eastAsia="Times New Roman" w:hAnsi="Courier New" w:cs="Courier New"/>
-          <w:color w:val="F7F8FC"/>
+          <w:color w:val="323E4F" w:themeColor="text2" w:themeShade="BF"/>
           <w:sz w:val="24"/>
           <w:szCs w:val="24"/>
           <w:rtl/>
@@ -542,7 +551,7 @@
       <w:r>
         <w:rPr>
           <w:rFonts w:ascii="Courier New" w:eastAsia="Times New Roman" w:hAnsi="Courier New" w:cs="Courier New"/>
-          <w:color w:val="F7F8FC"/>
+          <w:color w:val="323E4F" w:themeColor="text2" w:themeShade="BF"/>
           <w:sz w:val="24"/>
           <w:szCs w:val="24"/>
         </w:rPr>
@@ -553,45 +562,76 @@
     <w:p>
       <w:pPr>
         <w:rPr>
-          <w:rtl/>
-        </w:rPr>
-      </w:pPr>
-    </w:p>
-    <w:p>
-      <w:pPr>
-        <w:rPr>
-          <w:rtl/>
-        </w:rPr>
-      </w:pPr>
-    </w:p>
-    <w:p>
-      <w:r>
+          <w:color w:val="323E4F" w:themeColor="text2" w:themeShade="BF"/>
+          <w:rtl/>
+        </w:rPr>
+      </w:pPr>
+    </w:p>
+    <w:p>
+      <w:pPr>
+        <w:rPr>
+          <w:color w:val="323E4F" w:themeColor="text2" w:themeShade="BF"/>
+          <w:rtl/>
+        </w:rPr>
+      </w:pPr>
+    </w:p>
+    <w:p>
+      <w:pPr>
+        <w:rPr>
+          <w:color w:val="323E4F" w:themeColor="text2" w:themeShade="BF"/>
+        </w:rPr>
+      </w:pPr>
+      <w:r>
+        <w:rPr>
+          <w:color w:val="323E4F" w:themeColor="text2" w:themeShade="BF"/>
+        </w:rPr>
         <w:t>{</w:t>
       </w:r>
     </w:p>
     <w:p>
-      <w:r>
+      <w:pPr>
+        <w:rPr>
+          <w:color w:val="323E4F" w:themeColor="text2" w:themeShade="BF"/>
+        </w:rPr>
+      </w:pPr>
+      <w:r>
+        <w:rPr>
+          <w:color w:val="323E4F" w:themeColor="text2" w:themeShade="BF"/>
+        </w:rPr>
         <w:t xml:space="preserve">  "op": "subscribe",</w:t>
       </w:r>
     </w:p>
     <w:p>
-      <w:r>
+      <w:pPr>
+        <w:rPr>
+          <w:color w:val="323E4F" w:themeColor="text2" w:themeShade="BF"/>
+        </w:rPr>
+      </w:pPr>
+      <w:r>
+        <w:rPr>
+          <w:color w:val="323E4F" w:themeColor="text2" w:themeShade="BF"/>
+        </w:rPr>
         <w:t xml:space="preserve">  "tags": [10, 11, 12, 25]</w:t>
       </w:r>
     </w:p>
     <w:p>
       <w:pPr>
         <w:rPr>
-          <w:rtl/>
-        </w:rPr>
-      </w:pPr>
-      <w:r>
+          <w:color w:val="323E4F" w:themeColor="text2" w:themeShade="BF"/>
+          <w:rtl/>
+        </w:rPr>
+      </w:pPr>
+      <w:r>
+        <w:rPr>
+          <w:color w:val="323E4F" w:themeColor="text2" w:themeShade="BF"/>
+        </w:rPr>
         <w:t>}</w:t>
       </w:r>
     </w:p>
     <w:p>
       <w:pPr>
         <w:rPr>
+          <w:color w:val="323E4F" w:themeColor="text2" w:themeShade="BF"/>
           <w:rtl/>
         </w:rPr>
       </w:pPr>
@@ -605,12 +645,11 @@
           <w:bottom w:val="single" w:sz="2" w:space="0" w:color="E3E3E3"/>
           <w:right w:val="single" w:sz="2" w:space="0" w:color="E3E3E3"/>
         </w:pBdr>
-        <w:shd w:val="clear" w:color="auto" w:fill="232326"/>
         <w:bidi/>
         <w:spacing w:before="0"/>
         <w:rPr>
           <w:rFonts w:ascii="Arial" w:hAnsi="Arial" w:cs="Arial"/>
-          <w:color w:val="F7F8FC"/>
+          <w:color w:val="323E4F" w:themeColor="text2" w:themeShade="BF"/>
           <w:spacing w:val="-5"/>
         </w:rPr>
       </w:pPr>
@@ -618,7 +657,7 @@
         <w:rPr>
           <w:rStyle w:val="qwen-markdown-text"/>
           <w:rFonts w:ascii="Arial" w:hAnsi="Arial" w:cs="Arial"/>
-          <w:color w:val="F7F8FC"/>
+          <w:color w:val="323E4F" w:themeColor="text2" w:themeShade="BF"/>
           <w:spacing w:val="-5"/>
           <w:bdr w:val="single" w:sz="2" w:space="0" w:color="E3E3E3" w:frame="1"/>
           <w:rtl/>
@@ -629,7 +668,7 @@
         <w:rPr>
           <w:rStyle w:val="qwen-markdown-text"/>
           <w:rFonts w:ascii="Arial" w:hAnsi="Arial" w:cs="Arial"/>
-          <w:color w:val="F7F8FC"/>
+          <w:color w:val="323E4F" w:themeColor="text2" w:themeShade="BF"/>
           <w:spacing w:val="-5"/>
           <w:bdr w:val="single" w:sz="2" w:space="0" w:color="E3E3E3" w:frame="1"/>
           <w:rtl/>
@@ -641,7 +680,7 @@
         <w:rPr>
           <w:rStyle w:val="qwen-markdown-text"/>
           <w:rFonts w:ascii="Arial" w:hAnsi="Arial" w:cs="Arial"/>
-          <w:color w:val="F7F8FC"/>
+          <w:color w:val="323E4F" w:themeColor="text2" w:themeShade="BF"/>
           <w:spacing w:val="-5"/>
           <w:bdr w:val="single" w:sz="2" w:space="0" w:color="E3E3E3" w:frame="1"/>
           <w:rtl/>
@@ -651,19 +690,18 @@
     </w:p>
     <w:p>
       <w:pPr>
-        <w:shd w:val="clear" w:color="auto" w:fill="232326"/>
         <w:bidi/>
         <w:rPr>
           <w:rFonts w:ascii="Arial" w:hAnsi="Arial" w:cs="Arial"/>
-          <w:color w:val="F7F8FC"/>
-          <w:rtl/>
-        </w:rPr>
-      </w:pPr>
-      <w:r>
-        <w:rPr>
-          <w:rStyle w:val="qwen-markdown-text"/>
-          <w:rFonts w:ascii="Arial" w:hAnsi="Arial" w:cs="Arial"/>
-          <w:color w:val="F7F8FC"/>
+          <w:color w:val="323E4F" w:themeColor="text2" w:themeShade="BF"/>
+          <w:rtl/>
+        </w:rPr>
+      </w:pPr>
+      <w:r>
+        <w:rPr>
+          <w:rStyle w:val="qwen-markdown-text"/>
+          <w:rFonts w:ascii="Arial" w:hAnsi="Arial" w:cs="Arial"/>
+          <w:color w:val="323E4F" w:themeColor="text2" w:themeShade="BF"/>
           <w:bdr w:val="single" w:sz="2" w:space="0" w:color="E3E3E3" w:frame="1"/>
           <w:rtl/>
         </w:rPr>
@@ -673,7 +711,7 @@
         <w:rPr>
           <w:rStyle w:val="qwen-markdown-text"/>
           <w:rFonts w:ascii="Arial" w:hAnsi="Arial" w:cs="Arial"/>
-          <w:color w:val="F7F8FC"/>
+          <w:color w:val="323E4F" w:themeColor="text2" w:themeShade="BF"/>
           <w:bdr w:val="single" w:sz="2" w:space="0" w:color="E3E3E3" w:frame="1"/>
         </w:rPr>
         <w:t>GUI</w:t>
@@ -682,7 +720,7 @@
         <w:rPr>
           <w:rStyle w:val="qwen-markdown-text"/>
           <w:rFonts w:ascii="Arial" w:hAnsi="Arial" w:cs="Arial"/>
-          <w:color w:val="F7F8FC"/>
+          <w:color w:val="323E4F" w:themeColor="text2" w:themeShade="BF"/>
           <w:bdr w:val="single" w:sz="2" w:space="0" w:color="E3E3E3" w:frame="1"/>
           <w:rtl/>
         </w:rPr>
@@ -692,7 +730,7 @@
         <w:rPr>
           <w:rStyle w:val="qwen-markdown-text"/>
           <w:rFonts w:ascii="Arial" w:hAnsi="Arial" w:cs="Arial"/>
-          <w:color w:val="F7F8FC"/>
+          <w:color w:val="323E4F" w:themeColor="text2" w:themeShade="BF"/>
           <w:bdr w:val="single" w:sz="2" w:space="0" w:color="E3E3E3" w:frame="1"/>
         </w:rPr>
         <w:t>subscribe</w:t>
@@ -701,7 +739,7 @@
         <w:rPr>
           <w:rStyle w:val="qwen-markdown-text"/>
           <w:rFonts w:ascii="Arial" w:hAnsi="Arial" w:cs="Arial"/>
-          <w:color w:val="F7F8FC"/>
+          <w:color w:val="323E4F" w:themeColor="text2" w:themeShade="BF"/>
           <w:bdr w:val="single" w:sz="2" w:space="0" w:color="E3E3E3" w:frame="1"/>
           <w:rtl/>
         </w:rPr>
@@ -711,7 +749,7 @@
         <w:rPr>
           <w:rStyle w:val="qwen-markdown-text"/>
           <w:rFonts w:ascii="Arial" w:hAnsi="Arial" w:cs="Arial"/>
-          <w:color w:val="F7F8FC"/>
+          <w:color w:val="323E4F" w:themeColor="text2" w:themeShade="BF"/>
           <w:bdr w:val="single" w:sz="2" w:space="0" w:color="E3E3E3" w:frame="1"/>
         </w:rPr>
         <w:t>snapshot</w:t>
@@ -720,7 +758,7 @@
         <w:rPr>
           <w:rStyle w:val="qwen-markdown-text"/>
           <w:rFonts w:ascii="Arial" w:hAnsi="Arial" w:cs="Arial"/>
-          <w:color w:val="F7F8FC"/>
+          <w:color w:val="323E4F" w:themeColor="text2" w:themeShade="BF"/>
           <w:bdr w:val="single" w:sz="2" w:space="0" w:color="E3E3E3" w:frame="1"/>
           <w:rtl/>
         </w:rPr>
@@ -730,175 +768,354 @@
     <w:p>
       <w:pPr>
         <w:rPr>
-          <w:rtl/>
-        </w:rPr>
-      </w:pPr>
-    </w:p>
-    <w:p>
-      <w:pPr>
-        <w:rPr>
-          <w:rtl/>
-        </w:rPr>
-      </w:pPr>
-    </w:p>
-    <w:p>
-      <w:r>
+          <w:color w:val="323E4F" w:themeColor="text2" w:themeShade="BF"/>
+          <w:rtl/>
+        </w:rPr>
+      </w:pPr>
+    </w:p>
+    <w:p>
+      <w:pPr>
+        <w:rPr>
+          <w:color w:val="323E4F" w:themeColor="text2" w:themeShade="BF"/>
+          <w:rtl/>
+        </w:rPr>
+      </w:pPr>
+    </w:p>
+    <w:p>
+      <w:pPr>
+        <w:rPr>
+          <w:color w:val="323E4F" w:themeColor="text2" w:themeShade="BF"/>
+        </w:rPr>
+      </w:pPr>
+      <w:r>
+        <w:rPr>
+          <w:color w:val="323E4F" w:themeColor="text2" w:themeShade="BF"/>
+        </w:rPr>
         <w:t>{</w:t>
       </w:r>
     </w:p>
     <w:p>
-      <w:r>
+      <w:pPr>
+        <w:rPr>
+          <w:color w:val="323E4F" w:themeColor="text2" w:themeShade="BF"/>
+        </w:rPr>
+      </w:pPr>
+      <w:r>
+        <w:rPr>
+          <w:color w:val="323E4F" w:themeColor="text2" w:themeShade="BF"/>
+        </w:rPr>
         <w:lastRenderedPageBreak/>
         <w:t xml:space="preserve">  "type": "</w:t>
       </w:r>
       <w:proofErr w:type="spellStart"/>
       <w:proofErr w:type="gramStart"/>
       <w:r>
+        <w:rPr>
+          <w:color w:val="323E4F" w:themeColor="text2" w:themeShade="BF"/>
+        </w:rPr>
         <w:t>tags.snapshot</w:t>
       </w:r>
       <w:proofErr w:type="spellEnd"/>
       <w:proofErr w:type="gramEnd"/>
       <w:r>
+        <w:rPr>
+          <w:color w:val="323E4F" w:themeColor="text2" w:themeShade="BF"/>
+        </w:rPr>
         <w:t>",</w:t>
       </w:r>
     </w:p>
     <w:p>
-      <w:r>
+      <w:pPr>
+        <w:rPr>
+          <w:color w:val="323E4F" w:themeColor="text2" w:themeShade="BF"/>
+        </w:rPr>
+      </w:pPr>
+      <w:r>
+        <w:rPr>
+          <w:color w:val="323E4F" w:themeColor="text2" w:themeShade="BF"/>
+        </w:rPr>
         <w:t xml:space="preserve">  "</w:t>
       </w:r>
       <w:proofErr w:type="spellStart"/>
       <w:r>
+        <w:rPr>
+          <w:color w:val="323E4F" w:themeColor="text2" w:themeShade="BF"/>
+        </w:rPr>
         <w:t>ts</w:t>
       </w:r>
       <w:proofErr w:type="spellEnd"/>
       <w:r>
+        <w:rPr>
+          <w:color w:val="323E4F" w:themeColor="text2" w:themeShade="BF"/>
+        </w:rPr>
         <w:t>": "2026-08-10T12:00:00.000Z",</w:t>
       </w:r>
     </w:p>
     <w:p>
-      <w:r>
+      <w:pPr>
+        <w:rPr>
+          <w:color w:val="323E4F" w:themeColor="text2" w:themeShade="BF"/>
+        </w:rPr>
+      </w:pPr>
+      <w:r>
+        <w:rPr>
+          <w:color w:val="323E4F" w:themeColor="text2" w:themeShade="BF"/>
+        </w:rPr>
         <w:t xml:space="preserve">  "tags": [</w:t>
       </w:r>
     </w:p>
     <w:p>
-      <w:r>
+      <w:pPr>
+        <w:rPr>
+          <w:color w:val="323E4F" w:themeColor="text2" w:themeShade="BF"/>
+        </w:rPr>
+      </w:pPr>
+      <w:r>
+        <w:rPr>
+          <w:color w:val="323E4F" w:themeColor="text2" w:themeShade="BF"/>
+        </w:rPr>
         <w:t xml:space="preserve">    {</w:t>
       </w:r>
     </w:p>
     <w:p>
-      <w:r>
+      <w:pPr>
+        <w:rPr>
+          <w:color w:val="323E4F" w:themeColor="text2" w:themeShade="BF"/>
+        </w:rPr>
+      </w:pPr>
+      <w:r>
+        <w:rPr>
+          <w:color w:val="323E4F" w:themeColor="text2" w:themeShade="BF"/>
+        </w:rPr>
         <w:t xml:space="preserve">      "</w:t>
       </w:r>
       <w:proofErr w:type="spellStart"/>
       <w:r>
+        <w:rPr>
+          <w:color w:val="323E4F" w:themeColor="text2" w:themeShade="BF"/>
+        </w:rPr>
         <w:t>tag_id</w:t>
       </w:r>
       <w:proofErr w:type="spellEnd"/>
       <w:r>
+        <w:rPr>
+          <w:color w:val="323E4F" w:themeColor="text2" w:themeShade="BF"/>
+        </w:rPr>
         <w:t>": 10,</w:t>
       </w:r>
     </w:p>
     <w:p>
-      <w:r>
+      <w:pPr>
+        <w:rPr>
+          <w:color w:val="323E4F" w:themeColor="text2" w:themeShade="BF"/>
+        </w:rPr>
+      </w:pPr>
+      <w:r>
+        <w:rPr>
+          <w:color w:val="323E4F" w:themeColor="text2" w:themeShade="BF"/>
+        </w:rPr>
         <w:t xml:space="preserve">      "value": 23.4,</w:t>
       </w:r>
     </w:p>
     <w:p>
-      <w:r>
+      <w:pPr>
+        <w:rPr>
+          <w:color w:val="323E4F" w:themeColor="text2" w:themeShade="BF"/>
+        </w:rPr>
+      </w:pPr>
+      <w:r>
+        <w:rPr>
+          <w:color w:val="323E4F" w:themeColor="text2" w:themeShade="BF"/>
+        </w:rPr>
         <w:t xml:space="preserve">      "quality": "good",</w:t>
       </w:r>
     </w:p>
     <w:p>
-      <w:r>
+      <w:pPr>
+        <w:rPr>
+          <w:color w:val="323E4F" w:themeColor="text2" w:themeShade="BF"/>
+        </w:rPr>
+      </w:pPr>
+      <w:r>
+        <w:rPr>
+          <w:color w:val="323E4F" w:themeColor="text2" w:themeShade="BF"/>
+        </w:rPr>
         <w:t xml:space="preserve">      "</w:t>
       </w:r>
       <w:proofErr w:type="spellStart"/>
       <w:r>
+        <w:rPr>
+          <w:color w:val="323E4F" w:themeColor="text2" w:themeShade="BF"/>
+        </w:rPr>
         <w:t>ts</w:t>
       </w:r>
       <w:proofErr w:type="spellEnd"/>
       <w:r>
+        <w:rPr>
+          <w:color w:val="323E4F" w:themeColor="text2" w:themeShade="BF"/>
+        </w:rPr>
         <w:t>": "2026-08-10T11:59:59.800Z"</w:t>
       </w:r>
     </w:p>
     <w:p>
-      <w:r>
+      <w:pPr>
+        <w:rPr>
+          <w:color w:val="323E4F" w:themeColor="text2" w:themeShade="BF"/>
+        </w:rPr>
+      </w:pPr>
+      <w:r>
+        <w:rPr>
+          <w:color w:val="323E4F" w:themeColor="text2" w:themeShade="BF"/>
+        </w:rPr>
         <w:t xml:space="preserve">    },</w:t>
       </w:r>
     </w:p>
     <w:p>
-      <w:r>
+      <w:pPr>
+        <w:rPr>
+          <w:color w:val="323E4F" w:themeColor="text2" w:themeShade="BF"/>
+        </w:rPr>
+      </w:pPr>
+      <w:r>
+        <w:rPr>
+          <w:color w:val="323E4F" w:themeColor="text2" w:themeShade="BF"/>
+        </w:rPr>
         <w:t xml:space="preserve">    {</w:t>
       </w:r>
     </w:p>
     <w:p>
-      <w:r>
+      <w:pPr>
+        <w:rPr>
+          <w:color w:val="323E4F" w:themeColor="text2" w:themeShade="BF"/>
+        </w:rPr>
+      </w:pPr>
+      <w:r>
+        <w:rPr>
+          <w:color w:val="323E4F" w:themeColor="text2" w:themeShade="BF"/>
+        </w:rPr>
         <w:t xml:space="preserve">      "</w:t>
       </w:r>
       <w:proofErr w:type="spellStart"/>
       <w:r>
+        <w:rPr>
+          <w:color w:val="323E4F" w:themeColor="text2" w:themeShade="BF"/>
+        </w:rPr>
         <w:t>tag_id</w:t>
       </w:r>
       <w:proofErr w:type="spellEnd"/>
       <w:r>
+        <w:rPr>
+          <w:color w:val="323E4F" w:themeColor="text2" w:themeShade="BF"/>
+        </w:rPr>
         <w:t>": 11,</w:t>
       </w:r>
     </w:p>
     <w:p>
-      <w:r>
+      <w:pPr>
+        <w:rPr>
+          <w:color w:val="323E4F" w:themeColor="text2" w:themeShade="BF"/>
+        </w:rPr>
+      </w:pPr>
+      <w:r>
+        <w:rPr>
+          <w:color w:val="323E4F" w:themeColor="text2" w:themeShade="BF"/>
+        </w:rPr>
         <w:t xml:space="preserve">      "value": 56.1,</w:t>
       </w:r>
     </w:p>
     <w:p>
-      <w:r>
+      <w:pPr>
+        <w:rPr>
+          <w:color w:val="323E4F" w:themeColor="text2" w:themeShade="BF"/>
+        </w:rPr>
+      </w:pPr>
+      <w:r>
+        <w:rPr>
+          <w:color w:val="323E4F" w:themeColor="text2" w:themeShade="BF"/>
+        </w:rPr>
         <w:t xml:space="preserve">      "quality": "good",</w:t>
       </w:r>
     </w:p>
     <w:p>
-      <w:r>
+      <w:pPr>
+        <w:rPr>
+          <w:color w:val="323E4F" w:themeColor="text2" w:themeShade="BF"/>
+        </w:rPr>
+      </w:pPr>
+      <w:r>
+        <w:rPr>
+          <w:color w:val="323E4F" w:themeColor="text2" w:themeShade="BF"/>
+        </w:rPr>
         <w:t xml:space="preserve">      "</w:t>
       </w:r>
       <w:proofErr w:type="spellStart"/>
       <w:r>
+        <w:rPr>
+          <w:color w:val="323E4F" w:themeColor="text2" w:themeShade="BF"/>
+        </w:rPr>
         <w:t>ts</w:t>
       </w:r>
       <w:proofErr w:type="spellEnd"/>
       <w:r>
+        <w:rPr>
+          <w:color w:val="323E4F" w:themeColor="text2" w:themeShade="BF"/>
+        </w:rPr>
         <w:t>": "2026-08-10T11:59:59.900Z"</w:t>
       </w:r>
     </w:p>
     <w:p>
-      <w:r>
+      <w:pPr>
+        <w:rPr>
+          <w:color w:val="323E4F" w:themeColor="text2" w:themeShade="BF"/>
+        </w:rPr>
+      </w:pPr>
+      <w:r>
+        <w:rPr>
+          <w:color w:val="323E4F" w:themeColor="text2" w:themeShade="BF"/>
+        </w:rPr>
         <w:t xml:space="preserve">    }</w:t>
       </w:r>
     </w:p>
     <w:p>
-      <w:r>
+      <w:pPr>
+        <w:rPr>
+          <w:color w:val="323E4F" w:themeColor="text2" w:themeShade="BF"/>
+        </w:rPr>
+      </w:pPr>
+      <w:r>
+        <w:rPr>
+          <w:color w:val="323E4F" w:themeColor="text2" w:themeShade="BF"/>
+        </w:rPr>
         <w:t xml:space="preserve">  ]</w:t>
       </w:r>
     </w:p>
     <w:p>
       <w:pPr>
         <w:rPr>
-          <w:rtl/>
-        </w:rPr>
-      </w:pPr>
-      <w:r>
+          <w:color w:val="323E4F" w:themeColor="text2" w:themeShade="BF"/>
+          <w:rtl/>
+        </w:rPr>
+      </w:pPr>
+      <w:r>
+        <w:rPr>
+          <w:color w:val="323E4F" w:themeColor="text2" w:themeShade="BF"/>
+        </w:rPr>
         <w:t>}</w:t>
       </w:r>
     </w:p>
     <w:p>
       <w:pPr>
         <w:rPr>
-          <w:rtl/>
-        </w:rPr>
-      </w:pPr>
-    </w:p>
-    <w:p>
-      <w:pPr>
-        <w:rPr>
-          <w:rFonts w:ascii="Arial" w:hAnsi="Arial" w:cs="Arial"/>
-          <w:color w:val="F7F8FC"/>
+          <w:color w:val="323E4F" w:themeColor="text2" w:themeShade="BF"/>
+          <w:rtl/>
+        </w:rPr>
+      </w:pPr>
+    </w:p>
+    <w:p>
+      <w:pPr>
+        <w:rPr>
+          <w:rFonts w:ascii="Arial" w:hAnsi="Arial" w:cs="Arial"/>
+          <w:color w:val="323E4F" w:themeColor="text2" w:themeShade="BF"/>
           <w:shd w:val="clear" w:color="auto" w:fill="232326"/>
           <w:rtl/>
         </w:rPr>
@@ -906,7 +1123,7 @@
       <w:r>
         <w:rPr>
           <w:rFonts w:ascii="Arial" w:hAnsi="Arial" w:cs="Arial"/>
-          <w:color w:val="F7F8FC"/>
+          <w:color w:val="323E4F" w:themeColor="text2" w:themeShade="BF"/>
           <w:shd w:val="clear" w:color="auto" w:fill="232326"/>
           <w:rtl/>
         </w:rPr>
@@ -915,7 +1132,7 @@
       <w:r>
         <w:rPr>
           <w:rFonts w:ascii="Arial" w:hAnsi="Arial" w:cs="Arial"/>
-          <w:color w:val="F7F8FC"/>
+          <w:color w:val="323E4F" w:themeColor="text2" w:themeShade="BF"/>
           <w:shd w:val="clear" w:color="auto" w:fill="232326"/>
         </w:rPr>
         <w:t xml:space="preserve"> snapshot </w:t>
@@ -923,7 +1140,7 @@
       <w:r>
         <w:rPr>
           <w:rFonts w:ascii="Arial" w:hAnsi="Arial" w:cs="Arial"/>
-          <w:color w:val="F7F8FC"/>
+          <w:color w:val="323E4F" w:themeColor="text2" w:themeShade="BF"/>
           <w:shd w:val="clear" w:color="auto" w:fill="232326"/>
           <w:rtl/>
         </w:rPr>
@@ -932,7 +1149,7 @@
       <w:r>
         <w:rPr>
           <w:rFonts w:ascii="Arial" w:hAnsi="Arial" w:cs="Arial"/>
-          <w:color w:val="F7F8FC"/>
+          <w:color w:val="323E4F" w:themeColor="text2" w:themeShade="BF"/>
           <w:shd w:val="clear" w:color="auto" w:fill="232326"/>
         </w:rPr>
         <w:t>:</w:t>
@@ -941,11 +1158,15 @@
     <w:p>
       <w:pPr>
         <w:rPr>
+          <w:color w:val="323E4F" w:themeColor="text2" w:themeShade="BF"/>
           <w:rtl/>
         </w:rPr>
       </w:pPr>
       <w:proofErr w:type="spellStart"/>
       <w:r>
+        <w:rPr>
+          <w:color w:val="323E4F" w:themeColor="text2" w:themeShade="BF"/>
+        </w:rPr>
         <w:t>tag_current_state</w:t>
       </w:r>
       <w:proofErr w:type="spellEnd"/>
@@ -953,24 +1174,24 @@
     <w:p>
       <w:pPr>
         <w:rPr>
-          <w:rtl/>
-        </w:rPr>
-      </w:pPr>
-    </w:p>
-    <w:p>
-      <w:pPr>
-        <w:shd w:val="clear" w:color="auto" w:fill="232326"/>
+          <w:color w:val="323E4F" w:themeColor="text2" w:themeShade="BF"/>
+          <w:rtl/>
+        </w:rPr>
+      </w:pPr>
+    </w:p>
+    <w:p>
+      <w:pPr>
         <w:bidi/>
         <w:rPr>
           <w:rFonts w:ascii="Arial" w:hAnsi="Arial" w:cs="Arial"/>
-          <w:color w:val="F7F8FC"/>
-        </w:rPr>
-      </w:pPr>
-      <w:r>
-        <w:rPr>
-          <w:rStyle w:val="qwen-markdown-text"/>
-          <w:rFonts w:ascii="Arial" w:hAnsi="Arial" w:cs="Arial"/>
-          <w:color w:val="F7F8FC"/>
+          <w:color w:val="323E4F" w:themeColor="text2" w:themeShade="BF"/>
+        </w:rPr>
+      </w:pPr>
+      <w:r>
+        <w:rPr>
+          <w:rStyle w:val="qwen-markdown-text"/>
+          <w:rFonts w:ascii="Arial" w:hAnsi="Arial" w:cs="Arial"/>
+          <w:color w:val="323E4F" w:themeColor="text2" w:themeShade="BF"/>
           <w:bdr w:val="single" w:sz="2" w:space="0" w:color="E3E3E3" w:frame="1"/>
           <w:rtl/>
         </w:rPr>
@@ -986,12 +1207,11 @@
           <w:bottom w:val="single" w:sz="2" w:space="0" w:color="E3E3E3"/>
           <w:right w:val="single" w:sz="2" w:space="0" w:color="E3E3E3"/>
         </w:pBdr>
-        <w:shd w:val="clear" w:color="auto" w:fill="232326"/>
         <w:bidi/>
         <w:spacing w:before="0"/>
         <w:rPr>
           <w:rFonts w:ascii="Arial" w:hAnsi="Arial" w:cs="Arial"/>
-          <w:color w:val="F7F8FC"/>
+          <w:color w:val="323E4F" w:themeColor="text2" w:themeShade="BF"/>
           <w:spacing w:val="-5"/>
           <w:rtl/>
         </w:rPr>
@@ -1000,7 +1220,7 @@
         <w:rPr>
           <w:rStyle w:val="qwen-markdown-text"/>
           <w:rFonts w:ascii="Arial" w:hAnsi="Arial" w:cs="Arial"/>
-          <w:color w:val="F7F8FC"/>
+          <w:color w:val="323E4F" w:themeColor="text2" w:themeShade="BF"/>
           <w:spacing w:val="-5"/>
           <w:bdr w:val="single" w:sz="2" w:space="0" w:color="E3E3E3" w:frame="1"/>
           <w:rtl/>
@@ -1011,7 +1231,7 @@
         <w:rPr>
           <w:rStyle w:val="qwen-markdown-text"/>
           <w:rFonts w:ascii="Arial" w:hAnsi="Arial" w:cs="Arial"/>
-          <w:color w:val="F7F8FC"/>
+          <w:color w:val="323E4F" w:themeColor="text2" w:themeShade="BF"/>
           <w:spacing w:val="-5"/>
           <w:bdr w:val="single" w:sz="2" w:space="0" w:color="E3E3E3" w:frame="1"/>
           <w:rtl/>
@@ -1023,7 +1243,7 @@
         <w:rPr>
           <w:rStyle w:val="qwen-markdown-text"/>
           <w:rFonts w:ascii="Arial" w:hAnsi="Arial" w:cs="Arial"/>
-          <w:color w:val="F7F8FC"/>
+          <w:color w:val="323E4F" w:themeColor="text2" w:themeShade="BF"/>
           <w:spacing w:val="-5"/>
           <w:bdr w:val="single" w:sz="2" w:space="0" w:color="E3E3E3" w:frame="1"/>
           <w:rtl/>
@@ -1033,19 +1253,18 @@
     </w:p>
     <w:p>
       <w:pPr>
-        <w:shd w:val="clear" w:color="auto" w:fill="232326"/>
         <w:bidi/>
         <w:rPr>
           <w:rFonts w:ascii="Arial" w:hAnsi="Arial" w:cs="Arial"/>
-          <w:color w:val="F7F8FC"/>
-          <w:rtl/>
-        </w:rPr>
-      </w:pPr>
-      <w:r>
-        <w:rPr>
-          <w:rStyle w:val="qwen-markdown-text"/>
-          <w:rFonts w:ascii="Arial" w:hAnsi="Arial" w:cs="Arial"/>
-          <w:color w:val="F7F8FC"/>
+          <w:color w:val="323E4F" w:themeColor="text2" w:themeShade="BF"/>
+          <w:rtl/>
+        </w:rPr>
+      </w:pPr>
+      <w:r>
+        <w:rPr>
+          <w:rStyle w:val="qwen-markdown-text"/>
+          <w:rFonts w:ascii="Arial" w:hAnsi="Arial" w:cs="Arial"/>
+          <w:color w:val="323E4F" w:themeColor="text2" w:themeShade="BF"/>
           <w:bdr w:val="single" w:sz="2" w:space="0" w:color="E3E3E3" w:frame="1"/>
           <w:rtl/>
         </w:rPr>
@@ -1055,7 +1274,7 @@
         <w:rPr>
           <w:rStyle w:val="qwen-markdown-text"/>
           <w:rFonts w:ascii="Arial" w:hAnsi="Arial" w:cs="Arial"/>
-          <w:color w:val="F7F8FC"/>
+          <w:color w:val="323E4F" w:themeColor="text2" w:themeShade="BF"/>
           <w:bdr w:val="single" w:sz="2" w:space="0" w:color="E3E3E3" w:frame="1"/>
         </w:rPr>
         <w:t>Tag Core</w:t>
@@ -1064,7 +1283,7 @@
         <w:rPr>
           <w:rStyle w:val="qwen-markdown-text"/>
           <w:rFonts w:ascii="Arial" w:hAnsi="Arial" w:cs="Arial"/>
-          <w:color w:val="F7F8FC"/>
+          <w:color w:val="323E4F" w:themeColor="text2" w:themeShade="BF"/>
           <w:bdr w:val="single" w:sz="2" w:space="0" w:color="E3E3E3" w:frame="1"/>
           <w:rtl/>
         </w:rPr>
@@ -1074,155 +1293,287 @@
     <w:p>
       <w:pPr>
         <w:rPr>
-          <w:rtl/>
-        </w:rPr>
-      </w:pPr>
-    </w:p>
-    <w:p>
-      <w:pPr>
-        <w:rPr>
-          <w:rtl/>
-        </w:rPr>
-      </w:pPr>
-    </w:p>
-    <w:p>
-      <w:r>
+          <w:color w:val="323E4F" w:themeColor="text2" w:themeShade="BF"/>
+          <w:rtl/>
+        </w:rPr>
+      </w:pPr>
+    </w:p>
+    <w:p>
+      <w:pPr>
+        <w:rPr>
+          <w:color w:val="323E4F" w:themeColor="text2" w:themeShade="BF"/>
+          <w:rtl/>
+        </w:rPr>
+      </w:pPr>
+    </w:p>
+    <w:p>
+      <w:pPr>
+        <w:rPr>
+          <w:color w:val="323E4F" w:themeColor="text2" w:themeShade="BF"/>
+        </w:rPr>
+      </w:pPr>
+      <w:r>
+        <w:rPr>
+          <w:color w:val="323E4F" w:themeColor="text2" w:themeShade="BF"/>
+        </w:rPr>
         <w:t>{</w:t>
       </w:r>
     </w:p>
     <w:p>
-      <w:r>
+      <w:pPr>
+        <w:rPr>
+          <w:color w:val="323E4F" w:themeColor="text2" w:themeShade="BF"/>
+        </w:rPr>
+      </w:pPr>
+      <w:r>
+        <w:rPr>
+          <w:color w:val="323E4F" w:themeColor="text2" w:themeShade="BF"/>
+        </w:rPr>
         <w:t xml:space="preserve">  "type": "</w:t>
       </w:r>
       <w:proofErr w:type="spellStart"/>
       <w:proofErr w:type="gramStart"/>
       <w:r>
+        <w:rPr>
+          <w:color w:val="323E4F" w:themeColor="text2" w:themeShade="BF"/>
+        </w:rPr>
         <w:t>tags.batch</w:t>
       </w:r>
       <w:proofErr w:type="spellEnd"/>
       <w:proofErr w:type="gramEnd"/>
       <w:r>
+        <w:rPr>
+          <w:color w:val="323E4F" w:themeColor="text2" w:themeShade="BF"/>
+        </w:rPr>
         <w:t>",</w:t>
       </w:r>
     </w:p>
     <w:p>
-      <w:r>
+      <w:pPr>
+        <w:rPr>
+          <w:color w:val="323E4F" w:themeColor="text2" w:themeShade="BF"/>
+        </w:rPr>
+      </w:pPr>
+      <w:r>
+        <w:rPr>
+          <w:color w:val="323E4F" w:themeColor="text2" w:themeShade="BF"/>
+        </w:rPr>
         <w:t xml:space="preserve">  "</w:t>
       </w:r>
       <w:proofErr w:type="spellStart"/>
       <w:r>
+        <w:rPr>
+          <w:color w:val="323E4F" w:themeColor="text2" w:themeShade="BF"/>
+        </w:rPr>
         <w:t>ts</w:t>
       </w:r>
       <w:proofErr w:type="spellEnd"/>
       <w:r>
+        <w:rPr>
+          <w:color w:val="323E4F" w:themeColor="text2" w:themeShade="BF"/>
+        </w:rPr>
         <w:t>": "2026-08-10T12:00:01.100Z",</w:t>
       </w:r>
     </w:p>
     <w:p>
-      <w:r>
+      <w:pPr>
+        <w:rPr>
+          <w:color w:val="323E4F" w:themeColor="text2" w:themeShade="BF"/>
+        </w:rPr>
+      </w:pPr>
+      <w:r>
+        <w:rPr>
+          <w:color w:val="323E4F" w:themeColor="text2" w:themeShade="BF"/>
+        </w:rPr>
         <w:lastRenderedPageBreak/>
         <w:t xml:space="preserve">  "updates": [</w:t>
       </w:r>
     </w:p>
     <w:p>
-      <w:r>
+      <w:pPr>
+        <w:rPr>
+          <w:color w:val="323E4F" w:themeColor="text2" w:themeShade="BF"/>
+        </w:rPr>
+      </w:pPr>
+      <w:r>
+        <w:rPr>
+          <w:color w:val="323E4F" w:themeColor="text2" w:themeShade="BF"/>
+        </w:rPr>
         <w:t xml:space="preserve">    {</w:t>
       </w:r>
     </w:p>
     <w:p>
-      <w:r>
+      <w:pPr>
+        <w:rPr>
+          <w:color w:val="323E4F" w:themeColor="text2" w:themeShade="BF"/>
+        </w:rPr>
+      </w:pPr>
+      <w:r>
+        <w:rPr>
+          <w:color w:val="323E4F" w:themeColor="text2" w:themeShade="BF"/>
+        </w:rPr>
         <w:t xml:space="preserve">      "type": "</w:t>
       </w:r>
       <w:proofErr w:type="spellStart"/>
       <w:proofErr w:type="gramStart"/>
       <w:r>
+        <w:rPr>
+          <w:color w:val="323E4F" w:themeColor="text2" w:themeShade="BF"/>
+        </w:rPr>
         <w:t>tag.update</w:t>
       </w:r>
       <w:proofErr w:type="spellEnd"/>
       <w:proofErr w:type="gramEnd"/>
       <w:r>
+        <w:rPr>
+          <w:color w:val="323E4F" w:themeColor="text2" w:themeShade="BF"/>
+        </w:rPr>
         <w:t>",</w:t>
       </w:r>
     </w:p>
     <w:p>
-      <w:r>
+      <w:pPr>
+        <w:rPr>
+          <w:color w:val="323E4F" w:themeColor="text2" w:themeShade="BF"/>
+        </w:rPr>
+      </w:pPr>
+      <w:r>
+        <w:rPr>
+          <w:color w:val="323E4F" w:themeColor="text2" w:themeShade="BF"/>
+        </w:rPr>
         <w:t xml:space="preserve">      "</w:t>
       </w:r>
       <w:proofErr w:type="spellStart"/>
       <w:r>
+        <w:rPr>
+          <w:color w:val="323E4F" w:themeColor="text2" w:themeShade="BF"/>
+        </w:rPr>
         <w:t>tag_id</w:t>
       </w:r>
       <w:proofErr w:type="spellEnd"/>
       <w:r>
+        <w:rPr>
+          <w:color w:val="323E4F" w:themeColor="text2" w:themeShade="BF"/>
+        </w:rPr>
         <w:t>": 10,</w:t>
       </w:r>
     </w:p>
     <w:p>
-      <w:r>
+      <w:pPr>
+        <w:rPr>
+          <w:color w:val="323E4F" w:themeColor="text2" w:themeShade="BF"/>
+        </w:rPr>
+      </w:pPr>
+      <w:r>
+        <w:rPr>
+          <w:color w:val="323E4F" w:themeColor="text2" w:themeShade="BF"/>
+        </w:rPr>
         <w:t xml:space="preserve">      "value": 23.5,</w:t>
       </w:r>
     </w:p>
     <w:p>
-      <w:r>
+      <w:pPr>
+        <w:rPr>
+          <w:color w:val="323E4F" w:themeColor="text2" w:themeShade="BF"/>
+        </w:rPr>
+      </w:pPr>
+      <w:r>
+        <w:rPr>
+          <w:color w:val="323E4F" w:themeColor="text2" w:themeShade="BF"/>
+        </w:rPr>
         <w:t xml:space="preserve">      "quality": "good",</w:t>
       </w:r>
     </w:p>
     <w:p>
-      <w:r>
+      <w:pPr>
+        <w:rPr>
+          <w:color w:val="323E4F" w:themeColor="text2" w:themeShade="BF"/>
+        </w:rPr>
+      </w:pPr>
+      <w:r>
+        <w:rPr>
+          <w:color w:val="323E4F" w:themeColor="text2" w:themeShade="BF"/>
+        </w:rPr>
         <w:t xml:space="preserve">      "</w:t>
       </w:r>
       <w:proofErr w:type="spellStart"/>
       <w:r>
+        <w:rPr>
+          <w:color w:val="323E4F" w:themeColor="text2" w:themeShade="BF"/>
+        </w:rPr>
         <w:t>ts</w:t>
       </w:r>
       <w:proofErr w:type="spellEnd"/>
       <w:r>
+        <w:rPr>
+          <w:color w:val="323E4F" w:themeColor="text2" w:themeShade="BF"/>
+        </w:rPr>
         <w:t>": "2026-08-10T12:00:01.050Z"</w:t>
       </w:r>
     </w:p>
     <w:p>
-      <w:r>
+      <w:pPr>
+        <w:rPr>
+          <w:color w:val="323E4F" w:themeColor="text2" w:themeShade="BF"/>
+        </w:rPr>
+      </w:pPr>
+      <w:r>
+        <w:rPr>
+          <w:color w:val="323E4F" w:themeColor="text2" w:themeShade="BF"/>
+        </w:rPr>
         <w:t xml:space="preserve">    }</w:t>
       </w:r>
     </w:p>
     <w:p>
-      <w:r>
+      <w:pPr>
+        <w:rPr>
+          <w:color w:val="323E4F" w:themeColor="text2" w:themeShade="BF"/>
+        </w:rPr>
+      </w:pPr>
+      <w:r>
+        <w:rPr>
+          <w:color w:val="323E4F" w:themeColor="text2" w:themeShade="BF"/>
+        </w:rPr>
         <w:t xml:space="preserve">  ]</w:t>
       </w:r>
     </w:p>
     <w:p>
       <w:pPr>
         <w:rPr>
-          <w:rtl/>
-        </w:rPr>
-      </w:pPr>
-      <w:r>
+          <w:color w:val="323E4F" w:themeColor="text2" w:themeShade="BF"/>
+          <w:rtl/>
+        </w:rPr>
+      </w:pPr>
+      <w:r>
+        <w:rPr>
+          <w:color w:val="323E4F" w:themeColor="text2" w:themeShade="BF"/>
+        </w:rPr>
         <w:t>}</w:t>
       </w:r>
     </w:p>
     <w:p>
       <w:pPr>
         <w:rPr>
-          <w:rtl/>
-        </w:rPr>
-      </w:pPr>
-    </w:p>
-    <w:p>
-      <w:pPr>
-        <w:shd w:val="clear" w:color="auto" w:fill="232326"/>
+          <w:color w:val="323E4F" w:themeColor="text2" w:themeShade="BF"/>
+          <w:rtl/>
+        </w:rPr>
+      </w:pPr>
+    </w:p>
+    <w:p>
+      <w:pPr>
         <w:bidi/>
         <w:spacing w:after="0" w:line="240" w:lineRule="auto"/>
         <w:rPr>
           <w:rFonts w:ascii="Arial" w:eastAsia="Times New Roman" w:hAnsi="Arial" w:cs="Arial"/>
-          <w:color w:val="F7F8FC"/>
-          <w:sz w:val="24"/>
-          <w:szCs w:val="24"/>
-        </w:rPr>
-      </w:pPr>
-      <w:r>
-        <w:rPr>
-          <w:rFonts w:ascii="Arial" w:eastAsia="Times New Roman" w:hAnsi="Arial" w:cs="Arial"/>
-          <w:color w:val="F7F8FC"/>
+          <w:color w:val="323E4F" w:themeColor="text2" w:themeShade="BF"/>
+          <w:sz w:val="24"/>
+          <w:szCs w:val="24"/>
+        </w:rPr>
+      </w:pPr>
+      <w:r>
+        <w:rPr>
+          <w:rFonts w:ascii="Arial" w:eastAsia="Times New Roman" w:hAnsi="Arial" w:cs="Arial"/>
+          <w:color w:val="323E4F" w:themeColor="text2" w:themeShade="BF"/>
           <w:sz w:val="24"/>
           <w:szCs w:val="24"/>
           <w:bdr w:val="single" w:sz="2" w:space="0" w:color="E3E3E3" w:frame="1"/>
@@ -1233,7 +1584,7 @@
       <w:r>
         <w:rPr>
           <w:rFonts w:ascii="Arial" w:eastAsia="Times New Roman" w:hAnsi="Arial" w:cs="Arial"/>
-          <w:color w:val="F7F8FC"/>
+          <w:color w:val="323E4F" w:themeColor="text2" w:themeShade="BF"/>
           <w:sz w:val="24"/>
           <w:szCs w:val="24"/>
           <w:bdr w:val="single" w:sz="2" w:space="0" w:color="E3E3E3" w:frame="1"/>
@@ -1243,7 +1594,7 @@
       <w:r>
         <w:rPr>
           <w:rFonts w:ascii="Arial" w:eastAsia="Times New Roman" w:hAnsi="Arial" w:cs="Arial"/>
-          <w:color w:val="F7F8FC"/>
+          <w:color w:val="323E4F" w:themeColor="text2" w:themeShade="BF"/>
           <w:sz w:val="24"/>
           <w:szCs w:val="24"/>
           <w:bdr w:val="single" w:sz="2" w:space="0" w:color="E3E3E3" w:frame="1"/>
@@ -1264,21 +1615,20 @@
           <w:bottom w:val="single" w:sz="2" w:space="0" w:color="E3E3E3"/>
           <w:right w:val="single" w:sz="2" w:space="0" w:color="E3E3E3"/>
         </w:pBdr>
-        <w:shd w:val="clear" w:color="auto" w:fill="232326"/>
         <w:bidi/>
         <w:spacing w:after="0" w:line="240" w:lineRule="auto"/>
         <w:rPr>
           <w:rFonts w:ascii="Arial" w:eastAsia="Times New Roman" w:hAnsi="Arial" w:cs="Arial"/>
-          <w:color w:val="F7F8FC"/>
-          <w:sz w:val="24"/>
-          <w:szCs w:val="24"/>
-          <w:rtl/>
-        </w:rPr>
-      </w:pPr>
-      <w:r>
-        <w:rPr>
-          <w:rFonts w:ascii="Arial" w:eastAsia="Times New Roman" w:hAnsi="Arial" w:cs="Arial"/>
-          <w:color w:val="F7F8FC"/>
+          <w:color w:val="323E4F" w:themeColor="text2" w:themeShade="BF"/>
+          <w:sz w:val="24"/>
+          <w:szCs w:val="24"/>
+          <w:rtl/>
+        </w:rPr>
+      </w:pPr>
+      <w:r>
+        <w:rPr>
+          <w:rFonts w:ascii="Arial" w:eastAsia="Times New Roman" w:hAnsi="Arial" w:cs="Arial"/>
+          <w:color w:val="323E4F" w:themeColor="text2" w:themeShade="BF"/>
           <w:sz w:val="24"/>
           <w:szCs w:val="24"/>
           <w:bdr w:val="single" w:sz="2" w:space="0" w:color="E3E3E3" w:frame="1"/>
@@ -1289,7 +1639,7 @@
       <w:r>
         <w:rPr>
           <w:rFonts w:ascii="Arial" w:eastAsia="Times New Roman" w:hAnsi="Arial" w:cs="Arial"/>
-          <w:color w:val="F7F8FC"/>
+          <w:color w:val="323E4F" w:themeColor="text2" w:themeShade="BF"/>
           <w:sz w:val="24"/>
           <w:szCs w:val="24"/>
           <w:bdr w:val="single" w:sz="2" w:space="0" w:color="E3E3E3" w:frame="1"/>
@@ -1299,7 +1649,7 @@
       <w:r>
         <w:rPr>
           <w:rFonts w:ascii="Arial" w:eastAsia="Times New Roman" w:hAnsi="Arial" w:cs="Arial"/>
-          <w:color w:val="F7F8FC"/>
+          <w:color w:val="323E4F" w:themeColor="text2" w:themeShade="BF"/>
           <w:sz w:val="24"/>
           <w:szCs w:val="24"/>
           <w:bdr w:val="single" w:sz="2" w:space="0" w:color="E3E3E3" w:frame="1"/>
@@ -1320,21 +1670,20 @@
           <w:bottom w:val="single" w:sz="2" w:space="0" w:color="E3E3E3"/>
           <w:right w:val="single" w:sz="2" w:space="0" w:color="E3E3E3"/>
         </w:pBdr>
-        <w:shd w:val="clear" w:color="auto" w:fill="232326"/>
         <w:bidi/>
         <w:spacing w:after="0" w:line="240" w:lineRule="auto"/>
         <w:rPr>
           <w:rFonts w:ascii="Arial" w:eastAsia="Times New Roman" w:hAnsi="Arial" w:cs="Arial"/>
-          <w:color w:val="F7F8FC"/>
-          <w:sz w:val="24"/>
-          <w:szCs w:val="24"/>
-          <w:rtl/>
-        </w:rPr>
-      </w:pPr>
-      <w:r>
-        <w:rPr>
-          <w:rFonts w:ascii="Arial" w:eastAsia="Times New Roman" w:hAnsi="Arial" w:cs="Arial"/>
-          <w:color w:val="F7F8FC"/>
+          <w:color w:val="323E4F" w:themeColor="text2" w:themeShade="BF"/>
+          <w:sz w:val="24"/>
+          <w:szCs w:val="24"/>
+          <w:rtl/>
+        </w:rPr>
+      </w:pPr>
+      <w:r>
+        <w:rPr>
+          <w:rFonts w:ascii="Arial" w:eastAsia="Times New Roman" w:hAnsi="Arial" w:cs="Arial"/>
+          <w:color w:val="323E4F" w:themeColor="text2" w:themeShade="BF"/>
           <w:sz w:val="24"/>
           <w:szCs w:val="24"/>
           <w:bdr w:val="single" w:sz="2" w:space="0" w:color="E3E3E3" w:frame="1"/>
@@ -1345,7 +1694,7 @@
       <w:r>
         <w:rPr>
           <w:rFonts w:ascii="Arial" w:eastAsia="Times New Roman" w:hAnsi="Arial" w:cs="Arial"/>
-          <w:color w:val="F7F8FC"/>
+          <w:color w:val="323E4F" w:themeColor="text2" w:themeShade="BF"/>
           <w:sz w:val="24"/>
           <w:szCs w:val="24"/>
           <w:bdr w:val="single" w:sz="2" w:space="0" w:color="E3E3E3" w:frame="1"/>
@@ -1355,7 +1704,7 @@
       <w:r>
         <w:rPr>
           <w:rFonts w:ascii="Arial" w:eastAsia="Times New Roman" w:hAnsi="Arial" w:cs="Arial"/>
-          <w:color w:val="F7F8FC"/>
+          <w:color w:val="323E4F" w:themeColor="text2" w:themeShade="BF"/>
           <w:sz w:val="24"/>
           <w:szCs w:val="24"/>
           <w:bdr w:val="single" w:sz="2" w:space="0" w:color="E3E3E3" w:frame="1"/>
@@ -1366,7 +1715,7 @@
       <w:r>
         <w:rPr>
           <w:rFonts w:ascii="Courier New" w:eastAsia="Times New Roman" w:hAnsi="Courier New" w:cs="Courier New"/>
-          <w:color w:val="3B6FFF"/>
+          <w:color w:val="323E4F" w:themeColor="text2" w:themeShade="BF"/>
           <w:spacing w:val="-10"/>
           <w:sz w:val="20"/>
           <w:szCs w:val="20"/>
@@ -1377,7 +1726,7 @@
       <w:r>
         <w:rPr>
           <w:rFonts w:ascii="Arial" w:eastAsia="Times New Roman" w:hAnsi="Arial" w:cs="Arial"/>
-          <w:color w:val="F7F8FC"/>
+          <w:color w:val="323E4F" w:themeColor="text2" w:themeShade="BF"/>
           <w:sz w:val="24"/>
           <w:szCs w:val="24"/>
           <w:bdr w:val="single" w:sz="2" w:space="0" w:color="E3E3E3" w:frame="1"/>
@@ -1389,13 +1738,15 @@
     <w:p>
       <w:pPr>
         <w:rPr>
-          <w:rtl/>
-        </w:rPr>
-      </w:pPr>
-    </w:p>
-    <w:p>
-      <w:pPr>
-        <w:rPr>
+          <w:color w:val="323E4F" w:themeColor="text2" w:themeShade="BF"/>
+          <w:rtl/>
+        </w:rPr>
+      </w:pPr>
+    </w:p>
+    <w:p>
+      <w:pPr>
+        <w:rPr>
+          <w:color w:val="323E4F" w:themeColor="text2" w:themeShade="BF"/>
           <w:rtl/>
         </w:rPr>
       </w:pPr>
@@ -1409,12 +1760,11 @@
           <w:bottom w:val="single" w:sz="2" w:space="0" w:color="E3E3E3"/>
           <w:right w:val="single" w:sz="2" w:space="0" w:color="E3E3E3"/>
         </w:pBdr>
-        <w:shd w:val="clear" w:color="auto" w:fill="232326"/>
         <w:bidi/>
         <w:spacing w:before="0" w:after="0"/>
         <w:rPr>
           <w:rFonts w:ascii="Arial" w:hAnsi="Arial" w:cs="Arial"/>
-          <w:color w:val="F7F8FC"/>
+          <w:color w:val="323E4F" w:themeColor="text2" w:themeShade="BF"/>
           <w:spacing w:val="-5"/>
         </w:rPr>
       </w:pPr>
@@ -1422,7 +1772,7 @@
         <w:rPr>
           <w:rStyle w:val="qwen-markdown-text"/>
           <w:rFonts w:ascii="Arial" w:eastAsiaTheme="majorEastAsia" w:hAnsi="Arial" w:cs="Arial"/>
-          <w:color w:val="F7F8FC"/>
+          <w:color w:val="323E4F" w:themeColor="text2" w:themeShade="BF"/>
           <w:spacing w:val="-5"/>
           <w:bdr w:val="single" w:sz="2" w:space="0" w:color="E3E3E3" w:frame="1"/>
           <w:rtl/>
@@ -1433,7 +1783,7 @@
         <w:rPr>
           <w:rStyle w:val="qwen-markdown-text"/>
           <w:rFonts w:ascii="Arial" w:eastAsiaTheme="majorEastAsia" w:hAnsi="Arial" w:cs="Arial"/>
-          <w:color w:val="F7F8FC"/>
+          <w:color w:val="323E4F" w:themeColor="text2" w:themeShade="BF"/>
           <w:spacing w:val="-5"/>
           <w:bdr w:val="single" w:sz="2" w:space="0" w:color="E3E3E3" w:frame="1"/>
         </w:rPr>
@@ -1443,7 +1793,7 @@
         <w:rPr>
           <w:rStyle w:val="qwen-markdown-text"/>
           <w:rFonts w:ascii="Arial" w:eastAsiaTheme="majorEastAsia" w:hAnsi="Arial" w:cs="Arial"/>
-          <w:color w:val="F7F8FC"/>
+          <w:color w:val="323E4F" w:themeColor="text2" w:themeShade="BF"/>
           <w:spacing w:val="-5"/>
           <w:bdr w:val="single" w:sz="2" w:space="0" w:color="E3E3E3" w:frame="1"/>
           <w:rtl/>
@@ -1454,26 +1804,33 @@
     <w:p>
       <w:pPr>
         <w:rPr>
-          <w:rtl/>
-        </w:rPr>
-      </w:pPr>
-    </w:p>
-    <w:p>
-      <w:pPr>
-        <w:rPr>
-          <w:rtl/>
-        </w:rPr>
-      </w:pPr>
-    </w:p>
-    <w:p>
-      <w:pPr>
-        <w:rPr>
-          <w:rtl/>
-        </w:rPr>
-      </w:pPr>
-      <w:r>
+          <w:color w:val="323E4F" w:themeColor="text2" w:themeShade="BF"/>
+          <w:rtl/>
+        </w:rPr>
+      </w:pPr>
+    </w:p>
+    <w:p>
+      <w:pPr>
+        <w:rPr>
+          <w:color w:val="323E4F" w:themeColor="text2" w:themeShade="BF"/>
+          <w:rtl/>
+        </w:rPr>
+      </w:pPr>
+    </w:p>
+    <w:p>
+      <w:pPr>
+        <w:rPr>
+          <w:color w:val="323E4F" w:themeColor="text2" w:themeShade="BF"/>
+          <w:rtl/>
+        </w:rPr>
+      </w:pPr>
+      <w:r>
+        <w:rPr>
+          <w:noProof/>
+          <w:color w:val="323E4F" w:themeColor="text2" w:themeShade="BF"/>
+        </w:rPr>
         <w:drawing>
-          <wp:inline distT="0" distB="0" distL="0" distR="0" wp14:anchorId="70C57481" wp14:editId="0E372C0B">
+          <wp:inline distT="0" distB="0" distL="0" distR="0" wp14:anchorId="1727095A" wp14:editId="4F9E7146">
             <wp:extent cx="5943600" cy="2372360"/>
             <wp:effectExtent l="0" t="0" r="0" b="8890"/>
             <wp:docPr id="1" name="Picture 1"/>
@@ -1512,15 +1869,16 @@
     <w:p>
       <w:pPr>
         <w:rPr>
-          <w:rtl/>
-        </w:rPr>
-      </w:pPr>
-    </w:p>
-    <w:p>
-      <w:pPr>
-        <w:rPr>
-          <w:rFonts w:ascii="Arial" w:hAnsi="Arial" w:cs="Arial"/>
-          <w:color w:val="F7F8FC"/>
+          <w:color w:val="323E4F" w:themeColor="text2" w:themeShade="BF"/>
+          <w:rtl/>
+        </w:rPr>
+      </w:pPr>
+    </w:p>
+    <w:p>
+      <w:pPr>
+        <w:rPr>
+          <w:rFonts w:ascii="Arial" w:hAnsi="Arial" w:cs="Arial"/>
+          <w:color w:val="323E4F" w:themeColor="text2" w:themeShade="BF"/>
           <w:shd w:val="clear" w:color="auto" w:fill="232326"/>
           <w:rtl/>
         </w:rPr>
@@ -1528,7 +1886,7 @@
       <w:r>
         <w:rPr>
           <w:rFonts w:ascii="Arial" w:hAnsi="Arial" w:cs="Arial"/>
-          <w:color w:val="F7F8FC"/>
+          <w:color w:val="323E4F" w:themeColor="text2" w:themeShade="BF"/>
           <w:shd w:val="clear" w:color="auto" w:fill="232326"/>
           <w:rtl/>
         </w:rPr>
@@ -1538,7 +1896,7 @@
       <w:r>
         <w:rPr>
           <w:rFonts w:ascii="Arial" w:hAnsi="Arial" w:cs="Arial"/>
-          <w:color w:val="F7F8FC"/>
+          <w:color w:val="323E4F" w:themeColor="text2" w:themeShade="BF"/>
           <w:shd w:val="clear" w:color="auto" w:fill="232326"/>
         </w:rPr>
         <w:t xml:space="preserve"> real-time</w:t>
@@ -1546,7 +1904,7 @@
       <w:r>
         <w:rPr>
           <w:rFonts w:ascii="Arial" w:hAnsi="Arial" w:cs="Arial"/>
-          <w:color w:val="F7F8FC"/>
+          <w:color w:val="323E4F" w:themeColor="text2" w:themeShade="BF"/>
           <w:shd w:val="clear" w:color="auto" w:fill="232326"/>
           <w:rtl/>
         </w:rPr>
@@ -1555,7 +1913,7 @@
       <w:r>
         <w:rPr>
           <w:rFonts w:ascii="Arial" w:hAnsi="Arial" w:cs="Arial"/>
-          <w:color w:val="F7F8FC"/>
+          <w:color w:val="323E4F" w:themeColor="text2" w:themeShade="BF"/>
           <w:shd w:val="clear" w:color="auto" w:fill="232326"/>
         </w:rPr>
         <w:t xml:space="preserve">Request/Response </w:t>
@@ -1563,7 +1921,7 @@
       <w:r>
         <w:rPr>
           <w:rFonts w:ascii="Arial" w:hAnsi="Arial" w:cs="Arial"/>
-          <w:color w:val="F7F8FC"/>
+          <w:color w:val="323E4F" w:themeColor="text2" w:themeShade="BF"/>
           <w:shd w:val="clear" w:color="auto" w:fill="232326"/>
           <w:rtl/>
         </w:rPr>
@@ -1572,7 +1930,7 @@
       <w:r>
         <w:rPr>
           <w:rFonts w:ascii="Arial" w:hAnsi="Arial" w:cs="Arial"/>
-          <w:color w:val="F7F8FC"/>
+          <w:color w:val="323E4F" w:themeColor="text2" w:themeShade="BF"/>
           <w:shd w:val="clear" w:color="auto" w:fill="232326"/>
         </w:rPr>
         <w:t xml:space="preserve"> GUI </w:t>
@@ -1580,7 +1938,7 @@
       <w:r>
         <w:rPr>
           <w:rFonts w:ascii="Arial" w:hAnsi="Arial" w:cs="Arial"/>
-          <w:color w:val="F7F8FC"/>
+          <w:color w:val="323E4F" w:themeColor="text2" w:themeShade="BF"/>
           <w:shd w:val="clear" w:color="auto" w:fill="232326"/>
           <w:rtl/>
         </w:rPr>
@@ -1590,7 +1948,7 @@
       <w:r>
         <w:rPr>
           <w:rFonts w:ascii="Arial" w:hAnsi="Arial" w:cs="Arial"/>
-          <w:color w:val="F7F8FC"/>
+          <w:color w:val="323E4F" w:themeColor="text2" w:themeShade="BF"/>
           <w:shd w:val="clear" w:color="auto" w:fill="232326"/>
         </w:rPr>
         <w:t>ms</w:t>
@@ -1599,7 +1957,7 @@
       <w:r>
         <w:rPr>
           <w:rFonts w:ascii="Arial" w:hAnsi="Arial" w:cs="Arial"/>
-          <w:color w:val="F7F8FC"/>
+          <w:color w:val="323E4F" w:themeColor="text2" w:themeShade="BF"/>
           <w:shd w:val="clear" w:color="auto" w:fill="232326"/>
         </w:rPr>
         <w:t xml:space="preserve"> </w:t>
@@ -1607,7 +1965,7 @@
       <w:r>
         <w:rPr>
           <w:rFonts w:ascii="Arial" w:hAnsi="Arial" w:cs="Arial"/>
-          <w:color w:val="F7F8FC"/>
+          <w:color w:val="323E4F" w:themeColor="text2" w:themeShade="BF"/>
           <w:shd w:val="clear" w:color="auto" w:fill="232326"/>
           <w:rtl/>
         </w:rPr>
@@ -1616,71 +1974,103 @@
       <w:r>
         <w:rPr>
           <w:rFonts w:ascii="Arial" w:hAnsi="Arial" w:cs="Arial"/>
-          <w:color w:val="F7F8FC"/>
+          <w:color w:val="323E4F" w:themeColor="text2" w:themeShade="BF"/>
           <w:shd w:val="clear" w:color="auto" w:fill="232326"/>
         </w:rPr>
         <w:t>:</w:t>
       </w:r>
     </w:p>
     <w:p>
-      <w:r>
+      <w:pPr>
+        <w:rPr>
+          <w:color w:val="323E4F" w:themeColor="text2" w:themeShade="BF"/>
+        </w:rPr>
+      </w:pPr>
+      <w:r>
+        <w:rPr>
+          <w:color w:val="323E4F" w:themeColor="text2" w:themeShade="BF"/>
+        </w:rPr>
         <w:t>GET /</w:t>
       </w:r>
       <w:proofErr w:type="spellStart"/>
       <w:r>
+        <w:rPr>
+          <w:color w:val="323E4F" w:themeColor="text2" w:themeShade="BF"/>
+        </w:rPr>
         <w:t>api</w:t>
       </w:r>
       <w:proofErr w:type="spellEnd"/>
       <w:r>
+        <w:rPr>
+          <w:color w:val="323E4F" w:themeColor="text2" w:themeShade="BF"/>
+        </w:rPr>
         <w:t>/v1/tags/10/current</w:t>
       </w:r>
     </w:p>
     <w:p>
-      <w:r>
+      <w:pPr>
+        <w:rPr>
+          <w:color w:val="323E4F" w:themeColor="text2" w:themeShade="BF"/>
+        </w:rPr>
+      </w:pPr>
+      <w:r>
+        <w:rPr>
+          <w:color w:val="323E4F" w:themeColor="text2" w:themeShade="BF"/>
+        </w:rPr>
         <w:t>GET /</w:t>
       </w:r>
       <w:proofErr w:type="spellStart"/>
       <w:r>
+        <w:rPr>
+          <w:color w:val="323E4F" w:themeColor="text2" w:themeShade="BF"/>
+        </w:rPr>
         <w:t>api</w:t>
       </w:r>
       <w:proofErr w:type="spellEnd"/>
       <w:r>
+        <w:rPr>
+          <w:color w:val="323E4F" w:themeColor="text2" w:themeShade="BF"/>
+        </w:rPr>
         <w:t>/v1/tags/11/current</w:t>
       </w:r>
     </w:p>
     <w:p>
       <w:pPr>
         <w:rPr>
-          <w:rtl/>
-        </w:rPr>
-      </w:pPr>
-      <w:r>
+          <w:color w:val="323E4F" w:themeColor="text2" w:themeShade="BF"/>
+          <w:rtl/>
+        </w:rPr>
+      </w:pPr>
+      <w:r>
+        <w:rPr>
+          <w:color w:val="323E4F" w:themeColor="text2" w:themeShade="BF"/>
+        </w:rPr>
         <w:t>...</w:t>
       </w:r>
     </w:p>
     <w:p>
       <w:pPr>
         <w:rPr>
-          <w:rtl/>
-        </w:rPr>
-      </w:pPr>
-    </w:p>
-    <w:p>
-      <w:pPr>
-        <w:shd w:val="clear" w:color="auto" w:fill="232326"/>
+          <w:color w:val="323E4F" w:themeColor="text2" w:themeShade="BF"/>
+          <w:rtl/>
+        </w:rPr>
+      </w:pPr>
+    </w:p>
+    <w:p>
+      <w:pPr>
         <w:bidi/>
         <w:spacing w:after="0" w:line="240" w:lineRule="auto"/>
         <w:rPr>
           <w:rFonts w:ascii="Arial" w:eastAsia="Times New Roman" w:hAnsi="Arial" w:cs="Arial"/>
-          <w:color w:val="F7F8FC"/>
-          <w:sz w:val="24"/>
-          <w:szCs w:val="24"/>
-        </w:rPr>
-      </w:pPr>
-      <w:r>
-        <w:rPr>
-          <w:rFonts w:ascii="Arial" w:eastAsia="Times New Roman" w:hAnsi="Arial" w:cs="Arial"/>
-          <w:color w:val="F7F8FC"/>
+          <w:color w:val="323E4F" w:themeColor="text2" w:themeShade="BF"/>
+          <w:sz w:val="24"/>
+          <w:szCs w:val="24"/>
+        </w:rPr>
+      </w:pPr>
+      <w:r>
+        <w:rPr>
+          <w:rFonts w:ascii="Arial" w:eastAsia="Times New Roman" w:hAnsi="Arial" w:cs="Arial"/>
+          <w:color w:val="323E4F" w:themeColor="text2" w:themeShade="BF"/>
           <w:sz w:val="24"/>
           <w:szCs w:val="24"/>
           <w:bdr w:val="single" w:sz="2" w:space="0" w:color="E3E3E3" w:frame="1"/>
@@ -1691,7 +2081,7 @@
       <w:r>
         <w:rPr>
           <w:rFonts w:ascii="Arial" w:eastAsia="Times New Roman" w:hAnsi="Arial" w:cs="Arial"/>
-          <w:color w:val="F7F8FC"/>
+          <w:color w:val="323E4F" w:themeColor="text2" w:themeShade="BF"/>
           <w:sz w:val="24"/>
           <w:szCs w:val="24"/>
           <w:bdr w:val="single" w:sz="2" w:space="0" w:color="E3E3E3" w:frame="1"/>
@@ -1701,7 +2091,7 @@
       <w:r>
         <w:rPr>
           <w:rFonts w:ascii="Arial" w:eastAsia="Times New Roman" w:hAnsi="Arial" w:cs="Arial"/>
-          <w:color w:val="F7F8FC"/>
+          <w:color w:val="323E4F" w:themeColor="text2" w:themeShade="BF"/>
           <w:sz w:val="24"/>
           <w:szCs w:val="24"/>
           <w:bdr w:val="single" w:sz="2" w:space="0" w:color="E3E3E3" w:frame="1"/>
@@ -1712,21 +2102,20 @@
     </w:p>
     <w:p>
       <w:pPr>
-        <w:shd w:val="clear" w:color="auto" w:fill="232326"/>
         <w:bidi/>
         <w:spacing w:after="0" w:line="240" w:lineRule="auto"/>
         <w:rPr>
           <w:rFonts w:ascii="Arial" w:eastAsia="Times New Roman" w:hAnsi="Arial" w:cs="Arial"/>
-          <w:color w:val="F7F8FC"/>
-          <w:sz w:val="24"/>
-          <w:szCs w:val="24"/>
-          <w:rtl/>
-        </w:rPr>
-      </w:pPr>
-      <w:r>
-        <w:rPr>
-          <w:rFonts w:ascii="Arial" w:eastAsia="Times New Roman" w:hAnsi="Arial" w:cs="Arial"/>
-          <w:color w:val="F7F8FC"/>
+          <w:color w:val="323E4F" w:themeColor="text2" w:themeShade="BF"/>
+          <w:sz w:val="24"/>
+          <w:szCs w:val="24"/>
+          <w:rtl/>
+        </w:rPr>
+      </w:pPr>
+      <w:r>
+        <w:rPr>
+          <w:rFonts w:ascii="Arial" w:eastAsia="Times New Roman" w:hAnsi="Arial" w:cs="Arial"/>
+          <w:color w:val="323E4F" w:themeColor="text2" w:themeShade="BF"/>
           <w:sz w:val="24"/>
           <w:szCs w:val="24"/>
           <w:bdr w:val="single" w:sz="2" w:space="0" w:color="E3E3E3" w:frame="1"/>
@@ -1738,24 +2127,35 @@
     <w:p>
       <w:pPr>
         <w:rPr>
-          <w:rtl/>
-        </w:rPr>
-      </w:pPr>
-    </w:p>
-    <w:p>
-      <w:pPr>
-        <w:rPr>
-          <w:rtl/>
-        </w:rPr>
-      </w:pPr>
-    </w:p>
-    <w:p>
-      <w:r>
+          <w:color w:val="323E4F" w:themeColor="text2" w:themeShade="BF"/>
+          <w:rtl/>
+        </w:rPr>
+      </w:pPr>
+    </w:p>
+    <w:p>
+      <w:pPr>
+        <w:rPr>
+          <w:color w:val="323E4F" w:themeColor="text2" w:themeShade="BF"/>
+          <w:rtl/>
+        </w:rPr>
+      </w:pPr>
+    </w:p>
+    <w:p>
+      <w:pPr>
+        <w:rPr>
+          <w:color w:val="323E4F" w:themeColor="text2" w:themeShade="BF"/>
+        </w:rPr>
+      </w:pPr>
+      <w:r>
+        <w:rPr>
+          <w:color w:val="323E4F" w:themeColor="text2" w:themeShade="BF"/>
+        </w:rPr>
         <w:t xml:space="preserve">GUI </w:t>
       </w:r>
       <w:r>
         <w:rPr>
           <w:rFonts w:cs="Arial" w:hint="cs"/>
+          <w:color w:val="323E4F" w:themeColor="text2" w:themeShade="BF"/>
           <w:rtl/>
         </w:rPr>
         <w:t>ی</w:t>
@@ -1763,6 +2163,7 @@
       <w:r>
         <w:rPr>
           <w:rFonts w:cs="Arial" w:hint="eastAsia"/>
+          <w:color w:val="323E4F" w:themeColor="text2" w:themeShade="BF"/>
           <w:rtl/>
         </w:rPr>
         <w:t>ک</w:t>
@@ -1770,16 +2171,21 @@
       <w:r>
         <w:rPr>
           <w:rFonts w:cs="Arial"/>
+          <w:color w:val="323E4F" w:themeColor="text2" w:themeShade="BF"/>
           <w:rtl/>
         </w:rPr>
         <w:t xml:space="preserve"> بار</w:t>
       </w:r>
       <w:r>
+        <w:rPr>
+          <w:color w:val="323E4F" w:themeColor="text2" w:themeShade="BF"/>
+        </w:rPr>
         <w:t xml:space="preserve"> subscribe </w:t>
       </w:r>
       <w:r>
         <w:rPr>
           <w:rFonts w:cs="Arial"/>
+          <w:color w:val="323E4F" w:themeColor="text2" w:themeShade="BF"/>
           <w:rtl/>
         </w:rPr>
         <w:t>م</w:t>
@@ -1787,6 +2193,7 @@
       <w:r>
         <w:rPr>
           <w:rFonts w:cs="Arial" w:hint="cs"/>
+          <w:color w:val="323E4F" w:themeColor="text2" w:themeShade="BF"/>
           <w:rtl/>
         </w:rPr>
         <w:t>ی‌</w:t>
@@ -1794,23 +2201,29 @@
       <w:r>
         <w:rPr>
           <w:rFonts w:cs="Arial" w:hint="eastAsia"/>
+          <w:color w:val="323E4F" w:themeColor="text2" w:themeShade="BF"/>
           <w:rtl/>
         </w:rPr>
         <w:t>کند</w:t>
       </w:r>
       <w:r>
+        <w:rPr>
+          <w:color w:val="323E4F" w:themeColor="text2" w:themeShade="BF"/>
+        </w:rPr>
         <w:t>.</w:t>
       </w:r>
     </w:p>
     <w:p>
       <w:pPr>
         <w:rPr>
+          <w:color w:val="323E4F" w:themeColor="text2" w:themeShade="BF"/>
           <w:rtl/>
         </w:rPr>
       </w:pPr>
       <w:r>
         <w:rPr>
           <w:rFonts w:cs="Arial" w:hint="eastAsia"/>
+          <w:color w:val="323E4F" w:themeColor="text2" w:themeShade="BF"/>
           <w:rtl/>
         </w:rPr>
         <w:t>سرور</w:t>
@@ -1818,6 +2231,7 @@
       <w:r>
         <w:rPr>
           <w:rFonts w:cs="Arial"/>
+          <w:color w:val="323E4F" w:themeColor="text2" w:themeShade="BF"/>
           <w:rtl/>
         </w:rPr>
         <w:t xml:space="preserve"> فقط وقت</w:t>
@@ -1825,6 +2239,7 @@
       <w:r>
         <w:rPr>
           <w:rFonts w:cs="Arial" w:hint="cs"/>
+          <w:color w:val="323E4F" w:themeColor="text2" w:themeShade="BF"/>
           <w:rtl/>
         </w:rPr>
         <w:t>ی</w:t>
@@ -1832,6 +2247,7 @@
       <w:r>
         <w:rPr>
           <w:rFonts w:cs="Arial"/>
+          <w:color w:val="323E4F" w:themeColor="text2" w:themeShade="BF"/>
           <w:rtl/>
         </w:rPr>
         <w:t xml:space="preserve"> تغ</w:t>
@@ -1839,6 +2255,7 @@
       <w:r>
         <w:rPr>
           <w:rFonts w:cs="Arial" w:hint="cs"/>
+          <w:color w:val="323E4F" w:themeColor="text2" w:themeShade="BF"/>
           <w:rtl/>
         </w:rPr>
         <w:t>یی</w:t>
@@ -1846,6 +2263,7 @@
       <w:r>
         <w:rPr>
           <w:rFonts w:cs="Arial" w:hint="eastAsia"/>
+          <w:color w:val="323E4F" w:themeColor="text2" w:themeShade="BF"/>
           <w:rtl/>
         </w:rPr>
         <w:t>ر</w:t>
@@ -1853,6 +2271,7 @@
       <w:r>
         <w:rPr>
           <w:rFonts w:cs="Arial" w:hint="cs"/>
+          <w:color w:val="323E4F" w:themeColor="text2" w:themeShade="BF"/>
           <w:rtl/>
         </w:rPr>
         <w:t>ی</w:t>
@@ -1860,16 +2279,21 @@
       <w:r>
         <w:rPr>
           <w:rFonts w:cs="Arial"/>
+          <w:color w:val="323E4F" w:themeColor="text2" w:themeShade="BF"/>
           <w:rtl/>
         </w:rPr>
         <w:t xml:space="preserve"> رخ داد</w:t>
       </w:r>
       <w:r>
+        <w:rPr>
+          <w:color w:val="323E4F" w:themeColor="text2" w:themeShade="BF"/>
+        </w:rPr>
         <w:t xml:space="preserve"> push </w:t>
       </w:r>
       <w:r>
         <w:rPr>
           <w:rFonts w:cs="Arial"/>
+          <w:color w:val="323E4F" w:themeColor="text2" w:themeShade="BF"/>
           <w:rtl/>
         </w:rPr>
         <w:t>م</w:t>
@@ -1877,6 +2301,7 @@
       <w:r>
         <w:rPr>
           <w:rFonts w:cs="Arial" w:hint="cs"/>
+          <w:color w:val="323E4F" w:themeColor="text2" w:themeShade="BF"/>
           <w:rtl/>
         </w:rPr>
         <w:t>ی‌</w:t>
@@ -1884,17 +2309,22 @@
       <w:r>
         <w:rPr>
           <w:rFonts w:cs="Arial" w:hint="eastAsia"/>
+          <w:color w:val="323E4F" w:themeColor="text2" w:themeShade="BF"/>
           <w:rtl/>
         </w:rPr>
         <w:t>کند</w:t>
       </w:r>
       <w:r>
+        <w:rPr>
+          <w:color w:val="323E4F" w:themeColor="text2" w:themeShade="BF"/>
+        </w:rPr>
         <w:t>.</w:t>
       </w:r>
     </w:p>
     <w:p>
       <w:pPr>
         <w:rPr>
+          <w:color w:val="323E4F" w:themeColor="text2" w:themeShade="BF"/>
           <w:rtl/>
         </w:rPr>
       </w:pPr>
@@ -1908,12 +2338,11 @@
           <w:bottom w:val="single" w:sz="2" w:space="0" w:color="E3E3E3"/>
           <w:right w:val="single" w:sz="2" w:space="0" w:color="E3E3E3"/>
         </w:pBdr>
-        <w:shd w:val="clear" w:color="auto" w:fill="232326"/>
         <w:bidi/>
         <w:spacing w:before="0" w:after="0"/>
         <w:rPr>
           <w:rFonts w:ascii="Arial" w:hAnsi="Arial" w:cs="Arial"/>
-          <w:color w:val="F7F8FC"/>
+          <w:color w:val="323E4F" w:themeColor="text2" w:themeShade="BF"/>
           <w:spacing w:val="-5"/>
         </w:rPr>
       </w:pPr>
@@ -1921,7 +2350,7 @@
         <w:rPr>
           <w:rStyle w:val="qwen-markdown-text"/>
           <w:rFonts w:ascii="Arial" w:eastAsiaTheme="majorEastAsia" w:hAnsi="Arial" w:cs="Arial"/>
-          <w:color w:val="F7F8FC"/>
+          <w:color w:val="323E4F" w:themeColor="text2" w:themeShade="BF"/>
           <w:spacing w:val="-5"/>
           <w:bdr w:val="single" w:sz="2" w:space="0" w:color="E3E3E3" w:frame="1"/>
           <w:rtl/>
@@ -1931,19 +2360,18 @@
     </w:p>
     <w:p>
       <w:pPr>
-        <w:shd w:val="clear" w:color="auto" w:fill="232326"/>
         <w:bidi/>
         <w:rPr>
           <w:rFonts w:ascii="Arial" w:hAnsi="Arial" w:cs="Arial"/>
-          <w:color w:val="F7F8FC"/>
-          <w:rtl/>
-        </w:rPr>
-      </w:pPr>
-      <w:r>
-        <w:rPr>
-          <w:rStyle w:val="qwen-markdown-text"/>
-          <w:rFonts w:ascii="Arial" w:hAnsi="Arial" w:cs="Arial"/>
-          <w:color w:val="F7F8FC"/>
+          <w:color w:val="323E4F" w:themeColor="text2" w:themeShade="BF"/>
+          <w:rtl/>
+        </w:rPr>
+      </w:pPr>
+      <w:r>
+        <w:rPr>
+          <w:rStyle w:val="qwen-markdown-text"/>
+          <w:rFonts w:ascii="Arial" w:hAnsi="Arial" w:cs="Arial"/>
+          <w:color w:val="323E4F" w:themeColor="text2" w:themeShade="BF"/>
           <w:bdr w:val="single" w:sz="2" w:space="0" w:color="E3E3E3" w:frame="1"/>
           <w:rtl/>
         </w:rPr>
@@ -1952,19 +2380,18 @@
     </w:p>
     <w:p>
       <w:pPr>
-        <w:shd w:val="clear" w:color="auto" w:fill="232326"/>
         <w:bidi/>
         <w:rPr>
           <w:rFonts w:ascii="Arial" w:hAnsi="Arial" w:cs="Arial"/>
-          <w:color w:val="F7F8FC"/>
-          <w:rtl/>
-        </w:rPr>
-      </w:pPr>
-      <w:r>
-        <w:rPr>
-          <w:rStyle w:val="qwen-markdown-text"/>
-          <w:rFonts w:ascii="Arial" w:hAnsi="Arial" w:cs="Arial"/>
-          <w:color w:val="F7F8FC"/>
+          <w:color w:val="323E4F" w:themeColor="text2" w:themeShade="BF"/>
+          <w:rtl/>
+        </w:rPr>
+      </w:pPr>
+      <w:r>
+        <w:rPr>
+          <w:rStyle w:val="qwen-markdown-text"/>
+          <w:rFonts w:ascii="Arial" w:hAnsi="Arial" w:cs="Arial"/>
+          <w:color w:val="323E4F" w:themeColor="text2" w:themeShade="BF"/>
           <w:bdr w:val="single" w:sz="2" w:space="0" w:color="E3E3E3" w:frame="1"/>
           <w:rtl/>
         </w:rPr>
@@ -1974,7 +2401,7 @@
         <w:rPr>
           <w:rStyle w:val="qwen-markdown-text"/>
           <w:rFonts w:ascii="Arial" w:hAnsi="Arial" w:cs="Arial"/>
-          <w:color w:val="F7F8FC"/>
+          <w:color w:val="323E4F" w:themeColor="text2" w:themeShade="BF"/>
           <w:bdr w:val="single" w:sz="2" w:space="0" w:color="E3E3E3" w:frame="1"/>
         </w:rPr>
         <w:t>event-driven</w:t>
@@ -1983,7 +2410,7 @@
         <w:rPr>
           <w:rStyle w:val="qwen-markdown-text"/>
           <w:rFonts w:ascii="Arial" w:hAnsi="Arial" w:cs="Arial"/>
-          <w:color w:val="F7F8FC"/>
+          <w:color w:val="323E4F" w:themeColor="text2" w:themeShade="BF"/>
           <w:bdr w:val="single" w:sz="2" w:space="0" w:color="E3E3E3" w:frame="1"/>
           <w:rtl/>
         </w:rPr>
@@ -1992,19 +2419,18 @@
     </w:p>
     <w:p>
       <w:pPr>
-        <w:shd w:val="clear" w:color="auto" w:fill="232326"/>
         <w:bidi/>
         <w:rPr>
           <w:rFonts w:ascii="Arial" w:hAnsi="Arial" w:cs="Arial"/>
-          <w:color w:val="F7F8FC"/>
-          <w:rtl/>
-        </w:rPr>
-      </w:pPr>
-      <w:r>
-        <w:rPr>
-          <w:rStyle w:val="qwen-markdown-text"/>
-          <w:rFonts w:ascii="Arial" w:hAnsi="Arial" w:cs="Arial"/>
-          <w:color w:val="F7F8FC"/>
+          <w:color w:val="323E4F" w:themeColor="text2" w:themeShade="BF"/>
+          <w:rtl/>
+        </w:rPr>
+      </w:pPr>
+      <w:r>
+        <w:rPr>
+          <w:rStyle w:val="qwen-markdown-text"/>
+          <w:rFonts w:ascii="Arial" w:hAnsi="Arial" w:cs="Arial"/>
+          <w:color w:val="323E4F" w:themeColor="text2" w:themeShade="BF"/>
           <w:bdr w:val="single" w:sz="2" w:space="0" w:color="E3E3E3" w:frame="1"/>
           <w:rtl/>
         </w:rPr>
@@ -2014,7 +2440,7 @@
         <w:rPr>
           <w:rStyle w:val="qwen-markdown-text"/>
           <w:rFonts w:ascii="Arial" w:hAnsi="Arial" w:cs="Arial"/>
-          <w:color w:val="F7F8FC"/>
+          <w:color w:val="323E4F" w:themeColor="text2" w:themeShade="BF"/>
           <w:bdr w:val="single" w:sz="2" w:space="0" w:color="E3E3E3" w:frame="1"/>
           <w:rtl/>
           <w:lang w:bidi="fa-IR"/>
@@ -2025,7 +2451,7 @@
         <w:rPr>
           <w:rStyle w:val="qwen-markdown-text"/>
           <w:rFonts w:ascii="Arial" w:hAnsi="Arial" w:cs="Arial"/>
-          <w:color w:val="F7F8FC"/>
+          <w:color w:val="323E4F" w:themeColor="text2" w:themeShade="BF"/>
           <w:bdr w:val="single" w:sz="2" w:space="0" w:color="E3E3E3" w:frame="1"/>
           <w:rtl/>
         </w:rPr>
@@ -2035,7 +2461,7 @@
         <w:rPr>
           <w:rStyle w:val="qwen-markdown-text"/>
           <w:rFonts w:ascii="Arial" w:hAnsi="Arial" w:cs="Arial"/>
-          <w:color w:val="F7F8FC"/>
+          <w:color w:val="323E4F" w:themeColor="text2" w:themeShade="BF"/>
           <w:bdr w:val="single" w:sz="2" w:space="0" w:color="E3E3E3" w:frame="1"/>
           <w:rtl/>
           <w:lang w:bidi="fa-IR"/>
@@ -2046,7 +2472,7 @@
         <w:rPr>
           <w:rStyle w:val="qwen-markdown-text"/>
           <w:rFonts w:ascii="Arial" w:hAnsi="Arial" w:cs="Arial"/>
-          <w:color w:val="F7F8FC"/>
+          <w:color w:val="323E4F" w:themeColor="text2" w:themeShade="BF"/>
           <w:bdr w:val="single" w:sz="2" w:space="0" w:color="E3E3E3" w:frame="1"/>
           <w:rtl/>
         </w:rPr>
@@ -2056,7 +2482,7 @@
         <w:rPr>
           <w:rStyle w:val="qwen-markdown-text"/>
           <w:rFonts w:ascii="Arial" w:hAnsi="Arial" w:cs="Arial"/>
-          <w:color w:val="F7F8FC"/>
+          <w:color w:val="323E4F" w:themeColor="text2" w:themeShade="BF"/>
           <w:bdr w:val="single" w:sz="2" w:space="0" w:color="E3E3E3" w:frame="1"/>
         </w:rPr>
         <w:t>GUI</w:t>
@@ -2065,7 +2491,7 @@
         <w:rPr>
           <w:rStyle w:val="qwen-markdown-text"/>
           <w:rFonts w:ascii="Arial" w:hAnsi="Arial" w:cs="Arial"/>
-          <w:color w:val="F7F8FC"/>
+          <w:color w:val="323E4F" w:themeColor="text2" w:themeShade="BF"/>
           <w:bdr w:val="single" w:sz="2" w:space="0" w:color="E3E3E3" w:frame="1"/>
           <w:rtl/>
         </w:rPr>
@@ -2075,7 +2501,7 @@
         <w:rPr>
           <w:rStyle w:val="qwen-markdown-text"/>
           <w:rFonts w:ascii="Arial" w:hAnsi="Arial" w:cs="Arial"/>
-          <w:color w:val="F7F8FC"/>
+          <w:color w:val="323E4F" w:themeColor="text2" w:themeShade="BF"/>
           <w:bdr w:val="single" w:sz="2" w:space="0" w:color="E3E3E3" w:frame="1"/>
           <w:rtl/>
           <w:lang w:bidi="fa-IR"/>
@@ -2086,7 +2512,7 @@
         <w:rPr>
           <w:rStyle w:val="qwen-markdown-text"/>
           <w:rFonts w:ascii="Arial" w:hAnsi="Arial" w:cs="Arial"/>
-          <w:color w:val="F7F8FC"/>
+          <w:color w:val="323E4F" w:themeColor="text2" w:themeShade="BF"/>
           <w:bdr w:val="single" w:sz="2" w:space="0" w:color="E3E3E3" w:frame="1"/>
           <w:rtl/>
         </w:rPr>
@@ -2095,19 +2521,18 @@
     </w:p>
     <w:p>
       <w:pPr>
-        <w:shd w:val="clear" w:color="auto" w:fill="232326"/>
         <w:bidi/>
         <w:rPr>
           <w:rFonts w:ascii="Arial" w:hAnsi="Arial" w:cs="Arial"/>
-          <w:color w:val="F7F8FC"/>
-          <w:rtl/>
-        </w:rPr>
-      </w:pPr>
-      <w:r>
-        <w:rPr>
-          <w:rStyle w:val="qwen-markdown-text"/>
-          <w:rFonts w:ascii="Arial" w:hAnsi="Arial" w:cs="Arial"/>
-          <w:color w:val="F7F8FC"/>
+          <w:color w:val="323E4F" w:themeColor="text2" w:themeShade="BF"/>
+          <w:rtl/>
+        </w:rPr>
+      </w:pPr>
+      <w:r>
+        <w:rPr>
+          <w:rStyle w:val="qwen-markdown-text"/>
+          <w:rFonts w:ascii="Arial" w:hAnsi="Arial" w:cs="Arial"/>
+          <w:color w:val="323E4F" w:themeColor="text2" w:themeShade="BF"/>
           <w:bdr w:val="single" w:sz="2" w:space="0" w:color="E3E3E3" w:frame="1"/>
           <w:rtl/>
         </w:rPr>
@@ -2117,7 +2542,7 @@
         <w:rPr>
           <w:rStyle w:val="qwen-markdown-text"/>
           <w:rFonts w:ascii="Arial" w:hAnsi="Arial" w:cs="Arial"/>
-          <w:color w:val="F7F8FC"/>
+          <w:color w:val="323E4F" w:themeColor="text2" w:themeShade="BF"/>
           <w:bdr w:val="single" w:sz="2" w:space="0" w:color="E3E3E3" w:frame="1"/>
         </w:rPr>
         <w:t>GUI</w:t>
@@ -2126,7 +2551,7 @@
         <w:rPr>
           <w:rStyle w:val="qwen-markdown-text"/>
           <w:rFonts w:ascii="Arial" w:hAnsi="Arial" w:cs="Arial"/>
-          <w:color w:val="F7F8FC"/>
+          <w:color w:val="323E4F" w:themeColor="text2" w:themeShade="BF"/>
           <w:bdr w:val="single" w:sz="2" w:space="0" w:color="E3E3E3" w:frame="1"/>
           <w:rtl/>
         </w:rPr>
@@ -2136,7 +2561,7 @@
         <w:rPr>
           <w:rStyle w:val="qwen-markdown-text"/>
           <w:rFonts w:ascii="Arial" w:hAnsi="Arial" w:cs="Arial"/>
-          <w:color w:val="F7F8FC"/>
+          <w:color w:val="323E4F" w:themeColor="text2" w:themeShade="BF"/>
           <w:bdr w:val="single" w:sz="2" w:space="0" w:color="E3E3E3" w:frame="1"/>
         </w:rPr>
         <w:t>stale</w:t>
@@ -2145,7 +2570,7 @@
         <w:rPr>
           <w:rStyle w:val="qwen-markdown-text"/>
           <w:rFonts w:ascii="Arial" w:hAnsi="Arial" w:cs="Arial"/>
-          <w:color w:val="F7F8FC"/>
+          <w:color w:val="323E4F" w:themeColor="text2" w:themeShade="BF"/>
           <w:bdr w:val="single" w:sz="2" w:space="0" w:color="E3E3E3" w:frame="1"/>
           <w:rtl/>
         </w:rPr>
@@ -2154,17 +2579,16 @@
     </w:p>
     <w:p>
       <w:pPr>
-        <w:shd w:val="clear" w:color="auto" w:fill="232326"/>
-        <w:rPr>
-          <w:rFonts w:ascii="Arial" w:hAnsi="Arial" w:cs="Arial"/>
-          <w:color w:val="F7F8FC"/>
-          <w:rtl/>
-        </w:rPr>
-      </w:pPr>
-      <w:r>
-        <w:rPr>
-          <w:rFonts w:ascii="Arial" w:hAnsi="Arial" w:cs="Arial"/>
-          <w:color w:val="F7F8FC"/>
+        <w:rPr>
+          <w:rFonts w:ascii="Arial" w:hAnsi="Arial" w:cs="Arial"/>
+          <w:color w:val="323E4F" w:themeColor="text2" w:themeShade="BF"/>
+          <w:rtl/>
+        </w:rPr>
+      </w:pPr>
+      <w:r>
+        <w:rPr>
+          <w:rFonts w:ascii="Arial" w:hAnsi="Arial" w:cs="Arial"/>
+          <w:color w:val="323E4F" w:themeColor="text2" w:themeShade="BF"/>
         </w:rPr>
         <w:pict>
           <v:rect id="_x0000_i1025" style="width:0;height:1.5pt" o:hralign="center" o:hrstd="t" o:hr="t" fillcolor="#a0a0a0" stroked="f"/>
@@ -2180,12 +2604,11 @@
           <w:bottom w:val="single" w:sz="2" w:space="0" w:color="E3E3E3"/>
           <w:right w:val="single" w:sz="2" w:space="0" w:color="E3E3E3"/>
         </w:pBdr>
-        <w:shd w:val="clear" w:color="auto" w:fill="232326"/>
         <w:bidi/>
         <w:spacing w:before="0" w:after="0"/>
         <w:rPr>
           <w:rFonts w:ascii="Arial" w:hAnsi="Arial" w:cs="Arial"/>
-          <w:color w:val="F7F8FC"/>
+          <w:color w:val="323E4F" w:themeColor="text2" w:themeShade="BF"/>
           <w:spacing w:val="-5"/>
         </w:rPr>
       </w:pPr>
@@ -2193,7 +2616,7 @@
         <w:rPr>
           <w:rStyle w:val="qwen-markdown-text"/>
           <w:rFonts w:ascii="Arial" w:eastAsiaTheme="majorEastAsia" w:hAnsi="Arial" w:cs="Arial"/>
-          <w:color w:val="F7F8FC"/>
+          <w:color w:val="323E4F" w:themeColor="text2" w:themeShade="BF"/>
           <w:spacing w:val="-5"/>
           <w:bdr w:val="single" w:sz="2" w:space="0" w:color="E3E3E3" w:frame="1"/>
           <w:rtl/>
@@ -2204,7 +2627,7 @@
         <w:rPr>
           <w:rStyle w:val="qwen-markdown-text"/>
           <w:rFonts w:ascii="Arial" w:eastAsiaTheme="majorEastAsia" w:hAnsi="Arial" w:cs="Arial"/>
-          <w:color w:val="F7F8FC"/>
+          <w:color w:val="323E4F" w:themeColor="text2" w:themeShade="BF"/>
           <w:spacing w:val="-5"/>
           <w:bdr w:val="single" w:sz="2" w:space="0" w:color="E3E3E3" w:frame="1"/>
         </w:rPr>
@@ -2220,12 +2643,11 @@
           <w:bottom w:val="single" w:sz="2" w:space="0" w:color="E3E3E3"/>
           <w:right w:val="single" w:sz="2" w:space="0" w:color="E3E3E3"/>
         </w:pBdr>
-        <w:shd w:val="clear" w:color="auto" w:fill="232326"/>
         <w:bidi/>
         <w:spacing w:before="0"/>
         <w:rPr>
           <w:rFonts w:ascii="Arial" w:hAnsi="Arial" w:cs="Arial"/>
-          <w:color w:val="F7F8FC"/>
+          <w:color w:val="323E4F" w:themeColor="text2" w:themeShade="BF"/>
           <w:spacing w:val="-5"/>
           <w:rtl/>
         </w:rPr>
@@ -2234,7 +2656,7 @@
         <w:rPr>
           <w:rStyle w:val="qwen-markdown-text"/>
           <w:rFonts w:ascii="Arial" w:hAnsi="Arial" w:cs="Arial"/>
-          <w:color w:val="F7F8FC"/>
+          <w:color w:val="323E4F" w:themeColor="text2" w:themeShade="BF"/>
           <w:spacing w:val="-5"/>
           <w:bdr w:val="single" w:sz="2" w:space="0" w:color="E3E3E3" w:frame="1"/>
           <w:rtl/>
@@ -2245,7 +2667,7 @@
         <w:rPr>
           <w:rStyle w:val="qwen-markdown-text"/>
           <w:rFonts w:ascii="Arial" w:hAnsi="Arial" w:cs="Arial"/>
-          <w:color w:val="F7F8FC"/>
+          <w:color w:val="323E4F" w:themeColor="text2" w:themeShade="BF"/>
           <w:spacing w:val="-5"/>
           <w:bdr w:val="single" w:sz="2" w:space="0" w:color="E3E3E3" w:frame="1"/>
           <w:rtl/>
@@ -2257,7 +2679,7 @@
         <w:rPr>
           <w:rStyle w:val="qwen-markdown-text"/>
           <w:rFonts w:ascii="Arial" w:hAnsi="Arial" w:cs="Arial"/>
-          <w:color w:val="F7F8FC"/>
+          <w:color w:val="323E4F" w:themeColor="text2" w:themeShade="BF"/>
           <w:spacing w:val="-5"/>
           <w:bdr w:val="single" w:sz="2" w:space="0" w:color="E3E3E3" w:frame="1"/>
           <w:rtl/>
@@ -2268,7 +2690,7 @@
         <w:rPr>
           <w:rStyle w:val="qwen-markdown-text"/>
           <w:rFonts w:ascii="Arial" w:hAnsi="Arial" w:cs="Arial"/>
-          <w:color w:val="F7F8FC"/>
+          <w:color w:val="323E4F" w:themeColor="text2" w:themeShade="BF"/>
           <w:spacing w:val="-5"/>
           <w:bdr w:val="single" w:sz="2" w:space="0" w:color="E3E3E3" w:frame="1"/>
         </w:rPr>
@@ -2278,7 +2700,7 @@
         <w:rPr>
           <w:rStyle w:val="qwen-markdown-text"/>
           <w:rFonts w:ascii="Arial" w:hAnsi="Arial" w:cs="Arial"/>
-          <w:color w:val="F7F8FC"/>
+          <w:color w:val="323E4F" w:themeColor="text2" w:themeShade="BF"/>
           <w:spacing w:val="-5"/>
           <w:bdr w:val="single" w:sz="2" w:space="0" w:color="E3E3E3" w:frame="1"/>
           <w:rtl/>
@@ -2288,18 +2710,17 @@
     </w:p>
     <w:p>
       <w:pPr>
-        <w:shd w:val="clear" w:color="auto" w:fill="232326"/>
-        <w:rPr>
-          <w:rFonts w:ascii="Arial" w:hAnsi="Arial" w:cs="Arial"/>
-          <w:color w:val="F7F8FC"/>
-          <w:rtl/>
-        </w:rPr>
-      </w:pPr>
-      <w:r>
-        <w:rPr>
-          <w:rStyle w:val="qwen-markdown-text"/>
-          <w:rFonts w:ascii="Arial" w:hAnsi="Arial" w:cs="Arial"/>
-          <w:color w:val="F7F8FC"/>
+        <w:rPr>
+          <w:rFonts w:ascii="Arial" w:hAnsi="Arial" w:cs="Arial"/>
+          <w:color w:val="323E4F" w:themeColor="text2" w:themeShade="BF"/>
+          <w:rtl/>
+        </w:rPr>
+      </w:pPr>
+      <w:r>
+        <w:rPr>
+          <w:rStyle w:val="qwen-markdown-text"/>
+          <w:rFonts w:ascii="Arial" w:hAnsi="Arial" w:cs="Arial"/>
+          <w:color w:val="323E4F" w:themeColor="text2" w:themeShade="BF"/>
           <w:bdr w:val="single" w:sz="2" w:space="0" w:color="E3E3E3" w:frame="1"/>
         </w:rPr>
         <w:t xml:space="preserve">GUI </w:t>
@@ -2308,7 +2729,7 @@
         <w:rPr>
           <w:rStyle w:val="qwen-markdown-text"/>
           <w:rFonts w:ascii="Arial" w:hAnsi="Arial" w:cs="Arial"/>
-          <w:color w:val="F7F8FC"/>
+          <w:color w:val="323E4F" w:themeColor="text2" w:themeShade="BF"/>
           <w:bdr w:val="single" w:sz="2" w:space="0" w:color="E3E3E3" w:frame="1"/>
           <w:rtl/>
         </w:rPr>
@@ -2318,7 +2739,7 @@
         <w:rPr>
           <w:rStyle w:val="qwen-markdown-text"/>
           <w:rFonts w:ascii="Arial" w:hAnsi="Arial" w:cs="Arial"/>
-          <w:color w:val="F7F8FC"/>
+          <w:color w:val="323E4F" w:themeColor="text2" w:themeShade="BF"/>
           <w:bdr w:val="single" w:sz="2" w:space="0" w:color="E3E3E3" w:frame="1"/>
         </w:rPr>
         <w:t xml:space="preserve"> timestamp </w:t>
@@ -2327,7 +2748,7 @@
         <w:rPr>
           <w:rStyle w:val="qwen-markdown-text"/>
           <w:rFonts w:ascii="Arial" w:hAnsi="Arial" w:cs="Arial"/>
-          <w:color w:val="F7F8FC"/>
+          <w:color w:val="323E4F" w:themeColor="text2" w:themeShade="BF"/>
           <w:bdr w:val="single" w:sz="2" w:space="0" w:color="E3E3E3" w:frame="1"/>
           <w:rtl/>
         </w:rPr>
@@ -2337,7 +2758,7 @@
         <w:rPr>
           <w:rStyle w:val="qwen-markdown-text"/>
           <w:rFonts w:ascii="Arial" w:hAnsi="Arial" w:cs="Arial"/>
-          <w:color w:val="F7F8FC"/>
+          <w:color w:val="323E4F" w:themeColor="text2" w:themeShade="BF"/>
           <w:bdr w:val="single" w:sz="2" w:space="0" w:color="E3E3E3" w:frame="1"/>
         </w:rPr>
         <w:t>:</w:t>
@@ -2346,65 +2767,123 @@
     <w:p>
       <w:pPr>
         <w:rPr>
-          <w:rtl/>
-        </w:rPr>
-      </w:pPr>
-    </w:p>
-    <w:p>
-      <w:pPr>
-        <w:rPr>
-          <w:rtl/>
-        </w:rPr>
-      </w:pPr>
-    </w:p>
-    <w:p>
-      <w:r>
+          <w:color w:val="323E4F" w:themeColor="text2" w:themeShade="BF"/>
+          <w:rtl/>
+        </w:rPr>
+      </w:pPr>
+    </w:p>
+    <w:p>
+      <w:pPr>
+        <w:rPr>
+          <w:color w:val="323E4F" w:themeColor="text2" w:themeShade="BF"/>
+          <w:rtl/>
+        </w:rPr>
+      </w:pPr>
+    </w:p>
+    <w:p>
+      <w:pPr>
+        <w:rPr>
+          <w:color w:val="323E4F" w:themeColor="text2" w:themeShade="BF"/>
+        </w:rPr>
+      </w:pPr>
+      <w:r>
+        <w:rPr>
+          <w:color w:val="323E4F" w:themeColor="text2" w:themeShade="BF"/>
+        </w:rPr>
         <w:t>{</w:t>
       </w:r>
     </w:p>
     <w:p>
-      <w:r>
+      <w:pPr>
+        <w:rPr>
+          <w:color w:val="323E4F" w:themeColor="text2" w:themeShade="BF"/>
+        </w:rPr>
+      </w:pPr>
+      <w:r>
+        <w:rPr>
+          <w:color w:val="323E4F" w:themeColor="text2" w:themeShade="BF"/>
+        </w:rPr>
         <w:t xml:space="preserve">  "</w:t>
       </w:r>
       <w:proofErr w:type="spellStart"/>
       <w:r>
+        <w:rPr>
+          <w:color w:val="323E4F" w:themeColor="text2" w:themeShade="BF"/>
+        </w:rPr>
         <w:t>tag_id</w:t>
       </w:r>
       <w:proofErr w:type="spellEnd"/>
       <w:r>
+        <w:rPr>
+          <w:color w:val="323E4F" w:themeColor="text2" w:themeShade="BF"/>
+        </w:rPr>
         <w:t>": 10,</w:t>
       </w:r>
     </w:p>
     <w:p>
-      <w:r>
+      <w:pPr>
+        <w:rPr>
+          <w:color w:val="323E4F" w:themeColor="text2" w:themeShade="BF"/>
+        </w:rPr>
+      </w:pPr>
+      <w:r>
+        <w:rPr>
+          <w:color w:val="323E4F" w:themeColor="text2" w:themeShade="BF"/>
+        </w:rPr>
         <w:t xml:space="preserve">  "value": 23.5,</w:t>
       </w:r>
     </w:p>
     <w:p>
-      <w:r>
+      <w:pPr>
+        <w:rPr>
+          <w:color w:val="323E4F" w:themeColor="text2" w:themeShade="BF"/>
+        </w:rPr>
+      </w:pPr>
+      <w:r>
+        <w:rPr>
+          <w:color w:val="323E4F" w:themeColor="text2" w:themeShade="BF"/>
+        </w:rPr>
         <w:t xml:space="preserve">  "quality": "good",</w:t>
       </w:r>
     </w:p>
     <w:p>
-      <w:r>
+      <w:pPr>
+        <w:rPr>
+          <w:color w:val="323E4F" w:themeColor="text2" w:themeShade="BF"/>
+        </w:rPr>
+      </w:pPr>
+      <w:r>
+        <w:rPr>
+          <w:color w:val="323E4F" w:themeColor="text2" w:themeShade="BF"/>
+        </w:rPr>
         <w:t xml:space="preserve">  "</w:t>
       </w:r>
       <w:proofErr w:type="spellStart"/>
       <w:r>
+        <w:rPr>
+          <w:color w:val="323E4F" w:themeColor="text2" w:themeShade="BF"/>
+        </w:rPr>
         <w:t>ts</w:t>
       </w:r>
       <w:proofErr w:type="spellEnd"/>
       <w:r>
+        <w:rPr>
+          <w:color w:val="323E4F" w:themeColor="text2" w:themeShade="BF"/>
+        </w:rPr>
         <w:t>": "2026-08-10T12:00:01.050Z"</w:t>
       </w:r>
     </w:p>
     <w:p>
       <w:pPr>
         <w:rPr>
-          <w:rtl/>
-        </w:rPr>
-      </w:pPr>
-      <w:r>
+          <w:color w:val="323E4F" w:themeColor="text2" w:themeShade="BF"/>
+          <w:rtl/>
+        </w:rPr>
+      </w:pPr>
+      <w:r>
+        <w:rPr>
+          <w:color w:val="323E4F" w:themeColor="text2" w:themeShade="BF"/>
+        </w:rPr>
         <w:lastRenderedPageBreak/>
         <w:t>}</w:t>
       </w:r>
@@ -2412,24 +2891,24 @@
     <w:p>
       <w:pPr>
         <w:rPr>
-          <w:rtl/>
-        </w:rPr>
-      </w:pPr>
-    </w:p>
-    <w:p>
-      <w:pPr>
-        <w:shd w:val="clear" w:color="auto" w:fill="232326"/>
+          <w:color w:val="323E4F" w:themeColor="text2" w:themeShade="BF"/>
+          <w:rtl/>
+        </w:rPr>
+      </w:pPr>
+    </w:p>
+    <w:p>
+      <w:pPr>
         <w:bidi/>
         <w:rPr>
           <w:rFonts w:ascii="Arial" w:hAnsi="Arial" w:cs="Arial"/>
-          <w:color w:val="F7F8FC"/>
-        </w:rPr>
-      </w:pPr>
-      <w:r>
-        <w:rPr>
-          <w:rStyle w:val="qwen-markdown-text"/>
-          <w:rFonts w:ascii="Arial" w:hAnsi="Arial" w:cs="Arial"/>
-          <w:color w:val="F7F8FC"/>
+          <w:color w:val="323E4F" w:themeColor="text2" w:themeShade="BF"/>
+        </w:rPr>
+      </w:pPr>
+      <w:r>
+        <w:rPr>
+          <w:rStyle w:val="qwen-markdown-text"/>
+          <w:rFonts w:ascii="Arial" w:hAnsi="Arial" w:cs="Arial"/>
+          <w:color w:val="323E4F" w:themeColor="text2" w:themeShade="BF"/>
           <w:bdr w:val="single" w:sz="2" w:space="0" w:color="E3E3E3" w:frame="1"/>
           <w:rtl/>
         </w:rPr>
@@ -2439,7 +2918,7 @@
         <w:rPr>
           <w:rStyle w:val="qwen-markdown-text"/>
           <w:rFonts w:ascii="Arial" w:hAnsi="Arial" w:cs="Arial"/>
-          <w:color w:val="F7F8FC"/>
+          <w:color w:val="323E4F" w:themeColor="text2" w:themeShade="BF"/>
           <w:bdr w:val="single" w:sz="2" w:space="0" w:color="E3E3E3" w:frame="1"/>
           <w:rtl/>
           <w:lang w:bidi="fa-IR"/>
@@ -2450,7 +2929,7 @@
         <w:rPr>
           <w:rStyle w:val="qwen-markdown-text"/>
           <w:rFonts w:ascii="Arial" w:hAnsi="Arial" w:cs="Arial"/>
-          <w:color w:val="F7F8FC"/>
+          <w:color w:val="323E4F" w:themeColor="text2" w:themeShade="BF"/>
           <w:bdr w:val="single" w:sz="2" w:space="0" w:color="E3E3E3" w:frame="1"/>
           <w:rtl/>
         </w:rPr>
@@ -2460,7 +2939,7 @@
         <w:rPr>
           <w:rStyle w:val="qwen-markdown-text"/>
           <w:rFonts w:ascii="Arial" w:hAnsi="Arial" w:cs="Arial"/>
-          <w:color w:val="F7F8FC"/>
+          <w:color w:val="323E4F" w:themeColor="text2" w:themeShade="BF"/>
           <w:bdr w:val="single" w:sz="2" w:space="0" w:color="E3E3E3" w:frame="1"/>
         </w:rPr>
         <w:t>GUI</w:t>
@@ -2469,7 +2948,7 @@
         <w:rPr>
           <w:rStyle w:val="qwen-markdown-text"/>
           <w:rFonts w:ascii="Arial" w:hAnsi="Arial" w:cs="Arial"/>
-          <w:color w:val="F7F8FC"/>
+          <w:color w:val="323E4F" w:themeColor="text2" w:themeShade="BF"/>
           <w:bdr w:val="single" w:sz="2" w:space="0" w:color="E3E3E3" w:frame="1"/>
           <w:rtl/>
         </w:rPr>
@@ -2479,7 +2958,7 @@
         <w:rPr>
           <w:rStyle w:val="qwen-markdown-text"/>
           <w:rFonts w:ascii="Arial" w:hAnsi="Arial" w:cs="Arial"/>
-          <w:color w:val="F7F8FC"/>
+          <w:color w:val="323E4F" w:themeColor="text2" w:themeShade="BF"/>
           <w:bdr w:val="single" w:sz="2" w:space="0" w:color="E3E3E3" w:frame="1"/>
         </w:rPr>
         <w:t>stale</w:t>
@@ -2488,7 +2967,7 @@
         <w:rPr>
           <w:rStyle w:val="qwen-markdown-text"/>
           <w:rFonts w:ascii="Arial" w:hAnsi="Arial" w:cs="Arial"/>
-          <w:color w:val="F7F8FC"/>
+          <w:color w:val="323E4F" w:themeColor="text2" w:themeShade="BF"/>
           <w:bdr w:val="single" w:sz="2" w:space="0" w:color="E3E3E3" w:frame="1"/>
           <w:rtl/>
         </w:rPr>
@@ -2497,20 +2976,19 @@
     </w:p>
     <w:p>
       <w:pPr>
-        <w:shd w:val="clear" w:color="auto" w:fill="232326"/>
-        <w:rPr>
-          <w:rFonts w:ascii="Arial" w:hAnsi="Arial" w:cs="Arial"/>
-          <w:color w:val="F7F8FC"/>
-          <w:rtl/>
-        </w:rPr>
-      </w:pPr>
-      <w:r>
-        <w:rPr>
-          <w:rFonts w:ascii="Arial" w:hAnsi="Arial" w:cs="Arial"/>
-          <w:color w:val="F7F8FC"/>
+        <w:rPr>
+          <w:rFonts w:ascii="Arial" w:hAnsi="Arial" w:cs="Arial"/>
+          <w:color w:val="323E4F" w:themeColor="text2" w:themeShade="BF"/>
+          <w:rtl/>
+        </w:rPr>
+      </w:pPr>
+      <w:r>
+        <w:rPr>
+          <w:rFonts w:ascii="Arial" w:hAnsi="Arial" w:cs="Arial"/>
+          <w:color w:val="323E4F" w:themeColor="text2" w:themeShade="BF"/>
         </w:rPr>
         <w:pict>
-          <v:rect id="_x0000_i1027" style="width:0;height:1.5pt" o:hralign="center" o:hrstd="t" o:hr="t" fillcolor="#a0a0a0" stroked="f"/>
+          <v:rect id="_x0000_i1026" style="width:0;height:1.5pt" o:hralign="center" o:hrstd="t" o:hr="t" fillcolor="#a0a0a0" stroked="f"/>
         </w:pict>
       </w:r>
     </w:p>
@@ -2523,12 +3001,11 @@
           <w:bottom w:val="single" w:sz="2" w:space="0" w:color="E3E3E3"/>
           <w:right w:val="single" w:sz="2" w:space="0" w:color="E3E3E3"/>
         </w:pBdr>
-        <w:shd w:val="clear" w:color="auto" w:fill="232326"/>
         <w:bidi/>
         <w:spacing w:before="0"/>
         <w:rPr>
           <w:rFonts w:ascii="Arial" w:hAnsi="Arial" w:cs="Arial"/>
-          <w:color w:val="F7F8FC"/>
+          <w:color w:val="323E4F" w:themeColor="text2" w:themeShade="BF"/>
           <w:spacing w:val="-5"/>
         </w:rPr>
       </w:pPr>
@@ -2536,7 +3013,7 @@
         <w:rPr>
           <w:rStyle w:val="qwen-markdown-text"/>
           <w:rFonts w:ascii="Arial" w:hAnsi="Arial" w:cs="Arial"/>
-          <w:color w:val="F7F8FC"/>
+          <w:color w:val="323E4F" w:themeColor="text2" w:themeShade="BF"/>
           <w:spacing w:val="-5"/>
           <w:bdr w:val="single" w:sz="2" w:space="0" w:color="E3E3E3" w:frame="1"/>
           <w:rtl/>
@@ -2547,7 +3024,7 @@
         <w:rPr>
           <w:rStyle w:val="qwen-markdown-text"/>
           <w:rFonts w:ascii="Arial" w:hAnsi="Arial" w:cs="Arial"/>
-          <w:color w:val="F7F8FC"/>
+          <w:color w:val="323E4F" w:themeColor="text2" w:themeShade="BF"/>
           <w:spacing w:val="-5"/>
           <w:bdr w:val="single" w:sz="2" w:space="0" w:color="E3E3E3" w:frame="1"/>
           <w:rtl/>
@@ -2559,7 +3036,7 @@
         <w:rPr>
           <w:rStyle w:val="qwen-markdown-text"/>
           <w:rFonts w:ascii="Arial" w:hAnsi="Arial" w:cs="Arial"/>
-          <w:color w:val="F7F8FC"/>
+          <w:color w:val="323E4F" w:themeColor="text2" w:themeShade="BF"/>
           <w:spacing w:val="-5"/>
           <w:bdr w:val="single" w:sz="2" w:space="0" w:color="E3E3E3" w:frame="1"/>
         </w:rPr>
@@ -2569,7 +3046,7 @@
         <w:rPr>
           <w:rStyle w:val="qwen-markdown-text"/>
           <w:rFonts w:ascii="Arial" w:hAnsi="Arial" w:cs="Arial"/>
-          <w:color w:val="F7F8FC"/>
+          <w:color w:val="323E4F" w:themeColor="text2" w:themeShade="BF"/>
           <w:spacing w:val="-5"/>
           <w:bdr w:val="single" w:sz="2" w:space="0" w:color="E3E3E3" w:frame="1"/>
           <w:rtl/>
@@ -2579,19 +3056,18 @@
     </w:p>
     <w:p>
       <w:pPr>
-        <w:shd w:val="clear" w:color="auto" w:fill="232326"/>
         <w:bidi/>
         <w:rPr>
           <w:rFonts w:ascii="Arial" w:hAnsi="Arial" w:cs="Arial"/>
-          <w:color w:val="F7F8FC"/>
-          <w:rtl/>
-        </w:rPr>
-      </w:pPr>
-      <w:r>
-        <w:rPr>
-          <w:rStyle w:val="qwen-markdown-text"/>
-          <w:rFonts w:ascii="Arial" w:hAnsi="Arial" w:cs="Arial"/>
-          <w:color w:val="F7F8FC"/>
+          <w:color w:val="323E4F" w:themeColor="text2" w:themeShade="BF"/>
+          <w:rtl/>
+        </w:rPr>
+      </w:pPr>
+      <w:r>
+        <w:rPr>
+          <w:rStyle w:val="qwen-markdown-text"/>
+          <w:rFonts w:ascii="Arial" w:hAnsi="Arial" w:cs="Arial"/>
+          <w:color w:val="323E4F" w:themeColor="text2" w:themeShade="BF"/>
           <w:bdr w:val="single" w:sz="2" w:space="0" w:color="E3E3E3" w:frame="1"/>
           <w:rtl/>
         </w:rPr>
@@ -2601,64 +3077,99 @@
     <w:p>
       <w:pPr>
         <w:rPr>
-          <w:rtl/>
-        </w:rPr>
-      </w:pPr>
-    </w:p>
-    <w:p>
-      <w:pPr>
-        <w:rPr>
-          <w:rtl/>
-        </w:rPr>
-      </w:pPr>
-    </w:p>
-    <w:p>
-      <w:r>
+          <w:color w:val="323E4F" w:themeColor="text2" w:themeShade="BF"/>
+          <w:rtl/>
+        </w:rPr>
+      </w:pPr>
+    </w:p>
+    <w:p>
+      <w:pPr>
+        <w:rPr>
+          <w:color w:val="323E4F" w:themeColor="text2" w:themeShade="BF"/>
+          <w:rtl/>
+        </w:rPr>
+      </w:pPr>
+    </w:p>
+    <w:p>
+      <w:pPr>
+        <w:rPr>
+          <w:color w:val="323E4F" w:themeColor="text2" w:themeShade="BF"/>
+        </w:rPr>
+      </w:pPr>
+      <w:r>
+        <w:rPr>
+          <w:color w:val="323E4F" w:themeColor="text2" w:themeShade="BF"/>
+        </w:rPr>
         <w:t>{</w:t>
       </w:r>
     </w:p>
     <w:p>
-      <w:r>
+      <w:pPr>
+        <w:rPr>
+          <w:color w:val="323E4F" w:themeColor="text2" w:themeShade="BF"/>
+        </w:rPr>
+      </w:pPr>
+      <w:r>
+        <w:rPr>
+          <w:color w:val="323E4F" w:themeColor="text2" w:themeShade="BF"/>
+        </w:rPr>
         <w:t xml:space="preserve">  "type": "heartbeat",</w:t>
       </w:r>
     </w:p>
     <w:p>
-      <w:r>
+      <w:pPr>
+        <w:rPr>
+          <w:color w:val="323E4F" w:themeColor="text2" w:themeShade="BF"/>
+        </w:rPr>
+      </w:pPr>
+      <w:r>
+        <w:rPr>
+          <w:color w:val="323E4F" w:themeColor="text2" w:themeShade="BF"/>
+        </w:rPr>
         <w:t xml:space="preserve">  "</w:t>
       </w:r>
       <w:proofErr w:type="spellStart"/>
       <w:r>
+        <w:rPr>
+          <w:color w:val="323E4F" w:themeColor="text2" w:themeShade="BF"/>
+        </w:rPr>
         <w:t>ts</w:t>
       </w:r>
       <w:proofErr w:type="spellEnd"/>
       <w:r>
+        <w:rPr>
+          <w:color w:val="323E4F" w:themeColor="text2" w:themeShade="BF"/>
+        </w:rPr>
         <w:t>": "2026-08-10T12:00:30.000Z"</w:t>
       </w:r>
     </w:p>
     <w:p>
       <w:pPr>
         <w:rPr>
-          <w:rtl/>
-        </w:rPr>
-      </w:pPr>
-      <w:r>
+          <w:color w:val="323E4F" w:themeColor="text2" w:themeShade="BF"/>
+          <w:rtl/>
+        </w:rPr>
+      </w:pPr>
+      <w:r>
+        <w:rPr>
+          <w:color w:val="323E4F" w:themeColor="text2" w:themeShade="BF"/>
+        </w:rPr>
         <w:t>}</w:t>
       </w:r>
     </w:p>
     <w:p>
       <w:pPr>
-        <w:shd w:val="clear" w:color="auto" w:fill="232326"/>
         <w:bidi/>
         <w:rPr>
           <w:rFonts w:ascii="Arial" w:hAnsi="Arial" w:cs="Arial"/>
-          <w:color w:val="F7F8FC"/>
-        </w:rPr>
-      </w:pPr>
-      <w:r>
-        <w:rPr>
-          <w:rStyle w:val="qwen-markdown-text"/>
-          <w:rFonts w:ascii="Arial" w:hAnsi="Arial" w:cs="Arial"/>
-          <w:color w:val="F7F8FC"/>
+          <w:color w:val="323E4F" w:themeColor="text2" w:themeShade="BF"/>
+        </w:rPr>
+      </w:pPr>
+      <w:r>
+        <w:rPr>
+          <w:rStyle w:val="qwen-markdown-text"/>
+          <w:rFonts w:ascii="Arial" w:hAnsi="Arial" w:cs="Arial"/>
+          <w:color w:val="323E4F" w:themeColor="text2" w:themeShade="BF"/>
           <w:bdr w:val="single" w:sz="2" w:space="0" w:color="E3E3E3" w:frame="1"/>
           <w:rtl/>
         </w:rPr>
@@ -2669,7 +3180,7 @@
         <w:rPr>
           <w:rStyle w:val="qwen-markdown-text"/>
           <w:rFonts w:ascii="Arial" w:hAnsi="Arial" w:cs="Arial"/>
-          <w:color w:val="F7F8FC"/>
+          <w:color w:val="323E4F" w:themeColor="text2" w:themeShade="BF"/>
           <w:bdr w:val="single" w:sz="2" w:space="0" w:color="E3E3E3" w:frame="1"/>
         </w:rPr>
         <w:t>WebSocket</w:t>
@@ -2679,7 +3190,7 @@
         <w:rPr>
           <w:rStyle w:val="qwen-markdown-text"/>
           <w:rFonts w:ascii="Arial" w:hAnsi="Arial" w:cs="Arial"/>
-          <w:color w:val="F7F8FC"/>
+          <w:color w:val="323E4F" w:themeColor="text2" w:themeShade="BF"/>
           <w:bdr w:val="single" w:sz="2" w:space="0" w:color="E3E3E3" w:frame="1"/>
           <w:rtl/>
         </w:rPr>
@@ -2688,20 +3199,19 @@
     </w:p>
     <w:p>
       <w:pPr>
-        <w:shd w:val="clear" w:color="auto" w:fill="232326"/>
-        <w:rPr>
-          <w:rFonts w:ascii="Arial" w:hAnsi="Arial" w:cs="Arial"/>
-          <w:color w:val="F7F8FC"/>
-          <w:rtl/>
-        </w:rPr>
-      </w:pPr>
-      <w:r>
-        <w:rPr>
-          <w:rFonts w:ascii="Arial" w:hAnsi="Arial" w:cs="Arial"/>
-          <w:color w:val="F7F8FC"/>
+        <w:rPr>
+          <w:rFonts w:ascii="Arial" w:hAnsi="Arial" w:cs="Arial"/>
+          <w:color w:val="323E4F" w:themeColor="text2" w:themeShade="BF"/>
+          <w:rtl/>
+        </w:rPr>
+      </w:pPr>
+      <w:r>
+        <w:rPr>
+          <w:rFonts w:ascii="Arial" w:hAnsi="Arial" w:cs="Arial"/>
+          <w:color w:val="323E4F" w:themeColor="text2" w:themeShade="BF"/>
         </w:rPr>
         <w:pict>
-          <v:rect id="_x0000_i1029" style="width:0;height:1.5pt" o:hralign="center" o:hrstd="t" o:hr="t" fillcolor="#a0a0a0" stroked="f"/>
+          <v:rect id="_x0000_i1027" style="width:0;height:1.5pt" o:hralign="center" o:hrstd="t" o:hr="t" fillcolor="#a0a0a0" stroked="f"/>
         </w:pict>
       </w:r>
     </w:p>
@@ -2714,12 +3224,11 @@
           <w:bottom w:val="single" w:sz="2" w:space="0" w:color="E3E3E3"/>
           <w:right w:val="single" w:sz="2" w:space="0" w:color="E3E3E3"/>
         </w:pBdr>
-        <w:shd w:val="clear" w:color="auto" w:fill="232326"/>
         <w:bidi/>
         <w:spacing w:before="0"/>
         <w:rPr>
           <w:rFonts w:ascii="Arial" w:hAnsi="Arial" w:cs="Arial"/>
-          <w:color w:val="F7F8FC"/>
+          <w:color w:val="323E4F" w:themeColor="text2" w:themeShade="BF"/>
           <w:spacing w:val="-5"/>
         </w:rPr>
       </w:pPr>
@@ -2727,7 +3236,7 @@
         <w:rPr>
           <w:rStyle w:val="qwen-markdown-text"/>
           <w:rFonts w:ascii="Arial" w:hAnsi="Arial" w:cs="Arial"/>
-          <w:color w:val="F7F8FC"/>
+          <w:color w:val="323E4F" w:themeColor="text2" w:themeShade="BF"/>
           <w:spacing w:val="-5"/>
           <w:bdr w:val="single" w:sz="2" w:space="0" w:color="E3E3E3" w:frame="1"/>
           <w:rtl/>
@@ -2738,7 +3247,7 @@
         <w:rPr>
           <w:rStyle w:val="qwen-markdown-text"/>
           <w:rFonts w:ascii="Arial" w:hAnsi="Arial" w:cs="Arial"/>
-          <w:color w:val="F7F8FC"/>
+          <w:color w:val="323E4F" w:themeColor="text2" w:themeShade="BF"/>
           <w:spacing w:val="-5"/>
           <w:bdr w:val="single" w:sz="2" w:space="0" w:color="E3E3E3" w:frame="1"/>
           <w:rtl/>
@@ -2750,7 +3259,7 @@
         <w:rPr>
           <w:rStyle w:val="qwen-markdown-text"/>
           <w:rFonts w:ascii="Arial" w:hAnsi="Arial" w:cs="Arial"/>
-          <w:color w:val="F7F8FC"/>
+          <w:color w:val="323E4F" w:themeColor="text2" w:themeShade="BF"/>
           <w:spacing w:val="-5"/>
           <w:bdr w:val="single" w:sz="2" w:space="0" w:color="E3E3E3" w:frame="1"/>
         </w:rPr>
@@ -2760,7 +3269,7 @@
         <w:rPr>
           <w:rStyle w:val="qwen-markdown-text"/>
           <w:rFonts w:ascii="Arial" w:hAnsi="Arial" w:cs="Arial"/>
-          <w:color w:val="F7F8FC"/>
+          <w:color w:val="323E4F" w:themeColor="text2" w:themeShade="BF"/>
           <w:spacing w:val="-5"/>
           <w:bdr w:val="single" w:sz="2" w:space="0" w:color="E3E3E3" w:frame="1"/>
           <w:rtl/>
@@ -2770,19 +3279,18 @@
     </w:p>
     <w:p>
       <w:pPr>
-        <w:shd w:val="clear" w:color="auto" w:fill="232326"/>
         <w:bidi/>
         <w:rPr>
           <w:rFonts w:ascii="Arial" w:hAnsi="Arial" w:cs="Arial"/>
-          <w:color w:val="F7F8FC"/>
-          <w:rtl/>
-        </w:rPr>
-      </w:pPr>
-      <w:r>
-        <w:rPr>
-          <w:rStyle w:val="qwen-markdown-text"/>
-          <w:rFonts w:ascii="Arial" w:hAnsi="Arial" w:cs="Arial"/>
-          <w:color w:val="F7F8FC"/>
+          <w:color w:val="323E4F" w:themeColor="text2" w:themeShade="BF"/>
+          <w:rtl/>
+        </w:rPr>
+      </w:pPr>
+      <w:r>
+        <w:rPr>
+          <w:rStyle w:val="qwen-markdown-text"/>
+          <w:rFonts w:ascii="Arial" w:hAnsi="Arial" w:cs="Arial"/>
+          <w:color w:val="323E4F" w:themeColor="text2" w:themeShade="BF"/>
           <w:bdr w:val="single" w:sz="2" w:space="0" w:color="E3E3E3" w:frame="1"/>
           <w:rtl/>
         </w:rPr>
@@ -2792,7 +3300,7 @@
         <w:rPr>
           <w:rStyle w:val="qwen-markdown-text"/>
           <w:rFonts w:ascii="Arial" w:hAnsi="Arial" w:cs="Arial"/>
-          <w:color w:val="F7F8FC"/>
+          <w:color w:val="323E4F" w:themeColor="text2" w:themeShade="BF"/>
           <w:bdr w:val="single" w:sz="2" w:space="0" w:color="E3E3E3" w:frame="1"/>
         </w:rPr>
         <w:t>GUI</w:t>
@@ -2801,7 +3309,7 @@
         <w:rPr>
           <w:rStyle w:val="qwen-markdown-text"/>
           <w:rFonts w:ascii="Arial" w:hAnsi="Arial" w:cs="Arial"/>
-          <w:color w:val="F7F8FC"/>
+          <w:color w:val="323E4F" w:themeColor="text2" w:themeShade="BF"/>
           <w:bdr w:val="single" w:sz="2" w:space="0" w:color="E3E3E3" w:frame="1"/>
           <w:rtl/>
         </w:rPr>
@@ -2811,7 +3319,7 @@
         <w:rPr>
           <w:rStyle w:val="qwen-markdown-text"/>
           <w:rFonts w:ascii="Arial" w:hAnsi="Arial" w:cs="Arial"/>
-          <w:color w:val="F7F8FC"/>
+          <w:color w:val="323E4F" w:themeColor="text2" w:themeShade="BF"/>
           <w:bdr w:val="single" w:sz="2" w:space="0" w:color="E3E3E3" w:frame="1"/>
         </w:rPr>
         <w:t>periodic</w:t>
@@ -2820,7 +3328,7 @@
         <w:rPr>
           <w:rStyle w:val="qwen-markdown-text"/>
           <w:rFonts w:ascii="Arial" w:hAnsi="Arial" w:cs="Arial"/>
-          <w:color w:val="F7F8FC"/>
+          <w:color w:val="323E4F" w:themeColor="text2" w:themeShade="BF"/>
           <w:bdr w:val="single" w:sz="2" w:space="0" w:color="E3E3E3" w:frame="1"/>
           <w:rtl/>
         </w:rPr>
@@ -2829,19 +3337,18 @@
     </w:p>
     <w:p>
       <w:pPr>
-        <w:shd w:val="clear" w:color="auto" w:fill="232326"/>
         <w:bidi/>
         <w:rPr>
           <w:rFonts w:ascii="Arial" w:hAnsi="Arial" w:cs="Arial"/>
-          <w:color w:val="F7F8FC"/>
-          <w:rtl/>
-        </w:rPr>
-      </w:pPr>
-      <w:r>
-        <w:rPr>
-          <w:rStyle w:val="qwen-markdown-text"/>
-          <w:rFonts w:ascii="Arial" w:hAnsi="Arial" w:cs="Arial"/>
-          <w:color w:val="F7F8FC"/>
+          <w:color w:val="323E4F" w:themeColor="text2" w:themeShade="BF"/>
+          <w:rtl/>
+        </w:rPr>
+      </w:pPr>
+      <w:r>
+        <w:rPr>
+          <w:rStyle w:val="qwen-markdown-text"/>
+          <w:rFonts w:ascii="Arial" w:hAnsi="Arial" w:cs="Arial"/>
+          <w:color w:val="323E4F" w:themeColor="text2" w:themeShade="BF"/>
           <w:bdr w:val="single" w:sz="2" w:space="0" w:color="E3E3E3" w:frame="1"/>
           <w:rtl/>
         </w:rPr>
@@ -2851,81 +3358,133 @@
     <w:p>
       <w:pPr>
         <w:rPr>
-          <w:rtl/>
-        </w:rPr>
-      </w:pPr>
-    </w:p>
-    <w:p>
-      <w:pPr>
-        <w:rPr>
-          <w:rtl/>
-        </w:rPr>
-      </w:pPr>
-    </w:p>
-    <w:p>
-      <w:r>
+          <w:color w:val="323E4F" w:themeColor="text2" w:themeShade="BF"/>
+          <w:rtl/>
+        </w:rPr>
+      </w:pPr>
+    </w:p>
+    <w:p>
+      <w:pPr>
+        <w:rPr>
+          <w:color w:val="323E4F" w:themeColor="text2" w:themeShade="BF"/>
+          <w:rtl/>
+        </w:rPr>
+      </w:pPr>
+    </w:p>
+    <w:p>
+      <w:pPr>
+        <w:rPr>
+          <w:color w:val="323E4F" w:themeColor="text2" w:themeShade="BF"/>
+        </w:rPr>
+      </w:pPr>
+      <w:r>
+        <w:rPr>
+          <w:color w:val="323E4F" w:themeColor="text2" w:themeShade="BF"/>
+        </w:rPr>
         <w:t>{</w:t>
       </w:r>
     </w:p>
     <w:p>
-      <w:r>
+      <w:pPr>
+        <w:rPr>
+          <w:color w:val="323E4F" w:themeColor="text2" w:themeShade="BF"/>
+        </w:rPr>
+      </w:pPr>
+      <w:r>
+        <w:rPr>
+          <w:color w:val="323E4F" w:themeColor="text2" w:themeShade="BF"/>
+        </w:rPr>
         <w:t xml:space="preserve">  "op": "subscribe",</w:t>
       </w:r>
     </w:p>
     <w:p>
-      <w:r>
+      <w:pPr>
+        <w:rPr>
+          <w:color w:val="323E4F" w:themeColor="text2" w:themeShade="BF"/>
+        </w:rPr>
+      </w:pPr>
+      <w:r>
+        <w:rPr>
+          <w:color w:val="323E4F" w:themeColor="text2" w:themeShade="BF"/>
+        </w:rPr>
         <w:t xml:space="preserve">  "tags": [10, 11],</w:t>
       </w:r>
     </w:p>
     <w:p>
-      <w:r>
+      <w:pPr>
+        <w:rPr>
+          <w:color w:val="323E4F" w:themeColor="text2" w:themeShade="BF"/>
+        </w:rPr>
+      </w:pPr>
+      <w:r>
+        <w:rPr>
+          <w:color w:val="323E4F" w:themeColor="text2" w:themeShade="BF"/>
+        </w:rPr>
         <w:t xml:space="preserve">  "mode": "periodic",</w:t>
       </w:r>
     </w:p>
     <w:p>
-      <w:r>
+      <w:pPr>
+        <w:rPr>
+          <w:color w:val="323E4F" w:themeColor="text2" w:themeShade="BF"/>
+        </w:rPr>
+      </w:pPr>
+      <w:r>
+        <w:rPr>
+          <w:color w:val="323E4F" w:themeColor="text2" w:themeShade="BF"/>
+        </w:rPr>
         <w:t xml:space="preserve">  "</w:t>
       </w:r>
       <w:proofErr w:type="spellStart"/>
       <w:r>
+        <w:rPr>
+          <w:color w:val="323E4F" w:themeColor="text2" w:themeShade="BF"/>
+        </w:rPr>
         <w:t>interval_ms</w:t>
       </w:r>
       <w:proofErr w:type="spellEnd"/>
       <w:r>
+        <w:rPr>
+          <w:color w:val="323E4F" w:themeColor="text2" w:themeShade="BF"/>
+        </w:rPr>
         <w:t>": 5000</w:t>
       </w:r>
     </w:p>
     <w:p>
       <w:pPr>
         <w:rPr>
-          <w:rtl/>
-        </w:rPr>
-      </w:pPr>
-      <w:r>
+          <w:color w:val="323E4F" w:themeColor="text2" w:themeShade="BF"/>
+          <w:rtl/>
+        </w:rPr>
+      </w:pPr>
+      <w:r>
+        <w:rPr>
+          <w:color w:val="323E4F" w:themeColor="text2" w:themeShade="BF"/>
+        </w:rPr>
         <w:t>}</w:t>
       </w:r>
     </w:p>
     <w:p>
       <w:pPr>
         <w:rPr>
-          <w:rtl/>
-        </w:rPr>
-      </w:pPr>
-    </w:p>
-    <w:p>
-      <w:pPr>
-        <w:shd w:val="clear" w:color="auto" w:fill="232326"/>
+          <w:color w:val="323E4F" w:themeColor="text2" w:themeShade="BF"/>
+          <w:rtl/>
+        </w:rPr>
+      </w:pPr>
+    </w:p>
+    <w:p>
+      <w:pPr>
         <w:bidi/>
         <w:rPr>
           <w:rFonts w:ascii="Arial" w:hAnsi="Arial" w:cs="Arial"/>
-          <w:color w:val="F7F8FC"/>
-        </w:rPr>
-      </w:pPr>
-      <w:r>
-        <w:rPr>
-          <w:rStyle w:val="qwen-markdown-text"/>
-          <w:rFonts w:ascii="Arial" w:hAnsi="Arial" w:cs="Arial"/>
-          <w:color w:val="F7F8FC"/>
+          <w:color w:val="323E4F" w:themeColor="text2" w:themeShade="BF"/>
+        </w:rPr>
+      </w:pPr>
+      <w:r>
+        <w:rPr>
+          <w:rStyle w:val="qwen-markdown-text"/>
+          <w:rFonts w:ascii="Arial" w:hAnsi="Arial" w:cs="Arial"/>
+          <w:color w:val="323E4F" w:themeColor="text2" w:themeShade="BF"/>
           <w:bdr w:val="single" w:sz="2" w:space="0" w:color="E3E3E3" w:frame="1"/>
           <w:rtl/>
         </w:rPr>
@@ -2935,7 +3494,7 @@
         <w:rPr>
           <w:rStyle w:val="qwen-markdown-text"/>
           <w:rFonts w:ascii="Arial" w:hAnsi="Arial" w:cs="Arial"/>
-          <w:color w:val="F7F8FC"/>
+          <w:color w:val="323E4F" w:themeColor="text2" w:themeShade="BF"/>
           <w:bdr w:val="single" w:sz="2" w:space="0" w:color="E3E3E3" w:frame="1"/>
           <w:rtl/>
           <w:lang w:bidi="fa-IR"/>
@@ -2946,7 +3505,7 @@
         <w:rPr>
           <w:rStyle w:val="qwen-markdown-text"/>
           <w:rFonts w:ascii="Arial" w:hAnsi="Arial" w:cs="Arial"/>
-          <w:color w:val="F7F8FC"/>
+          <w:color w:val="323E4F" w:themeColor="text2" w:themeShade="BF"/>
           <w:bdr w:val="single" w:sz="2" w:space="0" w:color="E3E3E3" w:frame="1"/>
           <w:rtl/>
         </w:rPr>
@@ -2955,19 +3514,18 @@
     </w:p>
     <w:p>
       <w:pPr>
-        <w:shd w:val="clear" w:color="auto" w:fill="232326"/>
         <w:bidi/>
         <w:rPr>
           <w:rFonts w:ascii="Arial" w:hAnsi="Arial" w:cs="Arial"/>
-          <w:color w:val="F7F8FC"/>
-          <w:rtl/>
-        </w:rPr>
-      </w:pPr>
-      <w:r>
-        <w:rPr>
-          <w:rStyle w:val="qwen-markdown-text"/>
-          <w:rFonts w:ascii="Arial" w:hAnsi="Arial" w:cs="Arial"/>
-          <w:color w:val="F7F8FC"/>
+          <w:color w:val="323E4F" w:themeColor="text2" w:themeShade="BF"/>
+          <w:rtl/>
+        </w:rPr>
+      </w:pPr>
+      <w:r>
+        <w:rPr>
+          <w:rStyle w:val="qwen-markdown-text"/>
+          <w:rFonts w:ascii="Arial" w:hAnsi="Arial" w:cs="Arial"/>
+          <w:color w:val="323E4F" w:themeColor="text2" w:themeShade="BF"/>
           <w:bdr w:val="single" w:sz="2" w:space="0" w:color="E3E3E3" w:frame="1"/>
           <w:rtl/>
         </w:rPr>
@@ -2977,7 +3535,7 @@
         <w:rPr>
           <w:rStyle w:val="qwen-markdown-text"/>
           <w:rFonts w:ascii="Arial" w:hAnsi="Arial" w:cs="Arial"/>
-          <w:color w:val="F7F8FC"/>
+          <w:color w:val="323E4F" w:themeColor="text2" w:themeShade="BF"/>
           <w:bdr w:val="single" w:sz="2" w:space="0" w:color="E3E3E3" w:frame="1"/>
         </w:rPr>
         <w:t>SCADA/Historian</w:t>
@@ -2986,7 +3544,7 @@
         <w:rPr>
           <w:rStyle w:val="qwen-markdown-text"/>
           <w:rFonts w:ascii="Arial" w:hAnsi="Arial" w:cs="Arial"/>
-          <w:color w:val="F7F8FC"/>
+          <w:color w:val="323E4F" w:themeColor="text2" w:themeShade="BF"/>
           <w:bdr w:val="single" w:sz="2" w:space="0" w:color="E3E3E3" w:frame="1"/>
           <w:rtl/>
         </w:rPr>
@@ -2996,7 +3554,7 @@
         <w:rPr>
           <w:rStyle w:val="qwen-markdown-text"/>
           <w:rFonts w:ascii="Arial" w:hAnsi="Arial" w:cs="Arial"/>
-          <w:color w:val="F7F8FC"/>
+          <w:color w:val="323E4F" w:themeColor="text2" w:themeShade="BF"/>
           <w:bdr w:val="single" w:sz="2" w:space="0" w:color="E3E3E3" w:frame="1"/>
         </w:rPr>
         <w:t>event-based</w:t>
@@ -3005,7 +3563,7 @@
         <w:rPr>
           <w:rStyle w:val="qwen-markdown-text"/>
           <w:rFonts w:ascii="Arial" w:hAnsi="Arial" w:cs="Arial"/>
-          <w:color w:val="F7F8FC"/>
+          <w:color w:val="323E4F" w:themeColor="text2" w:themeShade="BF"/>
           <w:bdr w:val="single" w:sz="2" w:space="0" w:color="E3E3E3" w:frame="1"/>
           <w:rtl/>
         </w:rPr>
@@ -3024,20 +3582,19 @@
           <w:bottom w:val="single" w:sz="2" w:space="0" w:color="E3E3E3"/>
           <w:right w:val="single" w:sz="2" w:space="0" w:color="E3E3E3"/>
         </w:pBdr>
-        <w:shd w:val="clear" w:color="auto" w:fill="232326"/>
         <w:bidi/>
         <w:spacing w:after="0" w:line="240" w:lineRule="auto"/>
         <w:rPr>
           <w:rFonts w:ascii="Arial" w:hAnsi="Arial" w:cs="Arial"/>
-          <w:color w:val="F7F8FC"/>
-          <w:rtl/>
-        </w:rPr>
-      </w:pPr>
-      <w:r>
-        <w:rPr>
-          <w:rStyle w:val="qwen-markdown-text"/>
-          <w:rFonts w:ascii="Arial" w:hAnsi="Arial" w:cs="Arial"/>
-          <w:color w:val="F7F8FC"/>
+          <w:color w:val="323E4F" w:themeColor="text2" w:themeShade="BF"/>
+          <w:rtl/>
+        </w:rPr>
+      </w:pPr>
+      <w:r>
+        <w:rPr>
+          <w:rStyle w:val="qwen-markdown-text"/>
+          <w:rFonts w:ascii="Arial" w:hAnsi="Arial" w:cs="Arial"/>
+          <w:color w:val="323E4F" w:themeColor="text2" w:themeShade="BF"/>
           <w:bdr w:val="single" w:sz="2" w:space="0" w:color="E3E3E3" w:frame="1"/>
           <w:rtl/>
         </w:rPr>
@@ -3056,20 +3613,19 @@
           <w:bottom w:val="single" w:sz="2" w:space="0" w:color="E3E3E3"/>
           <w:right w:val="single" w:sz="2" w:space="0" w:color="E3E3E3"/>
         </w:pBdr>
-        <w:shd w:val="clear" w:color="auto" w:fill="232326"/>
         <w:bidi/>
         <w:spacing w:after="0" w:line="240" w:lineRule="auto"/>
         <w:rPr>
           <w:rFonts w:ascii="Arial" w:hAnsi="Arial" w:cs="Arial"/>
-          <w:color w:val="F7F8FC"/>
-          <w:rtl/>
-        </w:rPr>
-      </w:pPr>
-      <w:r>
-        <w:rPr>
-          <w:rStyle w:val="qwen-markdown-text"/>
-          <w:rFonts w:ascii="Arial" w:hAnsi="Arial" w:cs="Arial"/>
-          <w:color w:val="F7F8FC"/>
+          <w:color w:val="323E4F" w:themeColor="text2" w:themeShade="BF"/>
+          <w:rtl/>
+        </w:rPr>
+      </w:pPr>
+      <w:r>
+        <w:rPr>
+          <w:rStyle w:val="qwen-markdown-text"/>
+          <w:rFonts w:ascii="Arial" w:hAnsi="Arial" w:cs="Arial"/>
+          <w:color w:val="323E4F" w:themeColor="text2" w:themeShade="BF"/>
           <w:bdr w:val="single" w:sz="2" w:space="0" w:color="E3E3E3" w:frame="1"/>
           <w:rtl/>
         </w:rPr>
@@ -3081,7 +3637,7 @@
         <w:rPr>
           <w:rStyle w:val="qwen-markdown-text"/>
           <w:rFonts w:ascii="Arial" w:hAnsi="Arial" w:cs="Arial"/>
-          <w:color w:val="F7F8FC"/>
+          <w:color w:val="323E4F" w:themeColor="text2" w:themeShade="BF"/>
           <w:bdr w:val="single" w:sz="2" w:space="0" w:color="E3E3E3" w:frame="1"/>
         </w:rPr>
         <w:t>deadband</w:t>
@@ -3091,7 +3647,7 @@
         <w:rPr>
           <w:rStyle w:val="qwen-markdown-text"/>
           <w:rFonts w:ascii="Arial" w:hAnsi="Arial" w:cs="Arial"/>
-          <w:color w:val="F7F8FC"/>
+          <w:color w:val="323E4F" w:themeColor="text2" w:themeShade="BF"/>
           <w:bdr w:val="single" w:sz="2" w:space="0" w:color="E3E3E3" w:frame="1"/>
           <w:rtl/>
         </w:rPr>
@@ -3101,7 +3657,7 @@
         <w:rPr>
           <w:rStyle w:val="qwen-markdown-text"/>
           <w:rFonts w:ascii="Arial" w:hAnsi="Arial" w:cs="Arial"/>
-          <w:color w:val="F7F8FC"/>
+          <w:color w:val="323E4F" w:themeColor="text2" w:themeShade="BF"/>
           <w:bdr w:val="single" w:sz="2" w:space="0" w:color="E3E3E3" w:frame="1"/>
         </w:rPr>
         <w:t>exception reporting</w:t>
@@ -3110,7 +3666,7 @@
         <w:rPr>
           <w:rStyle w:val="qwen-markdown-text"/>
           <w:rFonts w:ascii="Arial" w:hAnsi="Arial" w:cs="Arial"/>
-          <w:color w:val="F7F8FC"/>
+          <w:color w:val="323E4F" w:themeColor="text2" w:themeShade="BF"/>
           <w:bdr w:val="single" w:sz="2" w:space="0" w:color="E3E3E3" w:frame="1"/>
           <w:rtl/>
         </w:rPr>
@@ -3129,20 +3685,19 @@
           <w:bottom w:val="single" w:sz="2" w:space="0" w:color="E3E3E3"/>
           <w:right w:val="single" w:sz="2" w:space="0" w:color="E3E3E3"/>
         </w:pBdr>
-        <w:shd w:val="clear" w:color="auto" w:fill="232326"/>
         <w:bidi/>
         <w:spacing w:after="0" w:line="240" w:lineRule="auto"/>
         <w:rPr>
           <w:rFonts w:ascii="Arial" w:hAnsi="Arial" w:cs="Arial"/>
-          <w:color w:val="F7F8FC"/>
-          <w:rtl/>
-        </w:rPr>
-      </w:pPr>
-      <w:r>
-        <w:rPr>
-          <w:rStyle w:val="qwen-markdown-text"/>
-          <w:rFonts w:ascii="Arial" w:hAnsi="Arial" w:cs="Arial"/>
-          <w:color w:val="F7F8FC"/>
+          <w:color w:val="323E4F" w:themeColor="text2" w:themeShade="BF"/>
+          <w:rtl/>
+        </w:rPr>
+      </w:pPr>
+      <w:r>
+        <w:rPr>
+          <w:rStyle w:val="qwen-markdown-text"/>
+          <w:rFonts w:ascii="Arial" w:hAnsi="Arial" w:cs="Arial"/>
+          <w:color w:val="323E4F" w:themeColor="text2" w:themeShade="BF"/>
           <w:bdr w:val="single" w:sz="2" w:space="0" w:color="E3E3E3" w:frame="1"/>
           <w:rtl/>
         </w:rPr>
@@ -3151,20 +3706,19 @@
     </w:p>
     <w:p>
       <w:pPr>
-        <w:shd w:val="clear" w:color="auto" w:fill="232326"/>
-        <w:rPr>
-          <w:rFonts w:ascii="Arial" w:hAnsi="Arial" w:cs="Arial"/>
-          <w:color w:val="F7F8FC"/>
-          <w:rtl/>
-        </w:rPr>
-      </w:pPr>
-      <w:r>
-        <w:rPr>
-          <w:rFonts w:ascii="Arial" w:hAnsi="Arial" w:cs="Arial"/>
-          <w:color w:val="F7F8FC"/>
+        <w:rPr>
+          <w:rFonts w:ascii="Arial" w:hAnsi="Arial" w:cs="Arial"/>
+          <w:color w:val="323E4F" w:themeColor="text2" w:themeShade="BF"/>
+          <w:rtl/>
+        </w:rPr>
+      </w:pPr>
+      <w:r>
+        <w:rPr>
+          <w:rFonts w:ascii="Arial" w:hAnsi="Arial" w:cs="Arial"/>
+          <w:color w:val="323E4F" w:themeColor="text2" w:themeShade="BF"/>
         </w:rPr>
         <w:pict>
-          <v:rect id="_x0000_i1031" style="width:0;height:1.5pt" o:hralign="center" o:hrstd="t" o:hr="t" fillcolor="#a0a0a0" stroked="f"/>
+          <v:rect id="_x0000_i1028" style="width:0;height:1.5pt" o:hralign="center" o:hrstd="t" o:hr="t" fillcolor="#a0a0a0" stroked="f"/>
         </w:pict>
       </w:r>
     </w:p>
@@ -3177,12 +3731,11 @@
           <w:bottom w:val="single" w:sz="2" w:space="0" w:color="E3E3E3"/>
           <w:right w:val="single" w:sz="2" w:space="0" w:color="E3E3E3"/>
         </w:pBdr>
-        <w:shd w:val="clear" w:color="auto" w:fill="232326"/>
         <w:bidi/>
         <w:spacing w:before="0" w:after="0"/>
         <w:rPr>
           <w:rFonts w:ascii="Arial" w:hAnsi="Arial" w:cs="Arial"/>
-          <w:color w:val="F7F8FC"/>
+          <w:color w:val="323E4F" w:themeColor="text2" w:themeShade="BF"/>
           <w:spacing w:val="-5"/>
         </w:rPr>
       </w:pPr>
@@ -3190,7 +3743,7 @@
         <w:rPr>
           <w:rStyle w:val="qwen-markdown-text"/>
           <w:rFonts w:ascii="Arial" w:hAnsi="Arial" w:cs="Arial"/>
-          <w:color w:val="F7F8FC"/>
+          <w:color w:val="323E4F" w:themeColor="text2" w:themeShade="BF"/>
           <w:spacing w:val="-5"/>
           <w:bdr w:val="single" w:sz="2" w:space="0" w:color="E3E3E3" w:frame="1"/>
           <w:rtl/>
@@ -3202,7 +3755,7 @@
         <w:rPr>
           <w:rStyle w:val="qwen-markdown-text"/>
           <w:rFonts w:ascii="Arial" w:hAnsi="Arial" w:cs="Arial"/>
-          <w:color w:val="F7F8FC"/>
+          <w:color w:val="323E4F" w:themeColor="text2" w:themeShade="BF"/>
           <w:spacing w:val="-5"/>
           <w:bdr w:val="single" w:sz="2" w:space="0" w:color="E3E3E3" w:frame="1"/>
         </w:rPr>
@@ -3213,7 +3766,7 @@
         <w:rPr>
           <w:rStyle w:val="qwen-markdown-text"/>
           <w:rFonts w:ascii="Arial" w:hAnsi="Arial" w:cs="Arial"/>
-          <w:color w:val="F7F8FC"/>
+          <w:color w:val="323E4F" w:themeColor="text2" w:themeShade="BF"/>
           <w:spacing w:val="-5"/>
           <w:bdr w:val="single" w:sz="2" w:space="0" w:color="E3E3E3" w:frame="1"/>
           <w:rtl/>
@@ -3225,7 +3778,7 @@
         <w:rPr>
           <w:rStyle w:val="qwen-markdown-text"/>
           <w:rFonts w:ascii="Arial" w:hAnsi="Arial" w:cs="Arial"/>
-          <w:color w:val="F7F8FC"/>
+          <w:color w:val="323E4F" w:themeColor="text2" w:themeShade="BF"/>
           <w:spacing w:val="-5"/>
           <w:bdr w:val="single" w:sz="2" w:space="0" w:color="E3E3E3" w:frame="1"/>
         </w:rPr>
@@ -3235,19 +3788,18 @@
     </w:p>
     <w:p>
       <w:pPr>
-        <w:shd w:val="clear" w:color="auto" w:fill="232326"/>
         <w:bidi/>
         <w:rPr>
           <w:rFonts w:ascii="Arial" w:hAnsi="Arial" w:cs="Arial"/>
-          <w:color w:val="F7F8FC"/>
-          <w:rtl/>
-        </w:rPr>
-      </w:pPr>
-      <w:r>
-        <w:rPr>
-          <w:rStyle w:val="qwen-markdown-text"/>
-          <w:rFonts w:ascii="Arial" w:hAnsi="Arial" w:cs="Arial"/>
-          <w:color w:val="F7F8FC"/>
+          <w:color w:val="323E4F" w:themeColor="text2" w:themeShade="BF"/>
+          <w:rtl/>
+        </w:rPr>
+      </w:pPr>
+      <w:r>
+        <w:rPr>
+          <w:rStyle w:val="qwen-markdown-text"/>
+          <w:rFonts w:ascii="Arial" w:hAnsi="Arial" w:cs="Arial"/>
+          <w:color w:val="323E4F" w:themeColor="text2" w:themeShade="BF"/>
           <w:bdr w:val="single" w:sz="2" w:space="0" w:color="E3E3E3" w:frame="1"/>
           <w:rtl/>
         </w:rPr>
@@ -3258,7 +3810,7 @@
         <w:rPr>
           <w:rStyle w:val="qwen-markdown-text"/>
           <w:rFonts w:ascii="Arial" w:hAnsi="Arial" w:cs="Arial"/>
-          <w:color w:val="F7F8FC"/>
+          <w:color w:val="323E4F" w:themeColor="text2" w:themeShade="BF"/>
           <w:bdr w:val="single" w:sz="2" w:space="0" w:color="E3E3E3" w:frame="1"/>
         </w:rPr>
         <w:t>уже</w:t>
@@ -3268,7 +3820,7 @@
         <w:rPr>
           <w:rStyle w:val="qwen-markdown-text"/>
           <w:rFonts w:ascii="Arial" w:hAnsi="Arial" w:cs="Arial"/>
-          <w:color w:val="F7F8FC"/>
+          <w:color w:val="323E4F" w:themeColor="text2" w:themeShade="BF"/>
           <w:bdr w:val="single" w:sz="2" w:space="0" w:color="E3E3E3" w:frame="1"/>
           <w:rtl/>
         </w:rPr>
@@ -3287,11 +3839,10 @@
           <w:bottom w:val="single" w:sz="2" w:space="0" w:color="E3E3E3"/>
           <w:right w:val="single" w:sz="2" w:space="0" w:color="E3E3E3"/>
         </w:pBdr>
-        <w:shd w:val="clear" w:color="auto" w:fill="232326"/>
         <w:spacing w:after="0" w:line="240" w:lineRule="auto"/>
         <w:rPr>
           <w:rFonts w:ascii="Arial" w:hAnsi="Arial" w:cs="Arial"/>
-          <w:color w:val="F7F8FC"/>
+          <w:color w:val="323E4F" w:themeColor="text2" w:themeShade="BF"/>
           <w:rtl/>
         </w:rPr>
       </w:pPr>
@@ -3300,7 +3851,7 @@
         <w:rPr>
           <w:rStyle w:val="HTMLCode"/>
           <w:rFonts w:eastAsiaTheme="minorHAnsi"/>
-          <w:color w:val="3B6FFF"/>
+          <w:color w:val="323E4F" w:themeColor="text2" w:themeShade="BF"/>
           <w:spacing w:val="-10"/>
           <w:bdr w:val="single" w:sz="2" w:space="0" w:color="E3E3E3" w:frame="1"/>
         </w:rPr>
@@ -3320,11 +3871,10 @@
           <w:bottom w:val="single" w:sz="2" w:space="0" w:color="E3E3E3"/>
           <w:right w:val="single" w:sz="2" w:space="0" w:color="E3E3E3"/>
         </w:pBdr>
-        <w:shd w:val="clear" w:color="auto" w:fill="232326"/>
         <w:spacing w:after="0" w:line="240" w:lineRule="auto"/>
         <w:rPr>
           <w:rFonts w:ascii="Arial" w:hAnsi="Arial" w:cs="Arial"/>
-          <w:color w:val="F7F8FC"/>
+          <w:color w:val="323E4F" w:themeColor="text2" w:themeShade="BF"/>
         </w:rPr>
       </w:pPr>
       <w:proofErr w:type="spellStart"/>
@@ -3332,7 +3882,7 @@
         <w:rPr>
           <w:rStyle w:val="HTMLCode"/>
           <w:rFonts w:eastAsiaTheme="minorHAnsi"/>
-          <w:color w:val="3B6FFF"/>
+          <w:color w:val="323E4F" w:themeColor="text2" w:themeShade="BF"/>
           <w:spacing w:val="-10"/>
           <w:bdr w:val="single" w:sz="2" w:space="0" w:color="E3E3E3" w:frame="1"/>
         </w:rPr>
@@ -3352,11 +3902,10 @@
           <w:bottom w:val="single" w:sz="2" w:space="0" w:color="E3E3E3"/>
           <w:right w:val="single" w:sz="2" w:space="0" w:color="E3E3E3"/>
         </w:pBdr>
-        <w:shd w:val="clear" w:color="auto" w:fill="232326"/>
         <w:spacing w:after="0" w:line="240" w:lineRule="auto"/>
         <w:rPr>
           <w:rFonts w:ascii="Arial" w:hAnsi="Arial" w:cs="Arial"/>
-          <w:color w:val="F7F8FC"/>
+          <w:color w:val="323E4F" w:themeColor="text2" w:themeShade="BF"/>
         </w:rPr>
       </w:pPr>
       <w:proofErr w:type="spellStart"/>
@@ -3364,7 +3913,7 @@
         <w:rPr>
           <w:rStyle w:val="qwen-markdown-text"/>
           <w:rFonts w:ascii="Arial" w:hAnsi="Arial" w:cs="Arial"/>
-          <w:color w:val="F7F8FC"/>
+          <w:color w:val="323E4F" w:themeColor="text2" w:themeShade="BF"/>
           <w:bdr w:val="single" w:sz="2" w:space="0" w:color="E3E3E3" w:frame="1"/>
         </w:rPr>
         <w:t>deadband</w:t>
@@ -3374,7 +3923,7 @@
         <w:rPr>
           <w:rStyle w:val="qwen-markdown-text"/>
           <w:rFonts w:ascii="Arial" w:hAnsi="Arial" w:cs="Arial"/>
-          <w:color w:val="F7F8FC"/>
+          <w:color w:val="323E4F" w:themeColor="text2" w:themeShade="BF"/>
           <w:bdr w:val="single" w:sz="2" w:space="0" w:color="E3E3E3" w:frame="1"/>
         </w:rPr>
         <w:t xml:space="preserve"> + heartbeat + quality bypass</w:t>
@@ -3382,18 +3931,17 @@
     </w:p>
     <w:p>
       <w:pPr>
-        <w:shd w:val="clear" w:color="auto" w:fill="232326"/>
         <w:bidi/>
         <w:rPr>
           <w:rFonts w:ascii="Arial" w:hAnsi="Arial" w:cs="Arial"/>
-          <w:color w:val="F7F8FC"/>
-        </w:rPr>
-      </w:pPr>
-      <w:r>
-        <w:rPr>
-          <w:rStyle w:val="qwen-markdown-text"/>
-          <w:rFonts w:ascii="Arial" w:hAnsi="Arial" w:cs="Arial"/>
-          <w:color w:val="F7F8FC"/>
+          <w:color w:val="323E4F" w:themeColor="text2" w:themeShade="BF"/>
+        </w:rPr>
+      </w:pPr>
+      <w:r>
+        <w:rPr>
+          <w:rStyle w:val="qwen-markdown-text"/>
+          <w:rFonts w:ascii="Arial" w:hAnsi="Arial" w:cs="Arial"/>
+          <w:color w:val="323E4F" w:themeColor="text2" w:themeShade="BF"/>
           <w:bdr w:val="single" w:sz="2" w:space="0" w:color="E3E3E3" w:frame="1"/>
           <w:rtl/>
         </w:rPr>
@@ -3402,19 +3950,18 @@
     </w:p>
     <w:p>
       <w:pPr>
-        <w:shd w:val="clear" w:color="auto" w:fill="232326"/>
         <w:bidi/>
         <w:rPr>
           <w:rFonts w:ascii="Arial" w:hAnsi="Arial" w:cs="Arial"/>
-          <w:color w:val="F7F8FC"/>
-          <w:rtl/>
-        </w:rPr>
-      </w:pPr>
-      <w:r>
-        <w:rPr>
-          <w:rStyle w:val="qwen-markdown-text"/>
-          <w:rFonts w:ascii="Arial" w:hAnsi="Arial" w:cs="Arial"/>
-          <w:color w:val="F7F8FC"/>
+          <w:color w:val="323E4F" w:themeColor="text2" w:themeShade="BF"/>
+          <w:rtl/>
+        </w:rPr>
+      </w:pPr>
+      <w:r>
+        <w:rPr>
+          <w:rStyle w:val="qwen-markdown-text"/>
+          <w:rFonts w:ascii="Arial" w:hAnsi="Arial" w:cs="Arial"/>
+          <w:color w:val="323E4F" w:themeColor="text2" w:themeShade="BF"/>
           <w:bdr w:val="single" w:sz="2" w:space="0" w:color="E3E3E3" w:frame="1"/>
           <w:rtl/>
         </w:rPr>
@@ -3425,7 +3972,7 @@
         <w:rPr>
           <w:rStyle w:val="qwen-markdown-text"/>
           <w:rFonts w:ascii="Arial" w:hAnsi="Arial" w:cs="Arial"/>
-          <w:color w:val="F7F8FC"/>
+          <w:color w:val="323E4F" w:themeColor="text2" w:themeShade="BF"/>
           <w:bdr w:val="single" w:sz="2" w:space="0" w:color="E3E3E3" w:frame="1"/>
         </w:rPr>
         <w:t>deadband</w:t>
@@ -3435,7 +3982,7 @@
         <w:rPr>
           <w:rStyle w:val="qwen-markdown-text"/>
           <w:rFonts w:ascii="Arial" w:hAnsi="Arial" w:cs="Arial"/>
-          <w:color w:val="F7F8FC"/>
+          <w:color w:val="323E4F" w:themeColor="text2" w:themeShade="BF"/>
           <w:bdr w:val="single" w:sz="2" w:space="0" w:color="E3E3E3" w:frame="1"/>
           <w:rtl/>
         </w:rPr>
@@ -3445,7 +3992,7 @@
         <w:rPr>
           <w:rStyle w:val="qwen-markdown-text"/>
           <w:rFonts w:ascii="Arial" w:hAnsi="Arial" w:cs="Arial"/>
-          <w:color w:val="F7F8FC"/>
+          <w:color w:val="323E4F" w:themeColor="text2" w:themeShade="BF"/>
           <w:bdr w:val="single" w:sz="2" w:space="0" w:color="E3E3E3" w:frame="1"/>
         </w:rPr>
         <w:t>historian</w:t>
@@ -3454,7 +4001,7 @@
         <w:rPr>
           <w:rStyle w:val="qwen-markdown-text"/>
           <w:rFonts w:ascii="Arial" w:hAnsi="Arial" w:cs="Arial"/>
-          <w:color w:val="F7F8FC"/>
+          <w:color w:val="323E4F" w:themeColor="text2" w:themeShade="BF"/>
           <w:bdr w:val="single" w:sz="2" w:space="0" w:color="E3E3E3" w:frame="1"/>
           <w:rtl/>
         </w:rPr>
@@ -3463,19 +4010,18 @@
     </w:p>
     <w:p>
       <w:pPr>
-        <w:shd w:val="clear" w:color="auto" w:fill="232326"/>
         <w:bidi/>
         <w:rPr>
           <w:rFonts w:ascii="Arial" w:hAnsi="Arial" w:cs="Arial"/>
-          <w:color w:val="F7F8FC"/>
-          <w:rtl/>
-        </w:rPr>
-      </w:pPr>
-      <w:r>
-        <w:rPr>
-          <w:rStyle w:val="qwen-markdown-text"/>
-          <w:rFonts w:ascii="Arial" w:hAnsi="Arial" w:cs="Arial"/>
-          <w:color w:val="F7F8FC"/>
+          <w:color w:val="323E4F" w:themeColor="text2" w:themeShade="BF"/>
+          <w:rtl/>
+        </w:rPr>
+      </w:pPr>
+      <w:r>
+        <w:rPr>
+          <w:rStyle w:val="qwen-markdown-text"/>
+          <w:rFonts w:ascii="Arial" w:hAnsi="Arial" w:cs="Arial"/>
+          <w:color w:val="323E4F" w:themeColor="text2" w:themeShade="BF"/>
           <w:bdr w:val="single" w:sz="2" w:space="0" w:color="E3E3E3" w:frame="1"/>
           <w:rtl/>
         </w:rPr>
@@ -3485,7 +4031,7 @@
         <w:rPr>
           <w:rStyle w:val="qwen-markdown-text"/>
           <w:rFonts w:ascii="Arial" w:hAnsi="Arial" w:cs="Arial"/>
-          <w:color w:val="F7F8FC"/>
+          <w:color w:val="323E4F" w:themeColor="text2" w:themeShade="BF"/>
           <w:bdr w:val="single" w:sz="2" w:space="0" w:color="E3E3E3" w:frame="1"/>
         </w:rPr>
         <w:t>GUI</w:t>
@@ -3494,7 +4040,7 @@
         <w:rPr>
           <w:rStyle w:val="qwen-markdown-text"/>
           <w:rFonts w:ascii="Arial" w:hAnsi="Arial" w:cs="Arial"/>
-          <w:color w:val="F7F8FC"/>
+          <w:color w:val="323E4F" w:themeColor="text2" w:themeShade="BF"/>
           <w:bdr w:val="single" w:sz="2" w:space="0" w:color="E3E3E3" w:frame="1"/>
           <w:rtl/>
         </w:rPr>
@@ -3503,19 +4049,18 @@
     </w:p>
     <w:p>
       <w:pPr>
-        <w:shd w:val="clear" w:color="auto" w:fill="232326"/>
         <w:bidi/>
         <w:rPr>
           <w:rFonts w:ascii="Arial" w:hAnsi="Arial" w:cs="Arial"/>
-          <w:color w:val="F7F8FC"/>
-          <w:rtl/>
-        </w:rPr>
-      </w:pPr>
-      <w:r>
-        <w:rPr>
-          <w:rStyle w:val="qwen-markdown-text"/>
-          <w:rFonts w:ascii="Arial" w:hAnsi="Arial" w:cs="Arial"/>
-          <w:color w:val="F7F8FC"/>
+          <w:color w:val="323E4F" w:themeColor="text2" w:themeShade="BF"/>
+          <w:rtl/>
+        </w:rPr>
+      </w:pPr>
+      <w:r>
+        <w:rPr>
+          <w:rStyle w:val="qwen-markdown-text"/>
+          <w:rFonts w:ascii="Arial" w:hAnsi="Arial" w:cs="Arial"/>
+          <w:color w:val="323E4F" w:themeColor="text2" w:themeShade="BF"/>
           <w:bdr w:val="single" w:sz="2" w:space="0" w:color="E3E3E3" w:frame="1"/>
           <w:rtl/>
         </w:rPr>
@@ -3525,7 +4070,7 @@
         <w:rPr>
           <w:rStyle w:val="qwen-markdown-text"/>
           <w:rFonts w:ascii="Arial" w:hAnsi="Arial" w:cs="Arial"/>
-          <w:color w:val="F7F8FC"/>
+          <w:color w:val="323E4F" w:themeColor="text2" w:themeShade="BF"/>
           <w:bdr w:val="single" w:sz="2" w:space="0" w:color="E3E3E3" w:frame="1"/>
         </w:rPr>
         <w:t>GUI</w:t>
@@ -3534,7 +4079,7 @@
         <w:rPr>
           <w:rStyle w:val="qwen-markdown-text"/>
           <w:rFonts w:ascii="Arial" w:hAnsi="Arial" w:cs="Arial"/>
-          <w:color w:val="F7F8FC"/>
+          <w:color w:val="323E4F" w:themeColor="text2" w:themeShade="BF"/>
           <w:bdr w:val="single" w:sz="2" w:space="0" w:color="E3E3E3" w:frame="1"/>
           <w:rtl/>
         </w:rPr>
@@ -3544,7 +4089,7 @@
         <w:rPr>
           <w:rStyle w:val="qwen-markdown-text"/>
           <w:rFonts w:ascii="Arial" w:hAnsi="Arial" w:cs="Arial"/>
-          <w:color w:val="F7F8FC"/>
+          <w:color w:val="323E4F" w:themeColor="text2" w:themeShade="BF"/>
           <w:bdr w:val="single" w:sz="2" w:space="0" w:color="E3E3E3" w:frame="1"/>
         </w:rPr>
         <w:t>timestamp/quality</w:t>
@@ -3553,7 +4098,7 @@
         <w:rPr>
           <w:rStyle w:val="qwen-markdown-text"/>
           <w:rFonts w:ascii="Arial" w:hAnsi="Arial" w:cs="Arial"/>
-          <w:color w:val="F7F8FC"/>
+          <w:color w:val="323E4F" w:themeColor="text2" w:themeShade="BF"/>
           <w:bdr w:val="single" w:sz="2" w:space="0" w:color="E3E3E3" w:frame="1"/>
           <w:rtl/>
         </w:rPr>
@@ -3562,19 +4107,18 @@
     </w:p>
     <w:p>
       <w:pPr>
-        <w:shd w:val="clear" w:color="auto" w:fill="232326"/>
         <w:bidi/>
         <w:rPr>
           <w:rFonts w:ascii="Arial" w:hAnsi="Arial" w:cs="Arial"/>
-          <w:color w:val="F7F8FC"/>
-          <w:rtl/>
-        </w:rPr>
-      </w:pPr>
-      <w:r>
-        <w:rPr>
-          <w:rStyle w:val="qwen-markdown-text"/>
-          <w:rFonts w:ascii="Arial" w:hAnsi="Arial" w:cs="Arial"/>
-          <w:color w:val="F7F8FC"/>
+          <w:color w:val="323E4F" w:themeColor="text2" w:themeShade="BF"/>
+          <w:rtl/>
+        </w:rPr>
+      </w:pPr>
+      <w:r>
+        <w:rPr>
+          <w:rStyle w:val="qwen-markdown-text"/>
+          <w:rFonts w:ascii="Arial" w:hAnsi="Arial" w:cs="Arial"/>
+          <w:color w:val="323E4F" w:themeColor="text2" w:themeShade="BF"/>
           <w:bdr w:val="single" w:sz="2" w:space="0" w:color="E3E3E3" w:frame="1"/>
           <w:rtl/>
         </w:rPr>
@@ -3584,7 +4128,7 @@
         <w:rPr>
           <w:rStyle w:val="qwen-markdown-text"/>
           <w:rFonts w:ascii="Arial" w:hAnsi="Arial" w:cs="Arial"/>
-          <w:color w:val="F7F8FC"/>
+          <w:color w:val="323E4F" w:themeColor="text2" w:themeShade="BF"/>
           <w:bdr w:val="single" w:sz="2" w:space="0" w:color="E3E3E3" w:frame="1"/>
         </w:rPr>
         <w:t>GUI</w:t>
@@ -3593,7 +4137,7 @@
         <w:rPr>
           <w:rStyle w:val="qwen-markdown-text"/>
           <w:rFonts w:ascii="Arial" w:hAnsi="Arial" w:cs="Arial"/>
-          <w:color w:val="F7F8FC"/>
+          <w:color w:val="323E4F" w:themeColor="text2" w:themeShade="BF"/>
           <w:bdr w:val="single" w:sz="2" w:space="0" w:color="E3E3E3" w:frame="1"/>
           <w:rtl/>
         </w:rPr>
@@ -3603,7 +4147,7 @@
         <w:rPr>
           <w:rStyle w:val="qwen-markdown-text"/>
           <w:rFonts w:ascii="Arial" w:hAnsi="Arial" w:cs="Arial"/>
-          <w:color w:val="F7F8FC"/>
+          <w:color w:val="323E4F" w:themeColor="text2" w:themeShade="BF"/>
           <w:bdr w:val="single" w:sz="2" w:space="0" w:color="E3E3E3" w:frame="1"/>
         </w:rPr>
         <w:t>API</w:t>
@@ -3612,7 +4156,7 @@
         <w:rPr>
           <w:rStyle w:val="qwen-markdown-text"/>
           <w:rFonts w:ascii="Arial" w:hAnsi="Arial" w:cs="Arial"/>
-          <w:color w:val="F7F8FC"/>
+          <w:color w:val="323E4F" w:themeColor="text2" w:themeShade="BF"/>
           <w:bdr w:val="single" w:sz="2" w:space="0" w:color="E3E3E3" w:frame="1"/>
           <w:rtl/>
         </w:rPr>
@@ -3622,7 +4166,7 @@
         <w:rPr>
           <w:rStyle w:val="qwen-markdown-text"/>
           <w:rFonts w:ascii="Arial" w:hAnsi="Arial" w:cs="Arial"/>
-          <w:color w:val="F7F8FC"/>
+          <w:color w:val="323E4F" w:themeColor="text2" w:themeShade="BF"/>
           <w:bdr w:val="single" w:sz="2" w:space="0" w:color="E3E3E3" w:frame="1"/>
         </w:rPr>
         <w:t>periodic snapshot</w:t>
@@ -3631,7 +4175,7 @@
         <w:rPr>
           <w:rStyle w:val="qwen-markdown-text"/>
           <w:rFonts w:ascii="Arial" w:hAnsi="Arial" w:cs="Arial"/>
-          <w:color w:val="F7F8FC"/>
+          <w:color w:val="323E4F" w:themeColor="text2" w:themeShade="BF"/>
           <w:bdr w:val="single" w:sz="2" w:space="0" w:color="E3E3E3" w:frame="1"/>
           <w:rtl/>
         </w:rPr>
@@ -3640,20 +4184,19 @@
     </w:p>
     <w:p>
       <w:pPr>
-        <w:shd w:val="clear" w:color="auto" w:fill="232326"/>
-        <w:rPr>
-          <w:rFonts w:ascii="Arial" w:hAnsi="Arial" w:cs="Arial"/>
-          <w:color w:val="F7F8FC"/>
-          <w:rtl/>
-        </w:rPr>
-      </w:pPr>
-      <w:r>
-        <w:rPr>
-          <w:rFonts w:ascii="Arial" w:hAnsi="Arial" w:cs="Arial"/>
-          <w:color w:val="F7F8FC"/>
+        <w:rPr>
+          <w:rFonts w:ascii="Arial" w:hAnsi="Arial" w:cs="Arial"/>
+          <w:color w:val="323E4F" w:themeColor="text2" w:themeShade="BF"/>
+          <w:rtl/>
+        </w:rPr>
+      </w:pPr>
+      <w:r>
+        <w:rPr>
+          <w:rFonts w:ascii="Arial" w:hAnsi="Arial" w:cs="Arial"/>
+          <w:color w:val="323E4F" w:themeColor="text2" w:themeShade="BF"/>
         </w:rPr>
         <w:pict>
-          <v:rect id="_x0000_i1032" style="width:0;height:1.5pt" o:hralign="center" o:hrstd="t" o:hr="t" fillcolor="#a0a0a0" stroked="f"/>
+          <v:rect id="_x0000_i1029" style="width:0;height:1.5pt" o:hralign="center" o:hrstd="t" o:hr="t" fillcolor="#a0a0a0" stroked="f"/>
         </w:pict>
       </w:r>
     </w:p>
@@ -3666,12 +4209,11 @@
           <w:bottom w:val="single" w:sz="2" w:space="0" w:color="E3E3E3"/>
           <w:right w:val="single" w:sz="2" w:space="0" w:color="E3E3E3"/>
         </w:pBdr>
-        <w:shd w:val="clear" w:color="auto" w:fill="232326"/>
         <w:bidi/>
         <w:spacing w:before="0" w:after="0"/>
         <w:rPr>
           <w:rFonts w:ascii="Arial" w:hAnsi="Arial" w:cs="Arial"/>
-          <w:color w:val="F7F8FC"/>
+          <w:color w:val="323E4F" w:themeColor="text2" w:themeShade="BF"/>
           <w:spacing w:val="-5"/>
         </w:rPr>
       </w:pPr>
@@ -3679,7 +4221,7 @@
         <w:rPr>
           <w:rStyle w:val="qwen-markdown-text"/>
           <w:rFonts w:ascii="Arial" w:hAnsi="Arial" w:cs="Arial"/>
-          <w:color w:val="F7F8FC"/>
+          <w:color w:val="323E4F" w:themeColor="text2" w:themeShade="BF"/>
           <w:spacing w:val="-5"/>
           <w:bdr w:val="single" w:sz="2" w:space="0" w:color="E3E3E3" w:frame="1"/>
           <w:rtl/>
@@ -3696,12 +4238,11 @@
           <w:bottom w:val="single" w:sz="2" w:space="0" w:color="E3E3E3"/>
           <w:right w:val="single" w:sz="2" w:space="0" w:color="E3E3E3"/>
         </w:pBdr>
-        <w:shd w:val="clear" w:color="auto" w:fill="232326"/>
         <w:bidi/>
         <w:spacing w:before="0"/>
         <w:rPr>
           <w:rFonts w:ascii="Arial" w:hAnsi="Arial" w:cs="Arial"/>
-          <w:color w:val="F7F8FC"/>
+          <w:color w:val="323E4F" w:themeColor="text2" w:themeShade="BF"/>
           <w:spacing w:val="-5"/>
           <w:rtl/>
         </w:rPr>
@@ -3710,7 +4251,7 @@
         <w:rPr>
           <w:rStyle w:val="qwen-markdown-text"/>
           <w:rFonts w:ascii="Arial" w:hAnsi="Arial" w:cs="Arial"/>
-          <w:color w:val="F7F8FC"/>
+          <w:color w:val="323E4F" w:themeColor="text2" w:themeShade="BF"/>
           <w:spacing w:val="-5"/>
           <w:bdr w:val="single" w:sz="2" w:space="0" w:color="E3E3E3" w:frame="1"/>
           <w:rtl/>
@@ -3721,57 +4262,69 @@
     <w:p>
       <w:pPr>
         <w:rPr>
-          <w:rtl/>
-        </w:rPr>
-      </w:pPr>
-    </w:p>
-    <w:p>
-      <w:pPr>
-        <w:rPr>
-          <w:rtl/>
-        </w:rPr>
-      </w:pPr>
-    </w:p>
-    <w:p>
-      <w:pPr>
-        <w:rPr>
-          <w:rtl/>
-        </w:rPr>
-      </w:pPr>
-      <w:r>
+          <w:color w:val="323E4F" w:themeColor="text2" w:themeShade="BF"/>
+          <w:rtl/>
+        </w:rPr>
+      </w:pPr>
+    </w:p>
+    <w:p>
+      <w:pPr>
+        <w:rPr>
+          <w:color w:val="323E4F" w:themeColor="text2" w:themeShade="BF"/>
+          <w:rtl/>
+        </w:rPr>
+      </w:pPr>
+    </w:p>
+    <w:p>
+      <w:pPr>
+        <w:rPr>
+          <w:color w:val="323E4F" w:themeColor="text2" w:themeShade="BF"/>
+          <w:rtl/>
+        </w:rPr>
+      </w:pPr>
+      <w:r>
+        <w:rPr>
+          <w:color w:val="323E4F" w:themeColor="text2" w:themeShade="BF"/>
+        </w:rPr>
         <w:t>/</w:t>
       </w:r>
       <w:proofErr w:type="spellStart"/>
       <w:r>
+        <w:rPr>
+          <w:color w:val="323E4F" w:themeColor="text2" w:themeShade="BF"/>
+        </w:rPr>
         <w:t>ws</w:t>
       </w:r>
       <w:proofErr w:type="spellEnd"/>
       <w:r>
+        <w:rPr>
+          <w:color w:val="323E4F" w:themeColor="text2" w:themeShade="BF"/>
+        </w:rPr>
         <w:t>/alarms/analog</w:t>
       </w:r>
     </w:p>
     <w:p>
       <w:pPr>
         <w:rPr>
-          <w:rtl/>
-        </w:rPr>
-      </w:pPr>
-    </w:p>
-    <w:p>
-      <w:pPr>
-        <w:shd w:val="clear" w:color="auto" w:fill="232326"/>
+          <w:color w:val="323E4F" w:themeColor="text2" w:themeShade="BF"/>
+          <w:rtl/>
+        </w:rPr>
+      </w:pPr>
+    </w:p>
+    <w:p>
+      <w:pPr>
         <w:spacing w:after="0" w:line="240" w:lineRule="auto"/>
         <w:rPr>
           <w:rFonts w:ascii="Arial" w:eastAsia="Times New Roman" w:hAnsi="Arial" w:cs="Arial"/>
-          <w:color w:val="F7F8FC"/>
-          <w:sz w:val="24"/>
-          <w:szCs w:val="24"/>
-        </w:rPr>
-      </w:pPr>
-      <w:r>
-        <w:rPr>
-          <w:rFonts w:ascii="Arial" w:eastAsia="Times New Roman" w:hAnsi="Arial" w:cs="Arial"/>
-          <w:color w:val="F7F8FC"/>
+          <w:color w:val="323E4F" w:themeColor="text2" w:themeShade="BF"/>
+          <w:sz w:val="24"/>
+          <w:szCs w:val="24"/>
+        </w:rPr>
+      </w:pPr>
+      <w:r>
+        <w:rPr>
+          <w:rFonts w:ascii="Arial" w:eastAsia="Times New Roman" w:hAnsi="Arial" w:cs="Arial"/>
+          <w:color w:val="323E4F" w:themeColor="text2" w:themeShade="BF"/>
           <w:sz w:val="24"/>
           <w:szCs w:val="24"/>
           <w:bdr w:val="single" w:sz="2" w:space="0" w:color="E3E3E3" w:frame="1"/>
@@ -3781,20 +4334,19 @@
     </w:p>
     <w:p>
       <w:pPr>
-        <w:shd w:val="clear" w:color="auto" w:fill="232326"/>
         <w:bidi/>
         <w:spacing w:after="0" w:line="240" w:lineRule="auto"/>
         <w:rPr>
           <w:rFonts w:ascii="Arial" w:eastAsia="Times New Roman" w:hAnsi="Arial" w:cs="Arial"/>
-          <w:color w:val="F7F8FC"/>
-          <w:sz w:val="24"/>
-          <w:szCs w:val="24"/>
-        </w:rPr>
-      </w:pPr>
-      <w:r>
-        <w:rPr>
-          <w:rFonts w:ascii="Arial" w:eastAsia="Times New Roman" w:hAnsi="Arial" w:cs="Arial"/>
-          <w:color w:val="F7F8FC"/>
+          <w:color w:val="323E4F" w:themeColor="text2" w:themeShade="BF"/>
+          <w:sz w:val="24"/>
+          <w:szCs w:val="24"/>
+        </w:rPr>
+      </w:pPr>
+      <w:r>
+        <w:rPr>
+          <w:rFonts w:ascii="Arial" w:eastAsia="Times New Roman" w:hAnsi="Arial" w:cs="Arial"/>
+          <w:color w:val="323E4F" w:themeColor="text2" w:themeShade="BF"/>
           <w:sz w:val="24"/>
           <w:szCs w:val="24"/>
           <w:bdr w:val="single" w:sz="2" w:space="0" w:color="E3E3E3" w:frame="1"/>
@@ -3806,7 +4358,7 @@
       <w:r>
         <w:rPr>
           <w:rFonts w:ascii="Arial" w:eastAsia="Times New Roman" w:hAnsi="Arial" w:cs="Arial"/>
-          <w:color w:val="F7F8FC"/>
+          <w:color w:val="323E4F" w:themeColor="text2" w:themeShade="BF"/>
           <w:sz w:val="24"/>
           <w:szCs w:val="24"/>
           <w:bdr w:val="single" w:sz="2" w:space="0" w:color="E3E3E3" w:frame="1"/>
@@ -3817,7 +4369,7 @@
       <w:r>
         <w:rPr>
           <w:rFonts w:ascii="Arial" w:eastAsia="Times New Roman" w:hAnsi="Arial" w:cs="Arial"/>
-          <w:color w:val="F7F8FC"/>
+          <w:color w:val="323E4F" w:themeColor="text2" w:themeShade="BF"/>
           <w:sz w:val="24"/>
           <w:szCs w:val="24"/>
           <w:bdr w:val="single" w:sz="2" w:space="0" w:color="E3E3E3" w:frame="1"/>
@@ -3828,7 +4380,7 @@
       <w:r>
         <w:rPr>
           <w:rFonts w:ascii="Arial" w:eastAsia="Times New Roman" w:hAnsi="Arial" w:cs="Arial"/>
-          <w:color w:val="F7F8FC"/>
+          <w:color w:val="323E4F" w:themeColor="text2" w:themeShade="BF"/>
           <w:sz w:val="24"/>
           <w:szCs w:val="24"/>
           <w:bdr w:val="single" w:sz="2" w:space="0" w:color="E3E3E3" w:frame="1"/>
@@ -3838,7 +4390,7 @@
       <w:r>
         <w:rPr>
           <w:rFonts w:ascii="Arial" w:eastAsia="Times New Roman" w:hAnsi="Arial" w:cs="Arial"/>
-          <w:color w:val="F7F8FC"/>
+          <w:color w:val="323E4F" w:themeColor="text2" w:themeShade="BF"/>
           <w:sz w:val="24"/>
           <w:szCs w:val="24"/>
           <w:bdr w:val="single" w:sz="2" w:space="0" w:color="E3E3E3" w:frame="1"/>
@@ -3850,13 +4402,15 @@
     <w:p>
       <w:pPr>
         <w:rPr>
-          <w:rtl/>
-        </w:rPr>
-      </w:pPr>
-    </w:p>
-    <w:p>
-      <w:pPr>
-        <w:rPr>
+          <w:color w:val="323E4F" w:themeColor="text2" w:themeShade="BF"/>
+          <w:rtl/>
+        </w:rPr>
+      </w:pPr>
+    </w:p>
+    <w:p>
+      <w:pPr>
+        <w:rPr>
+          <w:color w:val="323E4F" w:themeColor="text2" w:themeShade="BF"/>
           <w:rtl/>
         </w:rPr>
       </w:pPr>
@@ -3870,12 +4424,11 @@
           <w:bottom w:val="single" w:sz="2" w:space="0" w:color="E3E3E3"/>
           <w:right w:val="single" w:sz="2" w:space="0" w:color="E3E3E3"/>
         </w:pBdr>
-        <w:shd w:val="clear" w:color="auto" w:fill="232326"/>
         <w:bidi/>
         <w:spacing w:before="0"/>
         <w:rPr>
           <w:rFonts w:ascii="Arial" w:hAnsi="Arial" w:cs="Arial"/>
-          <w:color w:val="F7F8FC"/>
+          <w:color w:val="323E4F" w:themeColor="text2" w:themeShade="BF"/>
           <w:spacing w:val="-5"/>
         </w:rPr>
       </w:pPr>
@@ -3883,7 +4436,7 @@
         <w:rPr>
           <w:rStyle w:val="qwen-markdown-text"/>
           <w:rFonts w:ascii="Arial" w:hAnsi="Arial" w:cs="Arial"/>
-          <w:color w:val="F7F8FC"/>
+          <w:color w:val="323E4F" w:themeColor="text2" w:themeShade="BF"/>
           <w:spacing w:val="-5"/>
           <w:bdr w:val="single" w:sz="2" w:space="0" w:color="E3E3E3" w:frame="1"/>
           <w:rtl/>
@@ -3894,41 +4447,51 @@
     <w:p>
       <w:pPr>
         <w:rPr>
-          <w:rtl/>
-        </w:rPr>
-      </w:pPr>
-    </w:p>
-    <w:p>
-      <w:pPr>
-        <w:rPr>
-          <w:rtl/>
-        </w:rPr>
-      </w:pPr>
-      <w:r>
+          <w:color w:val="323E4F" w:themeColor="text2" w:themeShade="BF"/>
+          <w:rtl/>
+        </w:rPr>
+      </w:pPr>
+    </w:p>
+    <w:p>
+      <w:pPr>
+        <w:rPr>
+          <w:color w:val="323E4F" w:themeColor="text2" w:themeShade="BF"/>
+          <w:rtl/>
+        </w:rPr>
+      </w:pPr>
+      <w:r>
+        <w:rPr>
+          <w:color w:val="323E4F" w:themeColor="text2" w:themeShade="BF"/>
+        </w:rPr>
         <w:t>/</w:t>
       </w:r>
       <w:proofErr w:type="spellStart"/>
       <w:r>
+        <w:rPr>
+          <w:color w:val="323E4F" w:themeColor="text2" w:themeShade="BF"/>
+        </w:rPr>
         <w:t>ws</w:t>
       </w:r>
       <w:proofErr w:type="spellEnd"/>
       <w:r>
+        <w:rPr>
+          <w:color w:val="323E4F" w:themeColor="text2" w:themeShade="BF"/>
+        </w:rPr>
         <w:t>/alarms/digital</w:t>
       </w:r>
     </w:p>
     <w:p>
       <w:pPr>
-        <w:shd w:val="clear" w:color="auto" w:fill="232326"/>
-        <w:rPr>
-          <w:rFonts w:ascii="Arial" w:hAnsi="Arial" w:cs="Arial"/>
-          <w:color w:val="F7F8FC"/>
-        </w:rPr>
-      </w:pPr>
-      <w:r>
-        <w:rPr>
-          <w:rStyle w:val="qwen-markdown-text"/>
-          <w:rFonts w:ascii="Arial" w:hAnsi="Arial" w:cs="Arial"/>
-          <w:color w:val="F7F8FC"/>
+        <w:rPr>
+          <w:rFonts w:ascii="Arial" w:hAnsi="Arial" w:cs="Arial"/>
+          <w:color w:val="323E4F" w:themeColor="text2" w:themeShade="BF"/>
+        </w:rPr>
+      </w:pPr>
+      <w:r>
+        <w:rPr>
+          <w:rStyle w:val="qwen-markdown-text"/>
+          <w:rFonts w:ascii="Arial" w:hAnsi="Arial" w:cs="Arial"/>
+          <w:color w:val="323E4F" w:themeColor="text2" w:themeShade="BF"/>
           <w:bdr w:val="single" w:sz="2" w:space="0" w:color="E3E3E3" w:frame="1"/>
         </w:rPr>
         <w:t>Event-based.</w:t>
@@ -3936,19 +4499,18 @@
     </w:p>
     <w:p>
       <w:pPr>
-        <w:shd w:val="clear" w:color="auto" w:fill="232326"/>
-        <w:rPr>
-          <w:rFonts w:ascii="Arial" w:hAnsi="Arial" w:cs="Arial"/>
-          <w:color w:val="F7F8FC"/>
-        </w:rPr>
-      </w:pPr>
-      <w:r>
-        <w:rPr>
-          <w:rFonts w:ascii="Arial" w:hAnsi="Arial" w:cs="Arial"/>
-          <w:color w:val="F7F8FC"/>
+        <w:rPr>
+          <w:rFonts w:ascii="Arial" w:hAnsi="Arial" w:cs="Arial"/>
+          <w:color w:val="323E4F" w:themeColor="text2" w:themeShade="BF"/>
+        </w:rPr>
+      </w:pPr>
+      <w:r>
+        <w:rPr>
+          <w:rFonts w:ascii="Arial" w:hAnsi="Arial" w:cs="Arial"/>
+          <w:color w:val="323E4F" w:themeColor="text2" w:themeShade="BF"/>
         </w:rPr>
         <w:pict>
-          <v:rect id="_x0000_i1035" style="width:0;height:1.5pt" o:hralign="center" o:hrstd="t" o:hr="t" fillcolor="#a0a0a0" stroked="f"/>
+          <v:rect id="_x0000_i1030" style="width:0;height:1.5pt" o:hralign="center" o:hrstd="t" o:hr="t" fillcolor="#a0a0a0" stroked="f"/>
         </w:pict>
       </w:r>
     </w:p>
@@ -3961,12 +4523,11 @@
           <w:bottom w:val="single" w:sz="2" w:space="0" w:color="E3E3E3"/>
           <w:right w:val="single" w:sz="2" w:space="0" w:color="E3E3E3"/>
         </w:pBdr>
-        <w:shd w:val="clear" w:color="auto" w:fill="232326"/>
         <w:bidi/>
         <w:spacing w:before="0"/>
         <w:rPr>
           <w:rFonts w:ascii="Arial" w:hAnsi="Arial" w:cs="Arial"/>
-          <w:color w:val="F7F8FC"/>
+          <w:color w:val="323E4F" w:themeColor="text2" w:themeShade="BF"/>
           <w:spacing w:val="-5"/>
         </w:rPr>
       </w:pPr>
@@ -3974,47 +4535,64 @@
         <w:rPr>
           <w:rStyle w:val="qwen-markdown-text"/>
           <w:rFonts w:ascii="Arial" w:hAnsi="Arial" w:cs="Arial"/>
-          <w:color w:val="F7F8FC"/>
+          <w:color w:val="323E4F" w:themeColor="text2" w:themeShade="BF"/>
           <w:spacing w:val="-5"/>
           <w:bdr w:val="single" w:sz="2" w:space="0" w:color="E3E3E3" w:frame="1"/>
           <w:rtl/>
         </w:rPr>
+        <w:t>صفحه نمودار آنلاین</w:t>
+      </w:r>
+    </w:p>
+    <w:p>
+      <w:pPr>
+        <w:rPr>
+          <w:color w:val="323E4F" w:themeColor="text2" w:themeShade="BF"/>
+          <w:rtl/>
+        </w:rPr>
+      </w:pPr>
+    </w:p>
+    <w:p>
+      <w:pPr>
+        <w:rPr>
+          <w:color w:val="323E4F" w:themeColor="text2" w:themeShade="BF"/>
+          <w:rtl/>
+        </w:rPr>
+      </w:pPr>
+      <w:r>
+        <w:rPr>
+          <w:color w:val="323E4F" w:themeColor="text2" w:themeShade="BF"/>
+        </w:rPr>
         <w:lastRenderedPageBreak/>
-        <w:t>صفحه نمودار آنلاین</w:t>
-      </w:r>
-    </w:p>
-    <w:p>
-      <w:pPr>
-        <w:rPr>
-          <w:rtl/>
-        </w:rPr>
-      </w:pPr>
-    </w:p>
-    <w:p>
-      <w:pPr>
-        <w:rPr>
-          <w:rtl/>
-        </w:rPr>
-      </w:pPr>
-      <w:r>
         <w:t>/</w:t>
       </w:r>
       <w:proofErr w:type="spellStart"/>
       <w:r>
+        <w:rPr>
+          <w:color w:val="323E4F" w:themeColor="text2" w:themeShade="BF"/>
+        </w:rPr>
         <w:t>ws</w:t>
       </w:r>
       <w:proofErr w:type="spellEnd"/>
       <w:r>
+        <w:rPr>
+          <w:color w:val="323E4F" w:themeColor="text2" w:themeShade="BF"/>
+        </w:rPr>
         <w:t>/tags/</w:t>
       </w:r>
       <w:proofErr w:type="spellStart"/>
       <w:proofErr w:type="gramStart"/>
       <w:r>
+        <w:rPr>
+          <w:color w:val="323E4F" w:themeColor="text2" w:themeShade="BF"/>
+        </w:rPr>
         <w:t>batch?ids</w:t>
       </w:r>
       <w:proofErr w:type="spellEnd"/>
       <w:proofErr w:type="gramEnd"/>
       <w:r>
+        <w:rPr>
+          <w:color w:val="323E4F" w:themeColor="text2" w:themeShade="BF"/>
+        </w:rPr>
         <w:t>=10,11,12</w:t>
       </w:r>
     </w:p>
@@ -4027,41 +4605,55 @@
           <w:bottom w:val="single" w:sz="2" w:space="0" w:color="E3E3E3"/>
           <w:right w:val="single" w:sz="2" w:space="0" w:color="E3E3E3"/>
         </w:pBdr>
-        <w:shd w:val="clear" w:color="auto" w:fill="232326"/>
         <w:bidi/>
         <w:spacing w:before="0"/>
         <w:rPr>
           <w:rFonts w:ascii="Arial" w:hAnsi="Arial" w:cs="Arial"/>
-          <w:color w:val="F7F8FC"/>
+          <w:color w:val="323E4F" w:themeColor="text2" w:themeShade="BF"/>
           <w:spacing w:val="-5"/>
         </w:rPr>
       </w:pPr>
       <w:r>
+        <w:rPr>
+          <w:color w:val="323E4F" w:themeColor="text2" w:themeShade="BF"/>
+        </w:rPr>
         <w:t>/</w:t>
       </w:r>
       <w:proofErr w:type="spellStart"/>
       <w:r>
+        <w:rPr>
+          <w:color w:val="323E4F" w:themeColor="text2" w:themeShade="BF"/>
+        </w:rPr>
         <w:t>ws</w:t>
       </w:r>
       <w:proofErr w:type="spellEnd"/>
       <w:r>
+        <w:rPr>
+          <w:color w:val="323E4F" w:themeColor="text2" w:themeShade="BF"/>
+        </w:rPr>
         <w:t>/tags/</w:t>
       </w:r>
       <w:proofErr w:type="spellStart"/>
       <w:proofErr w:type="gramStart"/>
       <w:r>
+        <w:rPr>
+          <w:color w:val="323E4F" w:themeColor="text2" w:themeShade="BF"/>
+        </w:rPr>
         <w:t>batch?ids</w:t>
       </w:r>
       <w:proofErr w:type="spellEnd"/>
       <w:proofErr w:type="gramEnd"/>
       <w:r>
+        <w:rPr>
+          <w:color w:val="323E4F" w:themeColor="text2" w:themeShade="BF"/>
+        </w:rPr>
         <w:t>=10,11,12</w:t>
       </w:r>
       <w:r>
         <w:rPr>
           <w:rStyle w:val="qwen-markdown-text"/>
           <w:rFonts w:ascii="Arial" w:hAnsi="Arial" w:cs="Arial"/>
-          <w:color w:val="F7F8FC"/>
+          <w:color w:val="323E4F" w:themeColor="text2" w:themeShade="BF"/>
           <w:spacing w:val="-5"/>
           <w:bdr w:val="single" w:sz="2" w:space="0" w:color="E3E3E3" w:frame="1"/>
           <w:rtl/>
@@ -4072,7 +4664,7 @@
         <w:rPr>
           <w:rStyle w:val="qwen-markdown-text"/>
           <w:rFonts w:ascii="Arial" w:hAnsi="Arial" w:cs="Arial"/>
-          <w:color w:val="F7F8FC"/>
+          <w:color w:val="323E4F" w:themeColor="text2" w:themeShade="BF"/>
           <w:spacing w:val="-5"/>
           <w:bdr w:val="single" w:sz="2" w:space="0" w:color="E3E3E3" w:frame="1"/>
         </w:rPr>
@@ -4082,7 +4674,7 @@
         <w:rPr>
           <w:rStyle w:val="qwen-markdown-text"/>
           <w:rFonts w:ascii="Arial" w:hAnsi="Arial" w:cs="Arial"/>
-          <w:color w:val="F7F8FC"/>
+          <w:color w:val="323E4F" w:themeColor="text2" w:themeShade="BF"/>
           <w:spacing w:val="-5"/>
           <w:bdr w:val="single" w:sz="2" w:space="0" w:color="E3E3E3" w:frame="1"/>
           <w:rtl/>
@@ -4093,61 +4685,81 @@
     <w:p>
       <w:pPr>
         <w:rPr>
-          <w:rtl/>
-        </w:rPr>
-      </w:pPr>
-    </w:p>
-    <w:p>
-      <w:pPr>
-        <w:rPr>
-          <w:rtl/>
-        </w:rPr>
-      </w:pPr>
-      <w:r>
+          <w:color w:val="323E4F" w:themeColor="text2" w:themeShade="BF"/>
+          <w:rtl/>
+        </w:rPr>
+      </w:pPr>
+    </w:p>
+    <w:p>
+      <w:pPr>
+        <w:rPr>
+          <w:color w:val="323E4F" w:themeColor="text2" w:themeShade="BF"/>
+          <w:rtl/>
+        </w:rPr>
+      </w:pPr>
+      <w:r>
+        <w:rPr>
+          <w:color w:val="323E4F" w:themeColor="text2" w:themeShade="BF"/>
+        </w:rPr>
         <w:t>/</w:t>
       </w:r>
       <w:proofErr w:type="spellStart"/>
       <w:r>
+        <w:rPr>
+          <w:color w:val="323E4F" w:themeColor="text2" w:themeShade="BF"/>
+        </w:rPr>
         <w:t>ws</w:t>
       </w:r>
       <w:proofErr w:type="spellEnd"/>
       <w:r>
+        <w:rPr>
+          <w:color w:val="323E4F" w:themeColor="text2" w:themeShade="BF"/>
+        </w:rPr>
         <w:t>/dashboard/{</w:t>
       </w:r>
       <w:proofErr w:type="spellStart"/>
       <w:r>
+        <w:rPr>
+          <w:color w:val="323E4F" w:themeColor="text2" w:themeShade="BF"/>
+        </w:rPr>
         <w:t>dashboard_id</w:t>
       </w:r>
       <w:proofErr w:type="spellEnd"/>
       <w:proofErr w:type="gramStart"/>
       <w:r>
+        <w:rPr>
+          <w:color w:val="323E4F" w:themeColor="text2" w:themeShade="BF"/>
+        </w:rPr>
         <w:t>}?ids</w:t>
       </w:r>
       <w:proofErr w:type="gramEnd"/>
       <w:r>
+        <w:rPr>
+          <w:color w:val="323E4F" w:themeColor="text2" w:themeShade="BF"/>
+        </w:rPr>
         <w:t>=10,11,12</w:t>
       </w:r>
     </w:p>
     <w:p>
       <w:pPr>
         <w:rPr>
-          <w:rtl/>
-        </w:rPr>
-      </w:pPr>
-    </w:p>
-    <w:p>
-      <w:pPr>
-        <w:shd w:val="clear" w:color="auto" w:fill="232326"/>
-        <w:rPr>
-          <w:rFonts w:ascii="Arial" w:hAnsi="Arial" w:cs="Arial"/>
-          <w:color w:val="F7F8FC"/>
-        </w:rPr>
-      </w:pPr>
-      <w:r>
-        <w:rPr>
-          <w:rStyle w:val="qwen-markdown-text"/>
-          <w:rFonts w:ascii="Arial" w:hAnsi="Arial" w:cs="Arial"/>
-          <w:color w:val="F7F8FC"/>
+          <w:color w:val="323E4F" w:themeColor="text2" w:themeShade="BF"/>
+          <w:rtl/>
+        </w:rPr>
+      </w:pPr>
+    </w:p>
+    <w:p>
+      <w:pPr>
+        <w:rPr>
+          <w:rFonts w:ascii="Arial" w:hAnsi="Arial" w:cs="Arial"/>
+          <w:color w:val="323E4F" w:themeColor="text2" w:themeShade="BF"/>
+        </w:rPr>
+      </w:pPr>
+      <w:r>
+        <w:rPr>
+          <w:rStyle w:val="qwen-markdown-text"/>
+          <w:rFonts w:ascii="Arial" w:hAnsi="Arial" w:cs="Arial"/>
+          <w:color w:val="323E4F" w:themeColor="text2" w:themeShade="BF"/>
           <w:bdr w:val="single" w:sz="2" w:space="0" w:color="E3E3E3" w:frame="1"/>
         </w:rPr>
         <w:t>Event-based.</w:t>
@@ -4155,18 +4767,17 @@
     </w:p>
     <w:p>
       <w:pPr>
-        <w:shd w:val="clear" w:color="auto" w:fill="232326"/>
         <w:bidi/>
         <w:rPr>
           <w:rFonts w:ascii="Arial" w:hAnsi="Arial" w:cs="Arial"/>
-          <w:color w:val="F7F8FC"/>
-        </w:rPr>
-      </w:pPr>
-      <w:r>
-        <w:rPr>
-          <w:rStyle w:val="qwen-markdown-text"/>
-          <w:rFonts w:ascii="Arial" w:hAnsi="Arial" w:cs="Arial"/>
-          <w:color w:val="F7F8FC"/>
+          <w:color w:val="323E4F" w:themeColor="text2" w:themeShade="BF"/>
+        </w:rPr>
+      </w:pPr>
+      <w:r>
+        <w:rPr>
+          <w:rStyle w:val="qwen-markdown-text"/>
+          <w:rFonts w:ascii="Arial" w:hAnsi="Arial" w:cs="Arial"/>
+          <w:color w:val="323E4F" w:themeColor="text2" w:themeShade="BF"/>
           <w:bdr w:val="single" w:sz="2" w:space="0" w:color="E3E3E3" w:frame="1"/>
           <w:rtl/>
         </w:rPr>
@@ -4176,7 +4787,7 @@
         <w:rPr>
           <w:rStyle w:val="qwen-markdown-text"/>
           <w:rFonts w:ascii="Arial" w:hAnsi="Arial" w:cs="Arial"/>
-          <w:color w:val="F7F8FC"/>
+          <w:color w:val="323E4F" w:themeColor="text2" w:themeShade="BF"/>
           <w:bdr w:val="single" w:sz="2" w:space="0" w:color="E3E3E3" w:frame="1"/>
         </w:rPr>
         <w:t>snapshot</w:t>
@@ -4185,7 +4796,7 @@
         <w:rPr>
           <w:rStyle w:val="qwen-markdown-text"/>
           <w:rFonts w:ascii="Arial" w:hAnsi="Arial" w:cs="Arial"/>
-          <w:color w:val="F7F8FC"/>
+          <w:color w:val="323E4F" w:themeColor="text2" w:themeShade="BF"/>
           <w:bdr w:val="single" w:sz="2" w:space="0" w:color="E3E3E3" w:frame="1"/>
           <w:rtl/>
         </w:rPr>
@@ -4194,20 +4805,19 @@
     </w:p>
     <w:p>
       <w:pPr>
-        <w:shd w:val="clear" w:color="auto" w:fill="232326"/>
-        <w:rPr>
-          <w:rFonts w:ascii="Arial" w:hAnsi="Arial" w:cs="Arial"/>
-          <w:color w:val="F7F8FC"/>
-          <w:rtl/>
-        </w:rPr>
-      </w:pPr>
-      <w:r>
-        <w:rPr>
-          <w:rFonts w:ascii="Arial" w:hAnsi="Arial" w:cs="Arial"/>
-          <w:color w:val="F7F8FC"/>
+        <w:rPr>
+          <w:rFonts w:ascii="Arial" w:hAnsi="Arial" w:cs="Arial"/>
+          <w:color w:val="323E4F" w:themeColor="text2" w:themeShade="BF"/>
+          <w:rtl/>
+        </w:rPr>
+      </w:pPr>
+      <w:r>
+        <w:rPr>
+          <w:rFonts w:ascii="Arial" w:hAnsi="Arial" w:cs="Arial"/>
+          <w:color w:val="323E4F" w:themeColor="text2" w:themeShade="BF"/>
         </w:rPr>
         <w:pict>
-          <v:rect id="_x0000_i1043" style="width:0;height:1.5pt" o:hralign="center" o:hrstd="t" o:hr="t" fillcolor="#a0a0a0" stroked="f"/>
+          <v:rect id="_x0000_i1031" style="width:0;height:1.5pt" o:hralign="center" o:hrstd="t" o:hr="t" fillcolor="#a0a0a0" stroked="f"/>
         </w:pict>
       </w:r>
     </w:p>
@@ -4220,12 +4830,11 @@
           <w:bottom w:val="single" w:sz="2" w:space="0" w:color="E3E3E3"/>
           <w:right w:val="single" w:sz="2" w:space="0" w:color="E3E3E3"/>
         </w:pBdr>
-        <w:shd w:val="clear" w:color="auto" w:fill="232326"/>
         <w:bidi/>
         <w:spacing w:before="0"/>
         <w:rPr>
           <w:rFonts w:ascii="Arial" w:hAnsi="Arial" w:cs="Arial"/>
-          <w:color w:val="F7F8FC"/>
+          <w:color w:val="323E4F" w:themeColor="text2" w:themeShade="BF"/>
           <w:spacing w:val="-5"/>
         </w:rPr>
       </w:pPr>
@@ -4233,7 +4842,7 @@
         <w:rPr>
           <w:rStyle w:val="qwen-markdown-text"/>
           <w:rFonts w:ascii="Arial" w:hAnsi="Arial" w:cs="Arial"/>
-          <w:color w:val="F7F8FC"/>
+          <w:color w:val="323E4F" w:themeColor="text2" w:themeShade="BF"/>
           <w:spacing w:val="-5"/>
           <w:bdr w:val="single" w:sz="2" w:space="0" w:color="E3E3E3" w:frame="1"/>
           <w:rtl/>
@@ -4243,18 +4852,17 @@
     </w:p>
     <w:p>
       <w:pPr>
-        <w:shd w:val="clear" w:color="auto" w:fill="232326"/>
-        <w:rPr>
-          <w:rFonts w:ascii="Arial" w:hAnsi="Arial" w:cs="Arial"/>
-          <w:color w:val="F7F8FC"/>
-          <w:rtl/>
-        </w:rPr>
-      </w:pPr>
-      <w:r>
-        <w:rPr>
-          <w:rStyle w:val="qwen-markdown-text"/>
-          <w:rFonts w:ascii="Arial" w:hAnsi="Arial" w:cs="Arial"/>
-          <w:color w:val="F7F8FC"/>
+        <w:rPr>
+          <w:rFonts w:ascii="Arial" w:hAnsi="Arial" w:cs="Arial"/>
+          <w:color w:val="323E4F" w:themeColor="text2" w:themeShade="BF"/>
+          <w:rtl/>
+        </w:rPr>
+      </w:pPr>
+      <w:r>
+        <w:rPr>
+          <w:rStyle w:val="qwen-markdown-text"/>
+          <w:rFonts w:ascii="Arial" w:hAnsi="Arial" w:cs="Arial"/>
+          <w:color w:val="323E4F" w:themeColor="text2" w:themeShade="BF"/>
           <w:bdr w:val="single" w:sz="2" w:space="0" w:color="E3E3E3" w:frame="1"/>
         </w:rPr>
         <w:t>REST.</w:t>
@@ -4262,18 +4870,17 @@
     </w:p>
     <w:p>
       <w:pPr>
-        <w:shd w:val="clear" w:color="auto" w:fill="232326"/>
         <w:bidi/>
         <w:rPr>
           <w:rFonts w:ascii="Arial" w:hAnsi="Arial" w:cs="Arial"/>
-          <w:color w:val="F7F8FC"/>
-        </w:rPr>
-      </w:pPr>
-      <w:r>
-        <w:rPr>
-          <w:rStyle w:val="qwen-markdown-text"/>
-          <w:rFonts w:ascii="Arial" w:hAnsi="Arial" w:cs="Arial"/>
-          <w:color w:val="F7F8FC"/>
+          <w:color w:val="323E4F" w:themeColor="text2" w:themeShade="BF"/>
+        </w:rPr>
+      </w:pPr>
+      <w:r>
+        <w:rPr>
+          <w:rStyle w:val="qwen-markdown-text"/>
+          <w:rFonts w:ascii="Arial" w:hAnsi="Arial" w:cs="Arial"/>
+          <w:color w:val="323E4F" w:themeColor="text2" w:themeShade="BF"/>
           <w:bdr w:val="single" w:sz="2" w:space="0" w:color="E3E3E3" w:frame="1"/>
           <w:rtl/>
         </w:rPr>
@@ -4283,44 +4890,54 @@
     <w:p>
       <w:pPr>
         <w:rPr>
-          <w:rtl/>
-        </w:rPr>
-      </w:pPr>
-      <w:r>
+          <w:color w:val="323E4F" w:themeColor="text2" w:themeShade="BF"/>
+          <w:rtl/>
+        </w:rPr>
+      </w:pPr>
+      <w:r>
+        <w:rPr>
+          <w:color w:val="323E4F" w:themeColor="text2" w:themeShade="BF"/>
+        </w:rPr>
         <w:t>GET /api/v1/historian/</w:t>
       </w:r>
       <w:proofErr w:type="gramStart"/>
       <w:r>
+        <w:rPr>
+          <w:color w:val="323E4F" w:themeColor="text2" w:themeShade="BF"/>
+        </w:rPr>
         <w:t>query?tag</w:t>
       </w:r>
       <w:proofErr w:type="gramEnd"/>
       <w:r>
+        <w:rPr>
+          <w:color w:val="323E4F" w:themeColor="text2" w:themeShade="BF"/>
+        </w:rPr>
         <w:t>_ids=10,11&amp;from=...&amp;to=...&amp;interval=1min</w:t>
       </w:r>
     </w:p>
     <w:p>
       <w:pPr>
         <w:rPr>
-          <w:rtl/>
-        </w:rPr>
-      </w:pPr>
-    </w:p>
-    <w:p>
-      <w:pPr>
-        <w:shd w:val="clear" w:color="auto" w:fill="232326"/>
+          <w:color w:val="323E4F" w:themeColor="text2" w:themeShade="BF"/>
+          <w:rtl/>
+        </w:rPr>
+      </w:pPr>
+    </w:p>
+    <w:p>
+      <w:pPr>
         <w:bidi/>
         <w:spacing w:after="0" w:line="240" w:lineRule="auto"/>
         <w:rPr>
           <w:rFonts w:ascii="Arial" w:eastAsia="Times New Roman" w:hAnsi="Arial" w:cs="Arial"/>
-          <w:color w:val="F7F8FC"/>
-          <w:sz w:val="24"/>
-          <w:szCs w:val="24"/>
-        </w:rPr>
-      </w:pPr>
-      <w:r>
-        <w:rPr>
-          <w:rFonts w:ascii="Arial" w:eastAsia="Times New Roman" w:hAnsi="Arial" w:cs="Arial"/>
-          <w:color w:val="F7F8FC"/>
+          <w:color w:val="323E4F" w:themeColor="text2" w:themeShade="BF"/>
+          <w:sz w:val="24"/>
+          <w:szCs w:val="24"/>
+        </w:rPr>
+      </w:pPr>
+      <w:r>
+        <w:rPr>
+          <w:rFonts w:ascii="Arial" w:eastAsia="Times New Roman" w:hAnsi="Arial" w:cs="Arial"/>
+          <w:color w:val="323E4F" w:themeColor="text2" w:themeShade="BF"/>
           <w:sz w:val="24"/>
           <w:szCs w:val="24"/>
           <w:bdr w:val="single" w:sz="2" w:space="0" w:color="E3E3E3" w:frame="1"/>
@@ -4332,7 +4949,7 @@
       <w:r>
         <w:rPr>
           <w:rFonts w:ascii="Arial" w:eastAsia="Times New Roman" w:hAnsi="Arial" w:cs="Arial"/>
-          <w:color w:val="F7F8FC"/>
+          <w:color w:val="323E4F" w:themeColor="text2" w:themeShade="BF"/>
           <w:sz w:val="24"/>
           <w:szCs w:val="24"/>
           <w:bdr w:val="single" w:sz="2" w:space="0" w:color="E3E3E3" w:frame="1"/>
@@ -4343,7 +4960,7 @@
       <w:r>
         <w:rPr>
           <w:rFonts w:ascii="Arial" w:eastAsia="Times New Roman" w:hAnsi="Arial" w:cs="Arial"/>
-          <w:color w:val="F7F8FC"/>
+          <w:color w:val="323E4F" w:themeColor="text2" w:themeShade="BF"/>
           <w:sz w:val="24"/>
           <w:szCs w:val="24"/>
           <w:bdr w:val="single" w:sz="2" w:space="0" w:color="E3E3E3" w:frame="1"/>
@@ -4353,7 +4970,7 @@
       <w:r>
         <w:rPr>
           <w:rFonts w:ascii="Arial" w:eastAsia="Times New Roman" w:hAnsi="Arial" w:cs="Arial"/>
-          <w:color w:val="F7F8FC"/>
+          <w:color w:val="323E4F" w:themeColor="text2" w:themeShade="BF"/>
           <w:sz w:val="24"/>
           <w:szCs w:val="24"/>
           <w:bdr w:val="single" w:sz="2" w:space="0" w:color="E3E3E3" w:frame="1"/>
@@ -4364,25 +4981,24 @@
     </w:p>
     <w:p>
       <w:pPr>
-        <w:shd w:val="clear" w:color="auto" w:fill="232326"/>
         <w:spacing w:after="0" w:line="240" w:lineRule="auto"/>
         <w:rPr>
           <w:rFonts w:ascii="Arial" w:eastAsia="Times New Roman" w:hAnsi="Arial" w:cs="Arial"/>
-          <w:color w:val="F7F8FC"/>
-          <w:sz w:val="24"/>
-          <w:szCs w:val="24"/>
-          <w:rtl/>
-        </w:rPr>
-      </w:pPr>
-      <w:r>
-        <w:rPr>
-          <w:rFonts w:ascii="Arial" w:eastAsia="Times New Roman" w:hAnsi="Arial" w:cs="Arial"/>
-          <w:color w:val="F7F8FC"/>
+          <w:color w:val="323E4F" w:themeColor="text2" w:themeShade="BF"/>
+          <w:sz w:val="24"/>
+          <w:szCs w:val="24"/>
+          <w:rtl/>
+        </w:rPr>
+      </w:pPr>
+      <w:r>
+        <w:rPr>
+          <w:rFonts w:ascii="Arial" w:eastAsia="Times New Roman" w:hAnsi="Arial" w:cs="Arial"/>
+          <w:color w:val="323E4F" w:themeColor="text2" w:themeShade="BF"/>
           <w:sz w:val="24"/>
           <w:szCs w:val="24"/>
         </w:rPr>
         <w:pict>
-          <v:rect id="_x0000_i1045" style="width:0;height:1.5pt" o:hralign="center" o:hrstd="t" o:hr="t" fillcolor="#a0a0a0" stroked="f"/>
+          <v:rect id="_x0000_i1032" style="width:0;height:1.5pt" o:hralign="center" o:hrstd="t" o:hr="t" fillcolor="#a0a0a0" stroked="f"/>
         </w:pict>
       </w:r>
     </w:p>
@@ -4394,7 +5010,6 @@
           <w:bottom w:val="single" w:sz="2" w:space="0" w:color="E3E3E3"/>
           <w:right w:val="single" w:sz="2" w:space="0" w:color="E3E3E3"/>
         </w:pBdr>
-        <w:shd w:val="clear" w:color="auto" w:fill="232326"/>
         <w:bidi/>
         <w:spacing w:beforeAutospacing="1" w:after="0" w:afterAutospacing="1" w:line="240" w:lineRule="auto"/>
         <w:outlineLvl w:val="1"/>
@@ -4402,7 +5017,7 @@
           <w:rFonts w:ascii="Arial" w:eastAsia="Times New Roman" w:hAnsi="Arial" w:cs="Arial"/>
           <w:b/>
           <w:bCs/>
-          <w:color w:val="F7F8FC"/>
+          <w:color w:val="323E4F" w:themeColor="text2" w:themeShade="BF"/>
           <w:spacing w:val="-5"/>
           <w:sz w:val="36"/>
           <w:szCs w:val="36"/>
@@ -4413,7 +5028,7 @@
           <w:rFonts w:ascii="Arial" w:eastAsia="Times New Roman" w:hAnsi="Arial" w:cs="Arial"/>
           <w:b/>
           <w:bCs/>
-          <w:color w:val="F7F8FC"/>
+          <w:color w:val="323E4F" w:themeColor="text2" w:themeShade="BF"/>
           <w:spacing w:val="-5"/>
           <w:sz w:val="36"/>
           <w:szCs w:val="36"/>
@@ -4428,7 +5043,7 @@
           <w:rFonts w:ascii="Arial" w:eastAsia="Times New Roman" w:hAnsi="Arial" w:cs="Arial"/>
           <w:b/>
           <w:bCs/>
-          <w:color w:val="F7F8FC"/>
+          <w:color w:val="323E4F" w:themeColor="text2" w:themeShade="BF"/>
           <w:spacing w:val="-5"/>
           <w:sz w:val="36"/>
           <w:szCs w:val="36"/>
@@ -4442,7 +5057,7 @@
           <w:rFonts w:ascii="Arial" w:eastAsia="Times New Roman" w:hAnsi="Arial" w:cs="Arial"/>
           <w:b/>
           <w:bCs/>
-          <w:color w:val="F7F8FC"/>
+          <w:color w:val="323E4F" w:themeColor="text2" w:themeShade="BF"/>
           <w:spacing w:val="-5"/>
           <w:sz w:val="36"/>
           <w:szCs w:val="36"/>
@@ -4456,7 +5071,7 @@
           <w:rFonts w:ascii="Arial" w:eastAsia="Times New Roman" w:hAnsi="Arial" w:cs="Arial"/>
           <w:b/>
           <w:bCs/>
-          <w:color w:val="F7F8FC"/>
+          <w:color w:val="323E4F" w:themeColor="text2" w:themeShade="BF"/>
           <w:spacing w:val="-5"/>
           <w:sz w:val="36"/>
           <w:szCs w:val="36"/>
@@ -4469,7 +5084,7 @@
           <w:rFonts w:ascii="Arial" w:eastAsia="Times New Roman" w:hAnsi="Arial" w:cs="Arial"/>
           <w:b/>
           <w:bCs/>
-          <w:color w:val="F7F8FC"/>
+          <w:color w:val="323E4F" w:themeColor="text2" w:themeShade="BF"/>
           <w:spacing w:val="-5"/>
           <w:sz w:val="36"/>
           <w:szCs w:val="36"/>
@@ -4481,21 +5096,20 @@
     </w:p>
     <w:p>
       <w:pPr>
-        <w:shd w:val="clear" w:color="auto" w:fill="232326"/>
         <w:bidi/>
         <w:spacing w:after="0" w:line="240" w:lineRule="auto"/>
         <w:rPr>
           <w:rFonts w:ascii="Arial" w:eastAsia="Times New Roman" w:hAnsi="Arial" w:cs="Arial"/>
-          <w:color w:val="F7F8FC"/>
-          <w:sz w:val="24"/>
-          <w:szCs w:val="24"/>
-          <w:rtl/>
-        </w:rPr>
-      </w:pPr>
-      <w:r>
-        <w:rPr>
-          <w:rFonts w:ascii="Arial" w:eastAsia="Times New Roman" w:hAnsi="Arial" w:cs="Arial"/>
-          <w:color w:val="F7F8FC"/>
+          <w:color w:val="323E4F" w:themeColor="text2" w:themeShade="BF"/>
+          <w:sz w:val="24"/>
+          <w:szCs w:val="24"/>
+          <w:rtl/>
+        </w:rPr>
+      </w:pPr>
+      <w:r>
+        <w:rPr>
+          <w:rFonts w:ascii="Arial" w:eastAsia="Times New Roman" w:hAnsi="Arial" w:cs="Arial"/>
+          <w:color w:val="323E4F" w:themeColor="text2" w:themeShade="BF"/>
           <w:sz w:val="24"/>
           <w:szCs w:val="24"/>
           <w:bdr w:val="single" w:sz="2" w:space="0" w:color="E3E3E3" w:frame="1"/>
@@ -4506,21 +5120,20 @@
     </w:p>
     <w:p>
       <w:pPr>
-        <w:shd w:val="clear" w:color="auto" w:fill="232326"/>
         <w:bidi/>
         <w:spacing w:after="0" w:line="240" w:lineRule="auto"/>
         <w:rPr>
           <w:rFonts w:ascii="Arial" w:eastAsia="Times New Roman" w:hAnsi="Arial" w:cs="Arial"/>
-          <w:color w:val="F7F8FC"/>
-          <w:sz w:val="24"/>
-          <w:szCs w:val="24"/>
-          <w:rtl/>
-        </w:rPr>
-      </w:pPr>
-      <w:r>
-        <w:rPr>
-          <w:rFonts w:ascii="Arial" w:eastAsia="Times New Roman" w:hAnsi="Arial" w:cs="Arial"/>
-          <w:color w:val="F7F8FC"/>
+          <w:color w:val="323E4F" w:themeColor="text2" w:themeShade="BF"/>
+          <w:sz w:val="24"/>
+          <w:szCs w:val="24"/>
+          <w:rtl/>
+        </w:rPr>
+      </w:pPr>
+      <w:r>
+        <w:rPr>
+          <w:rFonts w:ascii="Arial" w:eastAsia="Times New Roman" w:hAnsi="Arial" w:cs="Arial"/>
+          <w:color w:val="323E4F" w:themeColor="text2" w:themeShade="BF"/>
           <w:sz w:val="24"/>
           <w:szCs w:val="24"/>
           <w:bdr w:val="single" w:sz="2" w:space="0" w:color="E3E3E3" w:frame="1"/>
@@ -4531,7 +5144,7 @@
       <w:r>
         <w:rPr>
           <w:rFonts w:ascii="Arial" w:eastAsia="Times New Roman" w:hAnsi="Arial" w:cs="Arial"/>
-          <w:color w:val="F7F8FC"/>
+          <w:color w:val="323E4F" w:themeColor="text2" w:themeShade="BF"/>
           <w:sz w:val="24"/>
           <w:szCs w:val="24"/>
           <w:bdr w:val="single" w:sz="2" w:space="0" w:color="E3E3E3" w:frame="1"/>
@@ -4541,7 +5154,7 @@
       <w:r>
         <w:rPr>
           <w:rFonts w:ascii="Arial" w:eastAsia="Times New Roman" w:hAnsi="Arial" w:cs="Arial"/>
-          <w:color w:val="F7F8FC"/>
+          <w:color w:val="323E4F" w:themeColor="text2" w:themeShade="BF"/>
           <w:sz w:val="24"/>
           <w:szCs w:val="24"/>
           <w:bdr w:val="single" w:sz="2" w:space="0" w:color="E3E3E3" w:frame="1"/>
@@ -4552,7 +5165,7 @@
       <w:r>
         <w:rPr>
           <w:rFonts w:ascii="Arial" w:eastAsia="Times New Roman" w:hAnsi="Arial" w:cs="Arial"/>
-          <w:color w:val="F7F8FC"/>
+          <w:color w:val="323E4F" w:themeColor="text2" w:themeShade="BF"/>
           <w:sz w:val="24"/>
           <w:szCs w:val="24"/>
           <w:bdr w:val="single" w:sz="2" w:space="0" w:color="E3E3E3" w:frame="1"/>
@@ -4562,7 +5175,7 @@
       <w:r>
         <w:rPr>
           <w:rFonts w:ascii="Arial" w:eastAsia="Times New Roman" w:hAnsi="Arial" w:cs="Arial"/>
-          <w:color w:val="F7F8FC"/>
+          <w:color w:val="323E4F" w:themeColor="text2" w:themeShade="BF"/>
           <w:sz w:val="24"/>
           <w:szCs w:val="24"/>
           <w:bdr w:val="single" w:sz="2" w:space="0" w:color="E3E3E3" w:frame="1"/>
@@ -4573,21 +5186,20 @@
     </w:p>
     <w:p>
       <w:pPr>
-        <w:shd w:val="clear" w:color="auto" w:fill="232326"/>
         <w:bidi/>
         <w:spacing w:after="0" w:line="240" w:lineRule="auto"/>
         <w:rPr>
           <w:rFonts w:ascii="Arial" w:eastAsia="Times New Roman" w:hAnsi="Arial" w:cs="Arial"/>
-          <w:color w:val="F7F8FC"/>
-          <w:sz w:val="24"/>
-          <w:szCs w:val="24"/>
-          <w:rtl/>
-        </w:rPr>
-      </w:pPr>
-      <w:r>
-        <w:rPr>
-          <w:rFonts w:ascii="Arial" w:eastAsia="Times New Roman" w:hAnsi="Arial" w:cs="Arial"/>
-          <w:color w:val="F7F8FC"/>
+          <w:color w:val="323E4F" w:themeColor="text2" w:themeShade="BF"/>
+          <w:sz w:val="24"/>
+          <w:szCs w:val="24"/>
+          <w:rtl/>
+        </w:rPr>
+      </w:pPr>
+      <w:r>
+        <w:rPr>
+          <w:rFonts w:ascii="Arial" w:eastAsia="Times New Roman" w:hAnsi="Arial" w:cs="Arial"/>
+          <w:color w:val="323E4F" w:themeColor="text2" w:themeShade="BF"/>
           <w:sz w:val="24"/>
           <w:szCs w:val="24"/>
           <w:bdr w:val="single" w:sz="2" w:space="0" w:color="E3E3E3" w:frame="1"/>
@@ -4598,7 +5210,7 @@
       <w:r>
         <w:rPr>
           <w:rFonts w:ascii="Arial" w:eastAsia="Times New Roman" w:hAnsi="Arial" w:cs="Arial"/>
-          <w:color w:val="F7F8FC"/>
+          <w:color w:val="323E4F" w:themeColor="text2" w:themeShade="BF"/>
           <w:sz w:val="24"/>
           <w:szCs w:val="24"/>
           <w:bdr w:val="single" w:sz="2" w:space="0" w:color="E3E3E3" w:frame="1"/>
@@ -4608,7 +5220,7 @@
       <w:r>
         <w:rPr>
           <w:rFonts w:ascii="Arial" w:eastAsia="Times New Roman" w:hAnsi="Arial" w:cs="Arial"/>
-          <w:color w:val="F7F8FC"/>
+          <w:color w:val="323E4F" w:themeColor="text2" w:themeShade="BF"/>
           <w:sz w:val="24"/>
           <w:szCs w:val="24"/>
           <w:bdr w:val="single" w:sz="2" w:space="0" w:color="E3E3E3" w:frame="1"/>
@@ -4620,7 +5232,7 @@
       <w:r>
         <w:rPr>
           <w:rFonts w:ascii="Arial" w:eastAsia="Times New Roman" w:hAnsi="Arial" w:cs="Arial"/>
-          <w:color w:val="F7F8FC"/>
+          <w:color w:val="323E4F" w:themeColor="text2" w:themeShade="BF"/>
           <w:sz w:val="24"/>
           <w:szCs w:val="24"/>
           <w:bdr w:val="single" w:sz="2" w:space="0" w:color="E3E3E3" w:frame="1"/>
@@ -4631,7 +5243,7 @@
       <w:r>
         <w:rPr>
           <w:rFonts w:ascii="Arial" w:eastAsia="Times New Roman" w:hAnsi="Arial" w:cs="Arial"/>
-          <w:color w:val="F7F8FC"/>
+          <w:color w:val="323E4F" w:themeColor="text2" w:themeShade="BF"/>
           <w:sz w:val="24"/>
           <w:szCs w:val="24"/>
           <w:bdr w:val="single" w:sz="2" w:space="0" w:color="E3E3E3" w:frame="1"/>
@@ -4642,21 +5254,20 @@
     </w:p>
     <w:p>
       <w:pPr>
-        <w:shd w:val="clear" w:color="auto" w:fill="232326"/>
         <w:bidi/>
         <w:spacing w:after="0" w:line="240" w:lineRule="auto"/>
         <w:rPr>
           <w:rFonts w:ascii="Arial" w:eastAsia="Times New Roman" w:hAnsi="Arial" w:cs="Arial"/>
-          <w:color w:val="F7F8FC"/>
-          <w:sz w:val="24"/>
-          <w:szCs w:val="24"/>
-          <w:rtl/>
-        </w:rPr>
-      </w:pPr>
-      <w:r>
-        <w:rPr>
-          <w:rFonts w:ascii="Arial" w:eastAsia="Times New Roman" w:hAnsi="Arial" w:cs="Arial"/>
-          <w:color w:val="F7F8FC"/>
+          <w:color w:val="323E4F" w:themeColor="text2" w:themeShade="BF"/>
+          <w:sz w:val="24"/>
+          <w:szCs w:val="24"/>
+          <w:rtl/>
+        </w:rPr>
+      </w:pPr>
+      <w:r>
+        <w:rPr>
+          <w:rFonts w:ascii="Arial" w:eastAsia="Times New Roman" w:hAnsi="Arial" w:cs="Arial"/>
+          <w:color w:val="323E4F" w:themeColor="text2" w:themeShade="BF"/>
           <w:sz w:val="24"/>
           <w:szCs w:val="24"/>
           <w:bdr w:val="single" w:sz="2" w:space="0" w:color="E3E3E3" w:frame="1"/>
@@ -4667,7 +5278,7 @@
       <w:r>
         <w:rPr>
           <w:rFonts w:ascii="Arial" w:eastAsia="Times New Roman" w:hAnsi="Arial" w:cs="Arial"/>
-          <w:color w:val="F7F8FC"/>
+          <w:color w:val="323E4F" w:themeColor="text2" w:themeShade="BF"/>
           <w:sz w:val="24"/>
           <w:szCs w:val="24"/>
           <w:bdr w:val="single" w:sz="2" w:space="0" w:color="E3E3E3" w:frame="1"/>
@@ -4677,7 +5288,7 @@
       <w:r>
         <w:rPr>
           <w:rFonts w:ascii="Arial" w:eastAsia="Times New Roman" w:hAnsi="Arial" w:cs="Arial"/>
-          <w:color w:val="F7F8FC"/>
+          <w:color w:val="323E4F" w:themeColor="text2" w:themeShade="BF"/>
           <w:sz w:val="24"/>
           <w:szCs w:val="24"/>
           <w:bdr w:val="single" w:sz="2" w:space="0" w:color="E3E3E3" w:frame="1"/>
@@ -4689,74 +5300,120 @@
     <w:p>
       <w:pPr>
         <w:rPr>
-          <w:rtl/>
-        </w:rPr>
-      </w:pPr>
-    </w:p>
-    <w:p>
-      <w:pPr>
-        <w:rPr>
-          <w:rtl/>
-        </w:rPr>
-      </w:pPr>
-    </w:p>
-    <w:p>
-      <w:pPr>
-        <w:rPr>
-          <w:rtl/>
-        </w:rPr>
-      </w:pPr>
-    </w:p>
-    <w:p>
-      <w:r>
+          <w:color w:val="323E4F" w:themeColor="text2" w:themeShade="BF"/>
+          <w:rtl/>
+        </w:rPr>
+      </w:pPr>
+    </w:p>
+    <w:p>
+      <w:pPr>
+        <w:rPr>
+          <w:color w:val="323E4F" w:themeColor="text2" w:themeShade="BF"/>
+          <w:rtl/>
+        </w:rPr>
+      </w:pPr>
+    </w:p>
+    <w:p>
+      <w:pPr>
+        <w:rPr>
+          <w:color w:val="323E4F" w:themeColor="text2" w:themeShade="BF"/>
+          <w:rtl/>
+        </w:rPr>
+      </w:pPr>
+    </w:p>
+    <w:p>
+      <w:pPr>
+        <w:rPr>
+          <w:color w:val="323E4F" w:themeColor="text2" w:themeShade="BF"/>
+        </w:rPr>
+      </w:pPr>
+      <w:r>
+        <w:rPr>
+          <w:color w:val="323E4F" w:themeColor="text2" w:themeShade="BF"/>
+        </w:rPr>
         <w:t>{</w:t>
       </w:r>
     </w:p>
     <w:p>
-      <w:r>
+      <w:pPr>
+        <w:rPr>
+          <w:color w:val="323E4F" w:themeColor="text2" w:themeShade="BF"/>
+        </w:rPr>
+      </w:pPr>
+      <w:r>
+        <w:rPr>
+          <w:color w:val="323E4F" w:themeColor="text2" w:themeShade="BF"/>
+        </w:rPr>
         <w:t xml:space="preserve">  "id": "req-1001",</w:t>
       </w:r>
     </w:p>
     <w:p>
-      <w:r>
+      <w:pPr>
+        <w:rPr>
+          <w:color w:val="323E4F" w:themeColor="text2" w:themeShade="BF"/>
+        </w:rPr>
+      </w:pPr>
+      <w:r>
+        <w:rPr>
+          <w:color w:val="323E4F" w:themeColor="text2" w:themeShade="BF"/>
+        </w:rPr>
         <w:t xml:space="preserve">  "op": "</w:t>
       </w:r>
       <w:proofErr w:type="spellStart"/>
       <w:r>
+        <w:rPr>
+          <w:color w:val="323E4F" w:themeColor="text2" w:themeShade="BF"/>
+        </w:rPr>
         <w:t>get_current</w:t>
       </w:r>
       <w:proofErr w:type="spellEnd"/>
       <w:r>
+        <w:rPr>
+          <w:color w:val="323E4F" w:themeColor="text2" w:themeShade="BF"/>
+        </w:rPr>
         <w:t>",</w:t>
       </w:r>
     </w:p>
     <w:p>
-      <w:r>
+      <w:pPr>
+        <w:rPr>
+          <w:color w:val="323E4F" w:themeColor="text2" w:themeShade="BF"/>
+        </w:rPr>
+      </w:pPr>
+      <w:r>
+        <w:rPr>
+          <w:color w:val="323E4F" w:themeColor="text2" w:themeShade="BF"/>
+        </w:rPr>
         <w:t xml:space="preserve">  "tags": [10, 11, 12]</w:t>
       </w:r>
     </w:p>
     <w:p>
       <w:pPr>
         <w:rPr>
-          <w:rtl/>
-        </w:rPr>
-      </w:pPr>
-      <w:r>
+          <w:color w:val="323E4F" w:themeColor="text2" w:themeShade="BF"/>
+          <w:rtl/>
+        </w:rPr>
+      </w:pPr>
+      <w:r>
+        <w:rPr>
+          <w:color w:val="323E4F" w:themeColor="text2" w:themeShade="BF"/>
+        </w:rPr>
         <w:t>}</w:t>
       </w:r>
     </w:p>
     <w:p>
       <w:pPr>
         <w:rPr>
-          <w:rtl/>
-        </w:rPr>
-      </w:pPr>
-    </w:p>
-    <w:p>
-      <w:pPr>
-        <w:rPr>
-          <w:rFonts w:ascii="Arial" w:hAnsi="Arial" w:cs="Arial"/>
-          <w:color w:val="F7F8FC"/>
+          <w:color w:val="323E4F" w:themeColor="text2" w:themeShade="BF"/>
+          <w:rtl/>
+        </w:rPr>
+      </w:pPr>
+    </w:p>
+    <w:p>
+      <w:pPr>
+        <w:rPr>
+          <w:rFonts w:ascii="Arial" w:hAnsi="Arial" w:cs="Arial"/>
+          <w:color w:val="323E4F" w:themeColor="text2" w:themeShade="BF"/>
           <w:shd w:val="clear" w:color="auto" w:fill="232326"/>
           <w:rtl/>
         </w:rPr>
@@ -4764,131 +5421,243 @@
       <w:r>
         <w:rPr>
           <w:rFonts w:ascii="Arial" w:hAnsi="Arial" w:cs="Arial"/>
-          <w:color w:val="F7F8FC"/>
+          <w:color w:val="323E4F" w:themeColor="text2" w:themeShade="BF"/>
           <w:shd w:val="clear" w:color="auto" w:fill="232326"/>
           <w:rtl/>
         </w:rPr>
+        <w:t>سرور پاسخ می‌دهد</w:t>
+      </w:r>
+      <w:r>
+        <w:rPr>
+          <w:rFonts w:ascii="Arial" w:hAnsi="Arial" w:cs="Arial"/>
+          <w:color w:val="323E4F" w:themeColor="text2" w:themeShade="BF"/>
+          <w:shd w:val="clear" w:color="auto" w:fill="232326"/>
+        </w:rPr>
+        <w:t>:</w:t>
+      </w:r>
+    </w:p>
+    <w:p>
+      <w:pPr>
+        <w:rPr>
+          <w:color w:val="323E4F" w:themeColor="text2" w:themeShade="BF"/>
+        </w:rPr>
+      </w:pPr>
+      <w:r>
+        <w:rPr>
+          <w:color w:val="323E4F" w:themeColor="text2" w:themeShade="BF"/>
+        </w:rPr>
+        <w:t>{</w:t>
+      </w:r>
+    </w:p>
+    <w:p>
+      <w:pPr>
+        <w:rPr>
+          <w:color w:val="323E4F" w:themeColor="text2" w:themeShade="BF"/>
+        </w:rPr>
+      </w:pPr>
+      <w:r>
+        <w:rPr>
+          <w:color w:val="323E4F" w:themeColor="text2" w:themeShade="BF"/>
+        </w:rPr>
         <w:lastRenderedPageBreak/>
-        <w:t>سرور پاسخ می‌دهد</w:t>
-      </w:r>
-      <w:r>
-        <w:rPr>
-          <w:rFonts w:ascii="Arial" w:hAnsi="Arial" w:cs="Arial"/>
-          <w:color w:val="F7F8FC"/>
-          <w:shd w:val="clear" w:color="auto" w:fill="232326"/>
-        </w:rPr>
-        <w:t>:</w:t>
-      </w:r>
-    </w:p>
-    <w:p>
-      <w:r>
-        <w:t>{</w:t>
-      </w:r>
-    </w:p>
-    <w:p>
-      <w:r>
         <w:t xml:space="preserve">  "type": "response",</w:t>
       </w:r>
     </w:p>
     <w:p>
-      <w:r>
+      <w:pPr>
+        <w:rPr>
+          <w:color w:val="323E4F" w:themeColor="text2" w:themeShade="BF"/>
+        </w:rPr>
+      </w:pPr>
+      <w:r>
+        <w:rPr>
+          <w:color w:val="323E4F" w:themeColor="text2" w:themeShade="BF"/>
+        </w:rPr>
         <w:t xml:space="preserve">  "id": "req-1001",</w:t>
       </w:r>
     </w:p>
     <w:p>
-      <w:r>
+      <w:pPr>
+        <w:rPr>
+          <w:color w:val="323E4F" w:themeColor="text2" w:themeShade="BF"/>
+        </w:rPr>
+      </w:pPr>
+      <w:r>
+        <w:rPr>
+          <w:color w:val="323E4F" w:themeColor="text2" w:themeShade="BF"/>
+        </w:rPr>
         <w:t xml:space="preserve">  "ok": true,</w:t>
       </w:r>
     </w:p>
     <w:p>
-      <w:r>
+      <w:pPr>
+        <w:rPr>
+          <w:color w:val="323E4F" w:themeColor="text2" w:themeShade="BF"/>
+        </w:rPr>
+      </w:pPr>
+      <w:r>
+        <w:rPr>
+          <w:color w:val="323E4F" w:themeColor="text2" w:themeShade="BF"/>
+        </w:rPr>
         <w:t xml:space="preserve">  "tags": [</w:t>
       </w:r>
     </w:p>
     <w:p>
-      <w:r>
+      <w:pPr>
+        <w:rPr>
+          <w:color w:val="323E4F" w:themeColor="text2" w:themeShade="BF"/>
+        </w:rPr>
+      </w:pPr>
+      <w:r>
+        <w:rPr>
+          <w:color w:val="323E4F" w:themeColor="text2" w:themeShade="BF"/>
+        </w:rPr>
         <w:t xml:space="preserve">    {</w:t>
       </w:r>
     </w:p>
     <w:p>
-      <w:r>
+      <w:pPr>
+        <w:rPr>
+          <w:color w:val="323E4F" w:themeColor="text2" w:themeShade="BF"/>
+        </w:rPr>
+      </w:pPr>
+      <w:r>
+        <w:rPr>
+          <w:color w:val="323E4F" w:themeColor="text2" w:themeShade="BF"/>
+        </w:rPr>
         <w:t xml:space="preserve">      "</w:t>
       </w:r>
       <w:proofErr w:type="spellStart"/>
       <w:r>
+        <w:rPr>
+          <w:color w:val="323E4F" w:themeColor="text2" w:themeShade="BF"/>
+        </w:rPr>
         <w:t>tag_id</w:t>
       </w:r>
       <w:proofErr w:type="spellEnd"/>
       <w:r>
+        <w:rPr>
+          <w:color w:val="323E4F" w:themeColor="text2" w:themeShade="BF"/>
+        </w:rPr>
         <w:t>": 10,</w:t>
       </w:r>
     </w:p>
     <w:p>
-      <w:r>
+      <w:pPr>
+        <w:rPr>
+          <w:color w:val="323E4F" w:themeColor="text2" w:themeShade="BF"/>
+        </w:rPr>
+      </w:pPr>
+      <w:r>
+        <w:rPr>
+          <w:color w:val="323E4F" w:themeColor="text2" w:themeShade="BF"/>
+        </w:rPr>
         <w:t xml:space="preserve">      "value": 23.5,</w:t>
       </w:r>
     </w:p>
     <w:p>
-      <w:r>
+      <w:pPr>
+        <w:rPr>
+          <w:color w:val="323E4F" w:themeColor="text2" w:themeShade="BF"/>
+        </w:rPr>
+      </w:pPr>
+      <w:r>
+        <w:rPr>
+          <w:color w:val="323E4F" w:themeColor="text2" w:themeShade="BF"/>
+        </w:rPr>
         <w:t xml:space="preserve">      "quality": "good",</w:t>
       </w:r>
     </w:p>
     <w:p>
-      <w:r>
+      <w:pPr>
+        <w:rPr>
+          <w:color w:val="323E4F" w:themeColor="text2" w:themeShade="BF"/>
+        </w:rPr>
+      </w:pPr>
+      <w:r>
+        <w:rPr>
+          <w:color w:val="323E4F" w:themeColor="text2" w:themeShade="BF"/>
+        </w:rPr>
         <w:t xml:space="preserve">      "</w:t>
       </w:r>
       <w:proofErr w:type="spellStart"/>
       <w:r>
+        <w:rPr>
+          <w:color w:val="323E4F" w:themeColor="text2" w:themeShade="BF"/>
+        </w:rPr>
         <w:t>ts</w:t>
       </w:r>
       <w:proofErr w:type="spellEnd"/>
       <w:r>
+        <w:rPr>
+          <w:color w:val="323E4F" w:themeColor="text2" w:themeShade="BF"/>
+        </w:rPr>
         <w:t>": "2026-08-10T12:00:01.050Z"</w:t>
       </w:r>
     </w:p>
     <w:p>
-      <w:r>
+      <w:pPr>
+        <w:rPr>
+          <w:color w:val="323E4F" w:themeColor="text2" w:themeShade="BF"/>
+        </w:rPr>
+      </w:pPr>
+      <w:r>
+        <w:rPr>
+          <w:color w:val="323E4F" w:themeColor="text2" w:themeShade="BF"/>
+        </w:rPr>
         <w:t xml:space="preserve">    }</w:t>
       </w:r>
     </w:p>
     <w:p>
-      <w:r>
+      <w:pPr>
+        <w:rPr>
+          <w:color w:val="323E4F" w:themeColor="text2" w:themeShade="BF"/>
+        </w:rPr>
+      </w:pPr>
+      <w:r>
+        <w:rPr>
+          <w:color w:val="323E4F" w:themeColor="text2" w:themeShade="BF"/>
+        </w:rPr>
         <w:t xml:space="preserve">  ]</w:t>
       </w:r>
     </w:p>
     <w:p>
       <w:pPr>
         <w:rPr>
-          <w:rtl/>
-        </w:rPr>
-      </w:pPr>
-      <w:r>
+          <w:color w:val="323E4F" w:themeColor="text2" w:themeShade="BF"/>
+          <w:rtl/>
+        </w:rPr>
+      </w:pPr>
+      <w:r>
+        <w:rPr>
+          <w:color w:val="323E4F" w:themeColor="text2" w:themeShade="BF"/>
+        </w:rPr>
         <w:t>}</w:t>
       </w:r>
     </w:p>
     <w:p>
       <w:pPr>
         <w:rPr>
-          <w:rtl/>
-        </w:rPr>
-      </w:pPr>
-    </w:p>
-    <w:p>
-      <w:pPr>
-        <w:shd w:val="clear" w:color="auto" w:fill="232326"/>
+          <w:color w:val="323E4F" w:themeColor="text2" w:themeShade="BF"/>
+          <w:rtl/>
+        </w:rPr>
+      </w:pPr>
+    </w:p>
+    <w:p>
+      <w:pPr>
         <w:bidi/>
         <w:spacing w:after="0" w:line="240" w:lineRule="auto"/>
         <w:rPr>
           <w:rFonts w:ascii="Arial" w:eastAsia="Times New Roman" w:hAnsi="Arial" w:cs="Arial"/>
-          <w:color w:val="F7F8FC"/>
-          <w:sz w:val="24"/>
-          <w:szCs w:val="24"/>
-        </w:rPr>
-      </w:pPr>
-      <w:r>
-        <w:rPr>
-          <w:rFonts w:ascii="Arial" w:eastAsia="Times New Roman" w:hAnsi="Arial" w:cs="Arial"/>
-          <w:color w:val="F7F8FC"/>
+          <w:color w:val="323E4F" w:themeColor="text2" w:themeShade="BF"/>
+          <w:sz w:val="24"/>
+          <w:szCs w:val="24"/>
+        </w:rPr>
+      </w:pPr>
+      <w:r>
+        <w:rPr>
+          <w:rFonts w:ascii="Arial" w:eastAsia="Times New Roman" w:hAnsi="Arial" w:cs="Arial"/>
+          <w:color w:val="323E4F" w:themeColor="text2" w:themeShade="BF"/>
           <w:sz w:val="24"/>
           <w:szCs w:val="24"/>
           <w:bdr w:val="single" w:sz="2" w:space="0" w:color="E3E3E3" w:frame="1"/>
@@ -4899,7 +5668,7 @@
       <w:r>
         <w:rPr>
           <w:rFonts w:ascii="Arial" w:eastAsia="Times New Roman" w:hAnsi="Arial" w:cs="Arial"/>
-          <w:color w:val="F7F8FC"/>
+          <w:color w:val="323E4F" w:themeColor="text2" w:themeShade="BF"/>
           <w:sz w:val="24"/>
           <w:szCs w:val="24"/>
           <w:bdr w:val="single" w:sz="2" w:space="0" w:color="E3E3E3" w:frame="1"/>
@@ -4909,7 +5678,7 @@
       <w:r>
         <w:rPr>
           <w:rFonts w:ascii="Arial" w:eastAsia="Times New Roman" w:hAnsi="Arial" w:cs="Arial"/>
-          <w:color w:val="F7F8FC"/>
+          <w:color w:val="323E4F" w:themeColor="text2" w:themeShade="BF"/>
           <w:sz w:val="24"/>
           <w:szCs w:val="24"/>
           <w:bdr w:val="single" w:sz="2" w:space="0" w:color="E3E3E3" w:frame="1"/>
@@ -4920,7 +5689,7 @@
       <w:r>
         <w:rPr>
           <w:rFonts w:ascii="Arial" w:eastAsia="Times New Roman" w:hAnsi="Arial" w:cs="Arial"/>
-          <w:color w:val="F7F8FC"/>
+          <w:color w:val="323E4F" w:themeColor="text2" w:themeShade="BF"/>
           <w:sz w:val="24"/>
           <w:szCs w:val="24"/>
           <w:bdr w:val="single" w:sz="2" w:space="0" w:color="E3E3E3" w:frame="1"/>
@@ -4930,7 +5699,7 @@
       <w:r>
         <w:rPr>
           <w:rFonts w:ascii="Arial" w:eastAsia="Times New Roman" w:hAnsi="Arial" w:cs="Arial"/>
-          <w:color w:val="F7F8FC"/>
+          <w:color w:val="323E4F" w:themeColor="text2" w:themeShade="BF"/>
           <w:sz w:val="24"/>
           <w:szCs w:val="24"/>
           <w:bdr w:val="single" w:sz="2" w:space="0" w:color="E3E3E3" w:frame="1"/>
@@ -4941,21 +5710,20 @@
     </w:p>
     <w:p>
       <w:pPr>
-        <w:shd w:val="clear" w:color="auto" w:fill="232326"/>
         <w:bidi/>
         <w:spacing w:after="0" w:line="240" w:lineRule="auto"/>
         <w:rPr>
           <w:rFonts w:ascii="Arial" w:eastAsia="Times New Roman" w:hAnsi="Arial" w:cs="Arial"/>
-          <w:color w:val="F7F8FC"/>
-          <w:sz w:val="24"/>
-          <w:szCs w:val="24"/>
-          <w:rtl/>
-        </w:rPr>
-      </w:pPr>
-      <w:r>
-        <w:rPr>
-          <w:rFonts w:ascii="Arial" w:eastAsia="Times New Roman" w:hAnsi="Arial" w:cs="Arial"/>
-          <w:color w:val="F7F8FC"/>
+          <w:color w:val="323E4F" w:themeColor="text2" w:themeShade="BF"/>
+          <w:sz w:val="24"/>
+          <w:szCs w:val="24"/>
+          <w:rtl/>
+        </w:rPr>
+      </w:pPr>
+      <w:r>
+        <w:rPr>
+          <w:rFonts w:ascii="Arial" w:eastAsia="Times New Roman" w:hAnsi="Arial" w:cs="Arial"/>
+          <w:color w:val="323E4F" w:themeColor="text2" w:themeShade="BF"/>
           <w:sz w:val="24"/>
           <w:szCs w:val="24"/>
           <w:bdr w:val="single" w:sz="2" w:space="0" w:color="E3E3E3" w:frame="1"/>
@@ -4966,7 +5734,7 @@
       <w:r>
         <w:rPr>
           <w:rFonts w:ascii="Arial" w:eastAsia="Times New Roman" w:hAnsi="Arial" w:cs="Arial"/>
-          <w:color w:val="F7F8FC"/>
+          <w:color w:val="323E4F" w:themeColor="text2" w:themeShade="BF"/>
           <w:sz w:val="24"/>
           <w:szCs w:val="24"/>
           <w:bdr w:val="single" w:sz="2" w:space="0" w:color="E3E3E3" w:frame="1"/>
@@ -4976,7 +5744,7 @@
       <w:r>
         <w:rPr>
           <w:rFonts w:ascii="Arial" w:eastAsia="Times New Roman" w:hAnsi="Arial" w:cs="Arial"/>
-          <w:color w:val="F7F8FC"/>
+          <w:color w:val="323E4F" w:themeColor="text2" w:themeShade="BF"/>
           <w:sz w:val="24"/>
           <w:szCs w:val="24"/>
           <w:bdr w:val="single" w:sz="2" w:space="0" w:color="E3E3E3" w:frame="1"/>
@@ -4987,25 +5755,24 @@
     </w:p>
     <w:p>
       <w:pPr>
-        <w:shd w:val="clear" w:color="auto" w:fill="232326"/>
         <w:spacing w:after="0" w:line="240" w:lineRule="auto"/>
         <w:rPr>
           <w:rFonts w:ascii="Arial" w:eastAsia="Times New Roman" w:hAnsi="Arial" w:cs="Arial"/>
-          <w:color w:val="F7F8FC"/>
-          <w:sz w:val="24"/>
-          <w:szCs w:val="24"/>
-          <w:rtl/>
-        </w:rPr>
-      </w:pPr>
-      <w:r>
-        <w:rPr>
-          <w:rFonts w:ascii="Arial" w:eastAsia="Times New Roman" w:hAnsi="Arial" w:cs="Arial"/>
-          <w:color w:val="F7F8FC"/>
+          <w:color w:val="323E4F" w:themeColor="text2" w:themeShade="BF"/>
+          <w:sz w:val="24"/>
+          <w:szCs w:val="24"/>
+          <w:rtl/>
+        </w:rPr>
+      </w:pPr>
+      <w:r>
+        <w:rPr>
+          <w:rFonts w:ascii="Arial" w:eastAsia="Times New Roman" w:hAnsi="Arial" w:cs="Arial"/>
+          <w:color w:val="323E4F" w:themeColor="text2" w:themeShade="BF"/>
           <w:sz w:val="24"/>
           <w:szCs w:val="24"/>
         </w:rPr>
         <w:pict>
-          <v:rect id="_x0000_i1047" style="width:0;height:1.5pt" o:hralign="center" o:hrstd="t" o:hr="t" fillcolor="#a0a0a0" stroked="f"/>
+          <v:rect id="_x0000_i1033" style="width:0;height:1.5pt" o:hralign="center" o:hrstd="t" o:hr="t" fillcolor="#a0a0a0" stroked="f"/>
         </w:pict>
       </w:r>
     </w:p>
@@ -5017,7 +5784,6 @@
           <w:bottom w:val="single" w:sz="2" w:space="0" w:color="E3E3E3"/>
           <w:right w:val="single" w:sz="2" w:space="0" w:color="E3E3E3"/>
         </w:pBdr>
-        <w:shd w:val="clear" w:color="auto" w:fill="232326"/>
         <w:bidi/>
         <w:spacing w:beforeAutospacing="1" w:after="0" w:afterAutospacing="1" w:line="240" w:lineRule="auto"/>
         <w:outlineLvl w:val="1"/>
@@ -5025,7 +5791,7 @@
           <w:rFonts w:ascii="Arial" w:eastAsia="Times New Roman" w:hAnsi="Arial" w:cs="Arial"/>
           <w:b/>
           <w:bCs/>
-          <w:color w:val="F7F8FC"/>
+          <w:color w:val="323E4F" w:themeColor="text2" w:themeShade="BF"/>
           <w:spacing w:val="-5"/>
           <w:sz w:val="36"/>
           <w:szCs w:val="36"/>
@@ -5036,7 +5802,7 @@
           <w:rFonts w:ascii="Arial" w:eastAsia="Times New Roman" w:hAnsi="Arial" w:cs="Arial"/>
           <w:b/>
           <w:bCs/>
-          <w:color w:val="F7F8FC"/>
+          <w:color w:val="323E4F" w:themeColor="text2" w:themeShade="BF"/>
           <w:spacing w:val="-5"/>
           <w:sz w:val="36"/>
           <w:szCs w:val="36"/>
@@ -5050,7 +5816,7 @@
           <w:rFonts w:ascii="Arial" w:eastAsia="Times New Roman" w:hAnsi="Arial" w:cs="Arial"/>
           <w:b/>
           <w:bCs/>
-          <w:color w:val="F7F8FC"/>
+          <w:color w:val="323E4F" w:themeColor="text2" w:themeShade="BF"/>
           <w:spacing w:val="-5"/>
           <w:sz w:val="36"/>
           <w:szCs w:val="36"/>
@@ -5061,21 +5827,20 @@
     </w:p>
     <w:p>
       <w:pPr>
-        <w:shd w:val="clear" w:color="auto" w:fill="232326"/>
         <w:bidi/>
         <w:spacing w:after="0" w:line="240" w:lineRule="auto"/>
         <w:rPr>
           <w:rFonts w:ascii="Arial" w:eastAsia="Times New Roman" w:hAnsi="Arial" w:cs="Arial"/>
-          <w:color w:val="F7F8FC"/>
-          <w:sz w:val="24"/>
-          <w:szCs w:val="24"/>
-          <w:rtl/>
-        </w:rPr>
-      </w:pPr>
-      <w:r>
-        <w:rPr>
-          <w:rFonts w:ascii="Arial" w:eastAsia="Times New Roman" w:hAnsi="Arial" w:cs="Arial"/>
-          <w:color w:val="F7F8FC"/>
+          <w:color w:val="323E4F" w:themeColor="text2" w:themeShade="BF"/>
+          <w:sz w:val="24"/>
+          <w:szCs w:val="24"/>
+          <w:rtl/>
+        </w:rPr>
+      </w:pPr>
+      <w:r>
+        <w:rPr>
+          <w:rFonts w:ascii="Arial" w:eastAsia="Times New Roman" w:hAnsi="Arial" w:cs="Arial"/>
+          <w:color w:val="323E4F" w:themeColor="text2" w:themeShade="BF"/>
           <w:sz w:val="24"/>
           <w:szCs w:val="24"/>
           <w:bdr w:val="single" w:sz="2" w:space="0" w:color="E3E3E3" w:frame="1"/>
@@ -5087,26 +5852,33 @@
     <w:p>
       <w:pPr>
         <w:rPr>
-          <w:rtl/>
-        </w:rPr>
-      </w:pPr>
-    </w:p>
-    <w:p>
-      <w:pPr>
-        <w:rPr>
-          <w:rtl/>
-        </w:rPr>
-      </w:pPr>
-    </w:p>
-    <w:p>
-      <w:pPr>
-        <w:rPr>
-          <w:rtl/>
-        </w:rPr>
-      </w:pPr>
-      <w:r>
+          <w:color w:val="323E4F" w:themeColor="text2" w:themeShade="BF"/>
+          <w:rtl/>
+        </w:rPr>
+      </w:pPr>
+    </w:p>
+    <w:p>
+      <w:pPr>
+        <w:rPr>
+          <w:color w:val="323E4F" w:themeColor="text2" w:themeShade="BF"/>
+          <w:rtl/>
+        </w:rPr>
+      </w:pPr>
+    </w:p>
+    <w:p>
+      <w:pPr>
+        <w:rPr>
+          <w:color w:val="323E4F" w:themeColor="text2" w:themeShade="BF"/>
+          <w:rtl/>
+        </w:rPr>
+      </w:pPr>
+      <w:r>
+        <w:rPr>
+          <w:noProof/>
+          <w:color w:val="323E4F" w:themeColor="text2" w:themeShade="BF"/>
+        </w:rPr>
         <w:drawing>
-          <wp:inline distT="0" distB="0" distL="0" distR="0" wp14:anchorId="1FDADC0E" wp14:editId="58731CFE">
+          <wp:inline distT="0" distB="0" distL="0" distR="0" wp14:anchorId="0C6C7162" wp14:editId="3746861B">
             <wp:extent cx="5943600" cy="1459865"/>
             <wp:effectExtent l="0" t="0" r="0" b="6985"/>
             <wp:docPr id="2" name="Picture 2"/>
@@ -5145,24 +5917,24 @@
     <w:p>
       <w:pPr>
         <w:rPr>
-          <w:rtl/>
-        </w:rPr>
-      </w:pPr>
-    </w:p>
-    <w:p>
-      <w:pPr>
-        <w:shd w:val="clear" w:color="auto" w:fill="232326"/>
+          <w:color w:val="323E4F" w:themeColor="text2" w:themeShade="BF"/>
+          <w:rtl/>
+        </w:rPr>
+      </w:pPr>
+    </w:p>
+    <w:p>
+      <w:pPr>
         <w:bidi/>
         <w:rPr>
           <w:rFonts w:ascii="Arial" w:hAnsi="Arial" w:cs="Arial"/>
-          <w:color w:val="F7F8FC"/>
-        </w:rPr>
-      </w:pPr>
-      <w:r>
-        <w:rPr>
-          <w:rStyle w:val="qwen-markdown-text"/>
-          <w:rFonts w:ascii="Arial" w:hAnsi="Arial" w:cs="Arial"/>
-          <w:color w:val="F7F8FC"/>
+          <w:color w:val="323E4F" w:themeColor="text2" w:themeShade="BF"/>
+        </w:rPr>
+      </w:pPr>
+      <w:r>
+        <w:rPr>
+          <w:rStyle w:val="qwen-markdown-text"/>
+          <w:rFonts w:ascii="Arial" w:hAnsi="Arial" w:cs="Arial"/>
+          <w:color w:val="323E4F" w:themeColor="text2" w:themeShade="BF"/>
           <w:bdr w:val="single" w:sz="2" w:space="0" w:color="E3E3E3" w:frame="1"/>
           <w:rtl/>
         </w:rPr>
@@ -5181,24 +5953,22 @@
           <w:bottom w:val="single" w:sz="2" w:space="0" w:color="E3E3E3"/>
           <w:right w:val="single" w:sz="2" w:space="0" w:color="E3E3E3"/>
         </w:pBdr>
-        <w:shd w:val="clear" w:color="auto" w:fill="232326"/>
         <w:bidi/>
         <w:spacing w:after="0" w:line="240" w:lineRule="auto"/>
         <w:rPr>
           <w:rFonts w:ascii="Arial" w:hAnsi="Arial" w:cs="Arial"/>
-          <w:color w:val="F7F8FC"/>
-          <w:rtl/>
-        </w:rPr>
-      </w:pPr>
-      <w:r>
-        <w:rPr>
-          <w:rStyle w:val="qwen-markdown-text"/>
-          <w:rFonts w:ascii="Arial" w:hAnsi="Arial" w:cs="Arial"/>
-          <w:color w:val="F7F8FC"/>
-          <w:bdr w:val="single" w:sz="2" w:space="0" w:color="E3E3E3" w:frame="1"/>
-          <w:rtl/>
-        </w:rPr>
-        <w:lastRenderedPageBreak/>
+          <w:color w:val="323E4F" w:themeColor="text2" w:themeShade="BF"/>
+          <w:rtl/>
+        </w:rPr>
+      </w:pPr>
+      <w:r>
+        <w:rPr>
+          <w:rStyle w:val="qwen-markdown-text"/>
+          <w:rFonts w:ascii="Arial" w:hAnsi="Arial" w:cs="Arial"/>
+          <w:color w:val="323E4F" w:themeColor="text2" w:themeShade="BF"/>
+          <w:bdr w:val="single" w:sz="2" w:space="0" w:color="E3E3E3" w:frame="1"/>
+          <w:rtl/>
+        </w:rPr>
         <w:t>باز می‌شود.</w:t>
       </w:r>
     </w:p>
@@ -5214,20 +5984,19 @@
           <w:bottom w:val="single" w:sz="2" w:space="0" w:color="E3E3E3"/>
           <w:right w:val="single" w:sz="2" w:space="0" w:color="E3E3E3"/>
         </w:pBdr>
-        <w:shd w:val="clear" w:color="auto" w:fill="232326"/>
         <w:bidi/>
         <w:spacing w:after="0" w:line="240" w:lineRule="auto"/>
         <w:rPr>
           <w:rFonts w:ascii="Arial" w:hAnsi="Arial" w:cs="Arial"/>
-          <w:color w:val="F7F8FC"/>
-          <w:rtl/>
-        </w:rPr>
-      </w:pPr>
-      <w:r>
-        <w:rPr>
-          <w:rStyle w:val="qwen-markdown-text"/>
-          <w:rFonts w:ascii="Arial" w:hAnsi="Arial" w:cs="Arial"/>
-          <w:color w:val="F7F8FC"/>
+          <w:color w:val="323E4F" w:themeColor="text2" w:themeShade="BF"/>
+          <w:rtl/>
+        </w:rPr>
+      </w:pPr>
+      <w:r>
+        <w:rPr>
+          <w:rStyle w:val="qwen-markdown-text"/>
+          <w:rFonts w:ascii="Arial" w:hAnsi="Arial" w:cs="Arial"/>
+          <w:color w:val="323E4F" w:themeColor="text2" w:themeShade="BF"/>
           <w:bdr w:val="single" w:sz="2" w:space="0" w:color="E3E3E3" w:frame="1"/>
           <w:rtl/>
         </w:rPr>
@@ -5246,11 +6015,10 @@
           <w:bottom w:val="single" w:sz="2" w:space="0" w:color="E3E3E3"/>
           <w:right w:val="single" w:sz="2" w:space="0" w:color="E3E3E3"/>
         </w:pBdr>
-        <w:shd w:val="clear" w:color="auto" w:fill="232326"/>
         <w:spacing w:after="0" w:line="240" w:lineRule="auto"/>
         <w:rPr>
           <w:rFonts w:ascii="Arial" w:hAnsi="Arial" w:cs="Arial"/>
-          <w:color w:val="F7F8FC"/>
+          <w:color w:val="323E4F" w:themeColor="text2" w:themeShade="BF"/>
           <w:rtl/>
         </w:rPr>
       </w:pPr>
@@ -5259,9 +6027,10 @@
         <w:rPr>
           <w:rStyle w:val="qwen-markdown-text"/>
           <w:rFonts w:ascii="Arial" w:hAnsi="Arial" w:cs="Arial"/>
-          <w:color w:val="F7F8FC"/>
-          <w:bdr w:val="single" w:sz="2" w:space="0" w:color="E3E3E3" w:frame="1"/>
-        </w:rPr>
+          <w:color w:val="323E4F" w:themeColor="text2" w:themeShade="BF"/>
+          <w:bdr w:val="single" w:sz="2" w:space="0" w:color="E3E3E3" w:frame="1"/>
+        </w:rPr>
+        <w:lastRenderedPageBreak/>
         <w:t>WebSocket</w:t>
       </w:r>
       <w:proofErr w:type="spellEnd"/>
@@ -5269,7 +6038,7 @@
         <w:rPr>
           <w:rStyle w:val="qwen-markdown-text"/>
           <w:rFonts w:ascii="Arial" w:hAnsi="Arial" w:cs="Arial"/>
-          <w:color w:val="F7F8FC"/>
+          <w:color w:val="323E4F" w:themeColor="text2" w:themeShade="BF"/>
           <w:bdr w:val="single" w:sz="2" w:space="0" w:color="E3E3E3" w:frame="1"/>
         </w:rPr>
         <w:t xml:space="preserve"> </w:t>
@@ -5278,7 +6047,7 @@
         <w:rPr>
           <w:rStyle w:val="qwen-markdown-text"/>
           <w:rFonts w:ascii="Arial" w:hAnsi="Arial" w:cs="Arial"/>
-          <w:color w:val="F7F8FC"/>
+          <w:color w:val="323E4F" w:themeColor="text2" w:themeShade="BF"/>
           <w:bdr w:val="single" w:sz="2" w:space="0" w:color="E3E3E3" w:frame="1"/>
           <w:rtl/>
         </w:rPr>
@@ -5288,7 +6057,7 @@
         <w:rPr>
           <w:rStyle w:val="qwen-markdown-text"/>
           <w:rFonts w:ascii="Arial" w:hAnsi="Arial" w:cs="Arial"/>
-          <w:color w:val="F7F8FC"/>
+          <w:color w:val="323E4F" w:themeColor="text2" w:themeShade="BF"/>
           <w:bdr w:val="single" w:sz="2" w:space="0" w:color="E3E3E3" w:frame="1"/>
         </w:rPr>
         <w:t>.</w:t>
@@ -5306,19 +6075,18 @@
           <w:bottom w:val="single" w:sz="2" w:space="0" w:color="E3E3E3"/>
           <w:right w:val="single" w:sz="2" w:space="0" w:color="E3E3E3"/>
         </w:pBdr>
-        <w:shd w:val="clear" w:color="auto" w:fill="232326"/>
         <w:bidi/>
         <w:spacing w:after="0" w:line="240" w:lineRule="auto"/>
         <w:rPr>
           <w:rFonts w:ascii="Arial" w:hAnsi="Arial" w:cs="Arial"/>
-          <w:color w:val="F7F8FC"/>
-        </w:rPr>
-      </w:pPr>
-      <w:r>
-        <w:rPr>
-          <w:rStyle w:val="qwen-markdown-text"/>
-          <w:rFonts w:ascii="Arial" w:hAnsi="Arial" w:cs="Arial"/>
-          <w:color w:val="F7F8FC"/>
+          <w:color w:val="323E4F" w:themeColor="text2" w:themeShade="BF"/>
+        </w:rPr>
+      </w:pPr>
+      <w:r>
+        <w:rPr>
+          <w:rStyle w:val="qwen-markdown-text"/>
+          <w:rFonts w:ascii="Arial" w:hAnsi="Arial" w:cs="Arial"/>
+          <w:color w:val="323E4F" w:themeColor="text2" w:themeShade="BF"/>
           <w:bdr w:val="single" w:sz="2" w:space="0" w:color="E3E3E3" w:frame="1"/>
           <w:rtl/>
         </w:rPr>
@@ -5328,7 +6096,7 @@
         <w:rPr>
           <w:rStyle w:val="qwen-markdown-text"/>
           <w:rFonts w:ascii="Arial" w:hAnsi="Arial" w:cs="Arial"/>
-          <w:color w:val="F7F8FC"/>
+          <w:color w:val="323E4F" w:themeColor="text2" w:themeShade="BF"/>
           <w:bdr w:val="single" w:sz="2" w:space="0" w:color="E3E3E3" w:frame="1"/>
         </w:rPr>
         <w:t>subscribe</w:t>
@@ -5337,7 +6105,7 @@
         <w:rPr>
           <w:rStyle w:val="qwen-markdown-text"/>
           <w:rFonts w:ascii="Arial" w:hAnsi="Arial" w:cs="Arial"/>
-          <w:color w:val="F7F8FC"/>
+          <w:color w:val="323E4F" w:themeColor="text2" w:themeShade="BF"/>
           <w:bdr w:val="single" w:sz="2" w:space="0" w:color="E3E3E3" w:frame="1"/>
           <w:rtl/>
         </w:rPr>
@@ -5356,20 +6124,19 @@
           <w:bottom w:val="single" w:sz="2" w:space="0" w:color="E3E3E3"/>
           <w:right w:val="single" w:sz="2" w:space="0" w:color="E3E3E3"/>
         </w:pBdr>
-        <w:shd w:val="clear" w:color="auto" w:fill="232326"/>
         <w:bidi/>
         <w:spacing w:after="0" w:line="240" w:lineRule="auto"/>
         <w:rPr>
           <w:rFonts w:ascii="Arial" w:hAnsi="Arial" w:cs="Arial"/>
-          <w:color w:val="F7F8FC"/>
-          <w:rtl/>
-        </w:rPr>
-      </w:pPr>
-      <w:r>
-        <w:rPr>
-          <w:rStyle w:val="qwen-markdown-text"/>
-          <w:rFonts w:ascii="Arial" w:hAnsi="Arial" w:cs="Arial"/>
-          <w:color w:val="F7F8FC"/>
+          <w:color w:val="323E4F" w:themeColor="text2" w:themeShade="BF"/>
+          <w:rtl/>
+        </w:rPr>
+      </w:pPr>
+      <w:r>
+        <w:rPr>
+          <w:rStyle w:val="qwen-markdown-text"/>
+          <w:rFonts w:ascii="Arial" w:hAnsi="Arial" w:cs="Arial"/>
+          <w:color w:val="323E4F" w:themeColor="text2" w:themeShade="BF"/>
           <w:bdr w:val="single" w:sz="2" w:space="0" w:color="E3E3E3" w:frame="1"/>
           <w:rtl/>
         </w:rPr>
@@ -5379,7 +6146,7 @@
         <w:rPr>
           <w:rStyle w:val="qwen-markdown-text"/>
           <w:rFonts w:ascii="Arial" w:hAnsi="Arial" w:cs="Arial"/>
-          <w:color w:val="F7F8FC"/>
+          <w:color w:val="323E4F" w:themeColor="text2" w:themeShade="BF"/>
           <w:bdr w:val="single" w:sz="2" w:space="0" w:color="E3E3E3" w:frame="1"/>
         </w:rPr>
         <w:t>snapshot</w:t>
@@ -5388,7 +6155,7 @@
         <w:rPr>
           <w:rStyle w:val="qwen-markdown-text"/>
           <w:rFonts w:ascii="Arial" w:hAnsi="Arial" w:cs="Arial"/>
-          <w:color w:val="F7F8FC"/>
+          <w:color w:val="323E4F" w:themeColor="text2" w:themeShade="BF"/>
           <w:bdr w:val="single" w:sz="2" w:space="0" w:color="E3E3E3" w:frame="1"/>
           <w:rtl/>
         </w:rPr>
@@ -5407,20 +6174,19 @@
           <w:bottom w:val="single" w:sz="2" w:space="0" w:color="E3E3E3"/>
           <w:right w:val="single" w:sz="2" w:space="0" w:color="E3E3E3"/>
         </w:pBdr>
-        <w:shd w:val="clear" w:color="auto" w:fill="232326"/>
         <w:bidi/>
         <w:spacing w:after="0" w:line="240" w:lineRule="auto"/>
         <w:rPr>
           <w:rFonts w:ascii="Arial" w:hAnsi="Arial" w:cs="Arial"/>
-          <w:color w:val="F7F8FC"/>
-          <w:rtl/>
-        </w:rPr>
-      </w:pPr>
-      <w:r>
-        <w:rPr>
-          <w:rStyle w:val="qwen-markdown-text"/>
-          <w:rFonts w:ascii="Arial" w:hAnsi="Arial" w:cs="Arial"/>
-          <w:color w:val="F7F8FC"/>
+          <w:color w:val="323E4F" w:themeColor="text2" w:themeShade="BF"/>
+          <w:rtl/>
+        </w:rPr>
+      </w:pPr>
+      <w:r>
+        <w:rPr>
+          <w:rStyle w:val="qwen-markdown-text"/>
+          <w:rFonts w:ascii="Arial" w:hAnsi="Arial" w:cs="Arial"/>
+          <w:color w:val="323E4F" w:themeColor="text2" w:themeShade="BF"/>
           <w:bdr w:val="single" w:sz="2" w:space="0" w:color="E3E3E3" w:frame="1"/>
           <w:rtl/>
         </w:rPr>
@@ -5429,20 +6195,19 @@
     </w:p>
     <w:p>
       <w:pPr>
-        <w:shd w:val="clear" w:color="auto" w:fill="232326"/>
-        <w:rPr>
-          <w:rFonts w:ascii="Arial" w:hAnsi="Arial" w:cs="Arial"/>
-          <w:color w:val="F7F8FC"/>
-          <w:rtl/>
-        </w:rPr>
-      </w:pPr>
-      <w:r>
-        <w:rPr>
-          <w:rFonts w:ascii="Arial" w:hAnsi="Arial" w:cs="Arial"/>
-          <w:color w:val="F7F8FC"/>
+        <w:rPr>
+          <w:rFonts w:ascii="Arial" w:hAnsi="Arial" w:cs="Arial"/>
+          <w:color w:val="323E4F" w:themeColor="text2" w:themeShade="BF"/>
+          <w:rtl/>
+        </w:rPr>
+      </w:pPr>
+      <w:r>
+        <w:rPr>
+          <w:rFonts w:ascii="Arial" w:hAnsi="Arial" w:cs="Arial"/>
+          <w:color w:val="323E4F" w:themeColor="text2" w:themeShade="BF"/>
         </w:rPr>
         <w:pict>
-          <v:rect id="_x0000_i1049" style="width:0;height:1.5pt" o:hralign="center" o:hrstd="t" o:hr="t" fillcolor="#a0a0a0" stroked="f"/>
+          <v:rect id="_x0000_i1034" style="width:0;height:1.5pt" o:hralign="center" o:hrstd="t" o:hr="t" fillcolor="#a0a0a0" stroked="f"/>
         </w:pict>
       </w:r>
     </w:p>
@@ -5455,13 +6220,12 @@
           <w:bottom w:val="single" w:sz="2" w:space="0" w:color="E3E3E3"/>
           <w:right w:val="single" w:sz="2" w:space="0" w:color="E3E3E3"/>
         </w:pBdr>
-        <w:shd w:val="clear" w:color="auto" w:fill="232326"/>
         <w:bidi/>
         <w:spacing w:before="0" w:after="0"/>
         <w:rPr>
           <w:rStyle w:val="qwen-markdown-text"/>
           <w:rFonts w:ascii="Arial" w:hAnsi="Arial" w:cs="Arial"/>
-          <w:color w:val="F7F8FC"/>
+          <w:color w:val="323E4F" w:themeColor="text2" w:themeShade="BF"/>
           <w:spacing w:val="-5"/>
           <w:bdr w:val="single" w:sz="2" w:space="0" w:color="E3E3E3" w:frame="1"/>
           <w:rtl/>
@@ -5471,7 +6235,7 @@
         <w:rPr>
           <w:rStyle w:val="qwen-markdown-text"/>
           <w:rFonts w:ascii="Arial" w:hAnsi="Arial" w:cs="Arial"/>
-          <w:color w:val="F7F8FC"/>
+          <w:color w:val="323E4F" w:themeColor="text2" w:themeShade="BF"/>
           <w:spacing w:val="-5"/>
           <w:bdr w:val="single" w:sz="2" w:space="0" w:color="E3E3E3" w:frame="1"/>
           <w:rtl/>
@@ -5488,12 +6252,11 @@
           <w:bottom w:val="single" w:sz="6" w:space="1" w:color="auto"/>
           <w:right w:val="single" w:sz="2" w:space="0" w:color="E3E3E3"/>
         </w:pBdr>
-        <w:shd w:val="clear" w:color="auto" w:fill="232326"/>
         <w:bidi/>
         <w:spacing w:before="0" w:after="0"/>
         <w:rPr>
-          <w:rFonts w:ascii="Arial" w:hAnsi="Arial" w:cs="Arial" w:hint="cs"/>
-          <w:color w:val="F7F8FC"/>
+          <w:rFonts w:ascii="Arial" w:hAnsi="Arial" w:cs="Arial"/>
+          <w:color w:val="323E4F" w:themeColor="text2" w:themeShade="BF"/>
           <w:spacing w:val="-5"/>
           <w:rtl/>
         </w:rPr>
@@ -5508,33 +6271,31 @@
           <w:bottom w:val="single" w:sz="2" w:space="0" w:color="E3E3E3"/>
           <w:right w:val="single" w:sz="2" w:space="0" w:color="E3E3E3"/>
         </w:pBdr>
-        <w:shd w:val="clear" w:color="auto" w:fill="232326"/>
         <w:bidi/>
         <w:spacing w:before="0" w:after="0"/>
         <w:rPr>
           <w:rFonts w:ascii="Arial" w:hAnsi="Arial" w:cs="Arial"/>
-          <w:color w:val="F7F8FC"/>
+          <w:color w:val="323E4F" w:themeColor="text2" w:themeShade="BF"/>
           <w:spacing w:val="-5"/>
         </w:rPr>
       </w:pPr>
     </w:p>
     <w:p>
       <w:pPr>
-        <w:shd w:val="clear" w:color="auto" w:fill="232326"/>
         <w:bidi/>
         <w:rPr>
           <w:rStyle w:val="qwen-markdown-text"/>
           <w:rFonts w:ascii="Arial" w:hAnsi="Arial" w:cs="Arial"/>
-          <w:color w:val="F7F8FC"/>
-          <w:bdr w:val="single" w:sz="2" w:space="0" w:color="E3E3E3" w:frame="1"/>
-          <w:rtl/>
-        </w:rPr>
-      </w:pPr>
-      <w:r>
-        <w:rPr>
-          <w:rStyle w:val="qwen-markdown-text"/>
-          <w:rFonts w:ascii="Arial" w:hAnsi="Arial" w:cs="Arial"/>
-          <w:color w:val="F7F8FC"/>
+          <w:color w:val="323E4F" w:themeColor="text2" w:themeShade="BF"/>
+          <w:bdr w:val="single" w:sz="2" w:space="0" w:color="E3E3E3" w:frame="1"/>
+          <w:rtl/>
+        </w:rPr>
+      </w:pPr>
+      <w:r>
+        <w:rPr>
+          <w:rStyle w:val="qwen-markdown-text"/>
+          <w:rFonts w:ascii="Arial" w:hAnsi="Arial" w:cs="Arial"/>
+          <w:color w:val="323E4F" w:themeColor="text2" w:themeShade="BF"/>
           <w:bdr w:val="single" w:sz="2" w:space="0" w:color="E3E3E3" w:frame="1"/>
           <w:rtl/>
         </w:rPr>
@@ -5543,36 +6304,41 @@
     </w:p>
     <w:p>
       <w:pPr>
-        <w:shd w:val="clear" w:color="auto" w:fill="232326"/>
         <w:bidi/>
         <w:rPr>
           <w:rFonts w:ascii="Arial" w:hAnsi="Arial" w:cs="Arial"/>
-          <w:color w:val="F7F8FC"/>
-          <w:rtl/>
-        </w:rPr>
-      </w:pPr>
-    </w:p>
-    <w:p>
-      <w:pPr>
-        <w:rPr>
-          <w:rtl/>
-        </w:rPr>
-      </w:pPr>
-    </w:p>
-    <w:p>
-      <w:pPr>
-        <w:rPr>
-          <w:rtl/>
-        </w:rPr>
-      </w:pPr>
-    </w:p>
-    <w:p>
-      <w:pPr>
-        <w:rPr>
-          <w:rtl/>
-        </w:rPr>
-      </w:pPr>
-      <w:r>
+          <w:color w:val="323E4F" w:themeColor="text2" w:themeShade="BF"/>
+          <w:rtl/>
+        </w:rPr>
+      </w:pPr>
+    </w:p>
+    <w:p>
+      <w:pPr>
+        <w:rPr>
+          <w:color w:val="323E4F" w:themeColor="text2" w:themeShade="BF"/>
+          <w:rtl/>
+        </w:rPr>
+      </w:pPr>
+    </w:p>
+    <w:p>
+      <w:pPr>
+        <w:rPr>
+          <w:color w:val="323E4F" w:themeColor="text2" w:themeShade="BF"/>
+          <w:rtl/>
+        </w:rPr>
+      </w:pPr>
+    </w:p>
+    <w:p>
+      <w:pPr>
+        <w:rPr>
+          <w:color w:val="323E4F" w:themeColor="text2" w:themeShade="BF"/>
+          <w:rtl/>
+        </w:rPr>
+      </w:pPr>
+      <w:r>
+        <w:rPr>
+          <w:color w:val="323E4F" w:themeColor="text2" w:themeShade="BF"/>
+        </w:rPr>
         <w:t>10, 11, 12</w:t>
       </w:r>
     </w:p>
@@ -5580,7 +6346,7 @@
       <w:pPr>
         <w:rPr>
           <w:rFonts w:ascii="Arial" w:hAnsi="Arial" w:cs="Arial"/>
-          <w:color w:val="F7F8FC"/>
+          <w:color w:val="323E4F" w:themeColor="text2" w:themeShade="BF"/>
           <w:shd w:val="clear" w:color="auto" w:fill="232326"/>
           <w:rtl/>
         </w:rPr>
@@ -5588,7 +6354,7 @@
       <w:r>
         <w:rPr>
           <w:rFonts w:ascii="Arial" w:hAnsi="Arial" w:cs="Arial"/>
-          <w:color w:val="F7F8FC"/>
+          <w:color w:val="323E4F" w:themeColor="text2" w:themeShade="BF"/>
           <w:shd w:val="clear" w:color="auto" w:fill="232326"/>
           <w:rtl/>
         </w:rPr>
@@ -5597,7 +6363,7 @@
       <w:r>
         <w:rPr>
           <w:rFonts w:ascii="Arial" w:hAnsi="Arial" w:cs="Arial"/>
-          <w:color w:val="F7F8FC"/>
+          <w:color w:val="323E4F" w:themeColor="text2" w:themeShade="BF"/>
           <w:shd w:val="clear" w:color="auto" w:fill="232326"/>
         </w:rPr>
         <w:t>:</w:t>
@@ -5606,32 +6372,38 @@
     <w:p>
       <w:pPr>
         <w:rPr>
-          <w:rtl/>
-        </w:rPr>
-      </w:pPr>
-      <w:r>
+          <w:color w:val="323E4F" w:themeColor="text2" w:themeShade="BF"/>
+          <w:rtl/>
+        </w:rPr>
+      </w:pPr>
+      <w:r>
+        <w:rPr>
+          <w:color w:val="323E4F" w:themeColor="text2" w:themeShade="BF"/>
+        </w:rPr>
         <w:t>ws://127.0.0.1:8081/ws/tags/batch?ids=10,11,12</w:t>
       </w:r>
     </w:p>
     <w:p>
       <w:pPr>
         <w:rPr>
-          <w:rtl/>
-        </w:rPr>
-      </w:pPr>
-    </w:p>
-    <w:p>
-      <w:pPr>
-        <w:rPr>
-          <w:rtl/>
-        </w:rPr>
-      </w:pPr>
-    </w:p>
-    <w:p>
-      <w:pPr>
-        <w:rPr>
-          <w:rFonts w:ascii="Arial" w:hAnsi="Arial" w:cs="Arial"/>
-          <w:color w:val="F7F8FC"/>
+          <w:color w:val="323E4F" w:themeColor="text2" w:themeShade="BF"/>
+          <w:rtl/>
+        </w:rPr>
+      </w:pPr>
+    </w:p>
+    <w:p>
+      <w:pPr>
+        <w:rPr>
+          <w:color w:val="323E4F" w:themeColor="text2" w:themeShade="BF"/>
+          <w:rtl/>
+        </w:rPr>
+      </w:pPr>
+    </w:p>
+    <w:p>
+      <w:pPr>
+        <w:rPr>
+          <w:rFonts w:ascii="Arial" w:hAnsi="Arial" w:cs="Arial"/>
+          <w:color w:val="323E4F" w:themeColor="text2" w:themeShade="BF"/>
           <w:shd w:val="clear" w:color="auto" w:fill="232326"/>
           <w:rtl/>
         </w:rPr>
@@ -5639,7 +6411,7 @@
       <w:r>
         <w:rPr>
           <w:rFonts w:ascii="Arial" w:hAnsi="Arial" w:cs="Arial"/>
-          <w:color w:val="F7F8FC"/>
+          <w:color w:val="323E4F" w:themeColor="text2" w:themeShade="BF"/>
           <w:shd w:val="clear" w:color="auto" w:fill="232326"/>
           <w:rtl/>
         </w:rPr>
@@ -5648,62 +6420,128 @@
       <w:r>
         <w:rPr>
           <w:rFonts w:ascii="Arial" w:hAnsi="Arial" w:cs="Arial"/>
-          <w:color w:val="F7F8FC"/>
+          <w:color w:val="323E4F" w:themeColor="text2" w:themeShade="BF"/>
           <w:shd w:val="clear" w:color="auto" w:fill="232326"/>
         </w:rPr>
         <w:t>:</w:t>
       </w:r>
     </w:p>
     <w:p>
-      <w:r>
+      <w:pPr>
+        <w:rPr>
+          <w:color w:val="323E4F" w:themeColor="text2" w:themeShade="BF"/>
+        </w:rPr>
+      </w:pPr>
+      <w:r>
+        <w:rPr>
+          <w:color w:val="323E4F" w:themeColor="text2" w:themeShade="BF"/>
+        </w:rPr>
         <w:t>{</w:t>
       </w:r>
     </w:p>
     <w:p>
-      <w:r>
+      <w:pPr>
+        <w:rPr>
+          <w:color w:val="323E4F" w:themeColor="text2" w:themeShade="BF"/>
+        </w:rPr>
+      </w:pPr>
+      <w:r>
+        <w:rPr>
+          <w:color w:val="323E4F" w:themeColor="text2" w:themeShade="BF"/>
+        </w:rPr>
         <w:t xml:space="preserve">  "type": "hello",</w:t>
       </w:r>
     </w:p>
     <w:p>
-      <w:r>
+      <w:pPr>
+        <w:rPr>
+          <w:color w:val="323E4F" w:themeColor="text2" w:themeShade="BF"/>
+        </w:rPr>
+      </w:pPr>
+      <w:r>
+        <w:rPr>
+          <w:color w:val="323E4F" w:themeColor="text2" w:themeShade="BF"/>
+        </w:rPr>
         <w:t xml:space="preserve">  "server": "</w:t>
       </w:r>
       <w:proofErr w:type="spellStart"/>
       <w:r>
+        <w:rPr>
+          <w:color w:val="323E4F" w:themeColor="text2" w:themeShade="BF"/>
+        </w:rPr>
         <w:t>TagCore</w:t>
       </w:r>
       <w:proofErr w:type="spellEnd"/>
       <w:r>
+        <w:rPr>
+          <w:color w:val="323E4F" w:themeColor="text2" w:themeShade="BF"/>
+        </w:rPr>
         <w:t>",</w:t>
       </w:r>
     </w:p>
     <w:p>
-      <w:r>
+      <w:pPr>
+        <w:rPr>
+          <w:color w:val="323E4F" w:themeColor="text2" w:themeShade="BF"/>
+        </w:rPr>
+      </w:pPr>
+      <w:r>
+        <w:rPr>
+          <w:color w:val="323E4F" w:themeColor="text2" w:themeShade="BF"/>
+        </w:rPr>
         <w:t xml:space="preserve">  "session": {</w:t>
       </w:r>
     </w:p>
     <w:p>
-      <w:r>
+      <w:pPr>
+        <w:rPr>
+          <w:color w:val="323E4F" w:themeColor="text2" w:themeShade="BF"/>
+        </w:rPr>
+      </w:pPr>
+      <w:r>
+        <w:rPr>
+          <w:color w:val="323E4F" w:themeColor="text2" w:themeShade="BF"/>
+        </w:rPr>
         <w:t xml:space="preserve">    "tags": [10, 11, 12],</w:t>
       </w:r>
     </w:p>
     <w:p>
-      <w:r>
+      <w:pPr>
+        <w:rPr>
+          <w:color w:val="323E4F" w:themeColor="text2" w:themeShade="BF"/>
+        </w:rPr>
+      </w:pPr>
+      <w:r>
+        <w:rPr>
+          <w:color w:val="323E4F" w:themeColor="text2" w:themeShade="BF"/>
+        </w:rPr>
         <w:t xml:space="preserve">    "delivery": "batch"</w:t>
       </w:r>
     </w:p>
     <w:p>
-      <w:r>
+      <w:pPr>
+        <w:rPr>
+          <w:color w:val="323E4F" w:themeColor="text2" w:themeShade="BF"/>
+        </w:rPr>
+      </w:pPr>
+      <w:r>
+        <w:rPr>
+          <w:color w:val="323E4F" w:themeColor="text2" w:themeShade="BF"/>
+        </w:rPr>
         <w:t xml:space="preserve">  }</w:t>
       </w:r>
     </w:p>
     <w:p>
       <w:pPr>
         <w:rPr>
-          <w:rtl/>
-        </w:rPr>
-      </w:pPr>
-      <w:r>
+          <w:color w:val="323E4F" w:themeColor="text2" w:themeShade="BF"/>
+          <w:rtl/>
+        </w:rPr>
+      </w:pPr>
+      <w:r>
+        <w:rPr>
+          <w:color w:val="323E4F" w:themeColor="text2" w:themeShade="BF"/>
+        </w:rPr>
         <w:t>}</w:t>
       </w:r>
     </w:p>
@@ -5711,7 +6549,7 @@
       <w:pPr>
         <w:rPr>
           <w:rFonts w:ascii="Arial" w:hAnsi="Arial" w:cs="Arial"/>
-          <w:color w:val="F7F8FC"/>
+          <w:color w:val="323E4F" w:themeColor="text2" w:themeShade="BF"/>
           <w:shd w:val="clear" w:color="auto" w:fill="232326"/>
           <w:rtl/>
         </w:rPr>
@@ -5719,7 +6557,7 @@
       <w:r>
         <w:rPr>
           <w:rFonts w:ascii="Arial" w:hAnsi="Arial" w:cs="Arial"/>
-          <w:color w:val="F7F8FC"/>
+          <w:color w:val="323E4F" w:themeColor="text2" w:themeShade="BF"/>
           <w:shd w:val="clear" w:color="auto" w:fill="232326"/>
           <w:rtl/>
         </w:rPr>
@@ -5728,7 +6566,7 @@
       <w:r>
         <w:rPr>
           <w:rFonts w:ascii="Arial" w:hAnsi="Arial" w:cs="Arial"/>
-          <w:color w:val="F7F8FC"/>
+          <w:color w:val="323E4F" w:themeColor="text2" w:themeShade="BF"/>
           <w:shd w:val="clear" w:color="auto" w:fill="232326"/>
         </w:rPr>
         <w:t xml:space="preserve"> snapshot </w:t>
@@ -5736,7 +6574,7 @@
       <w:r>
         <w:rPr>
           <w:rFonts w:ascii="Arial" w:hAnsi="Arial" w:cs="Arial"/>
-          <w:color w:val="F7F8FC"/>
+          <w:color w:val="323E4F" w:themeColor="text2" w:themeShade="BF"/>
           <w:shd w:val="clear" w:color="auto" w:fill="232326"/>
           <w:rtl/>
         </w:rPr>
@@ -5745,7 +6583,7 @@
       <w:r>
         <w:rPr>
           <w:rFonts w:ascii="Arial" w:hAnsi="Arial" w:cs="Arial"/>
-          <w:color w:val="F7F8FC"/>
+          <w:color w:val="323E4F" w:themeColor="text2" w:themeShade="BF"/>
           <w:shd w:val="clear" w:color="auto" w:fill="232326"/>
         </w:rPr>
         <w:t>:</w:t>
@@ -5755,118 +6593,213 @@
       <w:pPr>
         <w:rPr>
           <w:rFonts w:ascii="Arial" w:hAnsi="Arial" w:cs="Arial"/>
-          <w:color w:val="F7F8FC"/>
+          <w:color w:val="323E4F" w:themeColor="text2" w:themeShade="BF"/>
           <w:shd w:val="clear" w:color="auto" w:fill="232326"/>
           <w:rtl/>
         </w:rPr>
       </w:pPr>
     </w:p>
     <w:p>
-      <w:r>
+      <w:pPr>
+        <w:rPr>
+          <w:color w:val="323E4F" w:themeColor="text2" w:themeShade="BF"/>
+        </w:rPr>
+      </w:pPr>
+      <w:r>
+        <w:rPr>
+          <w:color w:val="323E4F" w:themeColor="text2" w:themeShade="BF"/>
+        </w:rPr>
         <w:t>{</w:t>
       </w:r>
     </w:p>
     <w:p>
-      <w:r>
+      <w:pPr>
+        <w:rPr>
+          <w:color w:val="323E4F" w:themeColor="text2" w:themeShade="BF"/>
+        </w:rPr>
+      </w:pPr>
+      <w:r>
+        <w:rPr>
+          <w:color w:val="323E4F" w:themeColor="text2" w:themeShade="BF"/>
+        </w:rPr>
+        <w:lastRenderedPageBreak/>
         <w:t xml:space="preserve">  "type": "</w:t>
       </w:r>
       <w:proofErr w:type="spellStart"/>
       <w:proofErr w:type="gramStart"/>
       <w:r>
+        <w:rPr>
+          <w:color w:val="323E4F" w:themeColor="text2" w:themeShade="BF"/>
+        </w:rPr>
         <w:t>tags.snapshot</w:t>
       </w:r>
       <w:proofErr w:type="spellEnd"/>
       <w:proofErr w:type="gramEnd"/>
       <w:r>
+        <w:rPr>
+          <w:color w:val="323E4F" w:themeColor="text2" w:themeShade="BF"/>
+        </w:rPr>
         <w:t>",</w:t>
       </w:r>
     </w:p>
     <w:p>
-      <w:r>
+      <w:pPr>
+        <w:rPr>
+          <w:color w:val="323E4F" w:themeColor="text2" w:themeShade="BF"/>
+        </w:rPr>
+      </w:pPr>
+      <w:r>
+        <w:rPr>
+          <w:color w:val="323E4F" w:themeColor="text2" w:themeShade="BF"/>
+        </w:rPr>
         <w:t xml:space="preserve">  "tags": [</w:t>
       </w:r>
     </w:p>
     <w:p>
-      <w:r>
+      <w:pPr>
+        <w:rPr>
+          <w:color w:val="323E4F" w:themeColor="text2" w:themeShade="BF"/>
+        </w:rPr>
+      </w:pPr>
+      <w:r>
+        <w:rPr>
+          <w:color w:val="323E4F" w:themeColor="text2" w:themeShade="BF"/>
+        </w:rPr>
         <w:t xml:space="preserve">    </w:t>
       </w:r>
       <w:proofErr w:type="gramStart"/>
       <w:r>
+        <w:rPr>
+          <w:color w:val="323E4F" w:themeColor="text2" w:themeShade="BF"/>
+        </w:rPr>
         <w:t>{ "</w:t>
       </w:r>
       <w:proofErr w:type="spellStart"/>
       <w:proofErr w:type="gramEnd"/>
       <w:r>
+        <w:rPr>
+          <w:color w:val="323E4F" w:themeColor="text2" w:themeShade="BF"/>
+        </w:rPr>
         <w:t>tag_id</w:t>
       </w:r>
       <w:proofErr w:type="spellEnd"/>
       <w:r>
+        <w:rPr>
+          <w:color w:val="323E4F" w:themeColor="text2" w:themeShade="BF"/>
+        </w:rPr>
         <w:t>": 10, "value": 21.0, "quality": "good" },</w:t>
       </w:r>
     </w:p>
     <w:p>
-      <w:r>
+      <w:pPr>
+        <w:rPr>
+          <w:color w:val="323E4F" w:themeColor="text2" w:themeShade="BF"/>
+        </w:rPr>
+      </w:pPr>
+      <w:r>
+        <w:rPr>
+          <w:color w:val="323E4F" w:themeColor="text2" w:themeShade="BF"/>
+        </w:rPr>
         <w:t xml:space="preserve">    </w:t>
       </w:r>
       <w:proofErr w:type="gramStart"/>
       <w:r>
+        <w:rPr>
+          <w:color w:val="323E4F" w:themeColor="text2" w:themeShade="BF"/>
+        </w:rPr>
         <w:t>{ "</w:t>
       </w:r>
       <w:proofErr w:type="spellStart"/>
       <w:proofErr w:type="gramEnd"/>
       <w:r>
+        <w:rPr>
+          <w:color w:val="323E4F" w:themeColor="text2" w:themeShade="BF"/>
+        </w:rPr>
         <w:t>tag_id</w:t>
       </w:r>
       <w:proofErr w:type="spellEnd"/>
       <w:r>
+        <w:rPr>
+          <w:color w:val="323E4F" w:themeColor="text2" w:themeShade="BF"/>
+        </w:rPr>
         <w:t>": 11, "value": 48.7, "quality": "good" },</w:t>
       </w:r>
     </w:p>
     <w:p>
-      <w:r>
+      <w:pPr>
+        <w:rPr>
+          <w:color w:val="323E4F" w:themeColor="text2" w:themeShade="BF"/>
+        </w:rPr>
+      </w:pPr>
+      <w:r>
+        <w:rPr>
+          <w:color w:val="323E4F" w:themeColor="text2" w:themeShade="BF"/>
+        </w:rPr>
         <w:t xml:space="preserve">    </w:t>
       </w:r>
       <w:proofErr w:type="gramStart"/>
       <w:r>
+        <w:rPr>
+          <w:color w:val="323E4F" w:themeColor="text2" w:themeShade="BF"/>
+        </w:rPr>
         <w:t>{ "</w:t>
       </w:r>
       <w:proofErr w:type="spellStart"/>
       <w:proofErr w:type="gramEnd"/>
       <w:r>
+        <w:rPr>
+          <w:color w:val="323E4F" w:themeColor="text2" w:themeShade="BF"/>
+        </w:rPr>
         <w:t>tag_id</w:t>
       </w:r>
       <w:proofErr w:type="spellEnd"/>
       <w:r>
+        <w:rPr>
+          <w:color w:val="323E4F" w:themeColor="text2" w:themeShade="BF"/>
+        </w:rPr>
         <w:t>": 12, "value": 0, "quality": "good" }</w:t>
       </w:r>
     </w:p>
     <w:p>
-      <w:r>
+      <w:pPr>
+        <w:rPr>
+          <w:color w:val="323E4F" w:themeColor="text2" w:themeShade="BF"/>
+        </w:rPr>
+      </w:pPr>
+      <w:r>
+        <w:rPr>
+          <w:color w:val="323E4F" w:themeColor="text2" w:themeShade="BF"/>
+        </w:rPr>
         <w:t xml:space="preserve">  ]</w:t>
       </w:r>
     </w:p>
     <w:p>
       <w:pPr>
         <w:rPr>
-          <w:rtl/>
-        </w:rPr>
-      </w:pPr>
-      <w:r>
+          <w:color w:val="323E4F" w:themeColor="text2" w:themeShade="BF"/>
+          <w:rtl/>
+        </w:rPr>
+      </w:pPr>
+      <w:r>
+        <w:rPr>
+          <w:color w:val="323E4F" w:themeColor="text2" w:themeShade="BF"/>
+        </w:rPr>
         <w:t>}</w:t>
       </w:r>
     </w:p>
     <w:p>
       <w:pPr>
         <w:rPr>
-          <w:rtl/>
-        </w:rPr>
-      </w:pPr>
-    </w:p>
-    <w:p>
-      <w:pPr>
-        <w:rPr>
-          <w:rFonts w:ascii="Arial" w:hAnsi="Arial" w:cs="Arial"/>
-          <w:color w:val="F7F8FC"/>
+          <w:color w:val="323E4F" w:themeColor="text2" w:themeShade="BF"/>
+          <w:rtl/>
+        </w:rPr>
+      </w:pPr>
+    </w:p>
+    <w:p>
+      <w:pPr>
+        <w:rPr>
+          <w:rFonts w:ascii="Arial" w:hAnsi="Arial" w:cs="Arial"/>
+          <w:color w:val="323E4F" w:themeColor="text2" w:themeShade="BF"/>
           <w:shd w:val="clear" w:color="auto" w:fill="232326"/>
           <w:rtl/>
         </w:rPr>
@@ -5874,7 +6807,7 @@
       <w:r>
         <w:rPr>
           <w:rFonts w:ascii="Arial" w:hAnsi="Arial" w:cs="Arial"/>
-          <w:color w:val="F7F8FC"/>
+          <w:color w:val="323E4F" w:themeColor="text2" w:themeShade="BF"/>
           <w:shd w:val="clear" w:color="auto" w:fill="232326"/>
           <w:rtl/>
         </w:rPr>
@@ -5883,7 +6816,7 @@
       <w:r>
         <w:rPr>
           <w:rFonts w:ascii="Arial" w:hAnsi="Arial" w:cs="Arial"/>
-          <w:color w:val="F7F8FC"/>
+          <w:color w:val="323E4F" w:themeColor="text2" w:themeShade="BF"/>
           <w:shd w:val="clear" w:color="auto" w:fill="232326"/>
           <w:rtl/>
           <w:lang w:bidi="fa-IR"/>
@@ -5893,7 +6826,7 @@
       <w:r>
         <w:rPr>
           <w:rFonts w:ascii="Arial" w:hAnsi="Arial" w:cs="Arial"/>
-          <w:color w:val="F7F8FC"/>
+          <w:color w:val="323E4F" w:themeColor="text2" w:themeShade="BF"/>
           <w:shd w:val="clear" w:color="auto" w:fill="232326"/>
           <w:rtl/>
         </w:rPr>
@@ -5902,7 +6835,7 @@
       <w:r>
         <w:rPr>
           <w:rFonts w:ascii="Arial" w:hAnsi="Arial" w:cs="Arial"/>
-          <w:color w:val="F7F8FC"/>
+          <w:color w:val="323E4F" w:themeColor="text2" w:themeShade="BF"/>
           <w:shd w:val="clear" w:color="auto" w:fill="232326"/>
         </w:rPr>
         <w:t>:</w:t>
@@ -5912,110 +6845,213 @@
       <w:pPr>
         <w:rPr>
           <w:rFonts w:ascii="Arial" w:hAnsi="Arial" w:cs="Arial"/>
-          <w:color w:val="F7F8FC"/>
+          <w:color w:val="323E4F" w:themeColor="text2" w:themeShade="BF"/>
           <w:shd w:val="clear" w:color="auto" w:fill="232326"/>
           <w:rtl/>
         </w:rPr>
       </w:pPr>
     </w:p>
     <w:p>
-      <w:r>
+      <w:pPr>
+        <w:rPr>
+          <w:color w:val="323E4F" w:themeColor="text2" w:themeShade="BF"/>
+        </w:rPr>
+      </w:pPr>
+      <w:r>
+        <w:rPr>
+          <w:color w:val="323E4F" w:themeColor="text2" w:themeShade="BF"/>
+        </w:rPr>
         <w:t>{</w:t>
       </w:r>
     </w:p>
     <w:p>
-      <w:r>
+      <w:pPr>
+        <w:rPr>
+          <w:color w:val="323E4F" w:themeColor="text2" w:themeShade="BF"/>
+        </w:rPr>
+      </w:pPr>
+      <w:r>
+        <w:rPr>
+          <w:color w:val="323E4F" w:themeColor="text2" w:themeShade="BF"/>
+        </w:rPr>
         <w:t xml:space="preserve">  "type": "</w:t>
       </w:r>
       <w:proofErr w:type="spellStart"/>
       <w:proofErr w:type="gramStart"/>
       <w:r>
+        <w:rPr>
+          <w:color w:val="323E4F" w:themeColor="text2" w:themeShade="BF"/>
+        </w:rPr>
         <w:t>tags.batch</w:t>
       </w:r>
       <w:proofErr w:type="spellEnd"/>
       <w:proofErr w:type="gramEnd"/>
       <w:r>
+        <w:rPr>
+          <w:color w:val="323E4F" w:themeColor="text2" w:themeShade="BF"/>
+        </w:rPr>
         <w:t>",</w:t>
       </w:r>
     </w:p>
     <w:p>
-      <w:r>
+      <w:pPr>
+        <w:rPr>
+          <w:color w:val="323E4F" w:themeColor="text2" w:themeShade="BF"/>
+        </w:rPr>
+      </w:pPr>
+      <w:r>
+        <w:rPr>
+          <w:color w:val="323E4F" w:themeColor="text2" w:themeShade="BF"/>
+        </w:rPr>
         <w:t xml:space="preserve">  "updates": [</w:t>
       </w:r>
     </w:p>
     <w:p>
-      <w:r>
+      <w:pPr>
+        <w:rPr>
+          <w:color w:val="323E4F" w:themeColor="text2" w:themeShade="BF"/>
+        </w:rPr>
+      </w:pPr>
+      <w:r>
+        <w:rPr>
+          <w:color w:val="323E4F" w:themeColor="text2" w:themeShade="BF"/>
+        </w:rPr>
         <w:t xml:space="preserve">    {</w:t>
       </w:r>
     </w:p>
     <w:p>
-      <w:r>
+      <w:pPr>
+        <w:rPr>
+          <w:color w:val="323E4F" w:themeColor="text2" w:themeShade="BF"/>
+        </w:rPr>
+      </w:pPr>
+      <w:r>
+        <w:rPr>
+          <w:color w:val="323E4F" w:themeColor="text2" w:themeShade="BF"/>
+        </w:rPr>
         <w:t xml:space="preserve">      "</w:t>
       </w:r>
       <w:proofErr w:type="spellStart"/>
       <w:r>
+        <w:rPr>
+          <w:color w:val="323E4F" w:themeColor="text2" w:themeShade="BF"/>
+        </w:rPr>
         <w:t>tag_id</w:t>
       </w:r>
       <w:proofErr w:type="spellEnd"/>
       <w:r>
+        <w:rPr>
+          <w:color w:val="323E4F" w:themeColor="text2" w:themeShade="BF"/>
+        </w:rPr>
         <w:t>": 11,</w:t>
       </w:r>
     </w:p>
     <w:p>
-      <w:r>
+      <w:pPr>
+        <w:rPr>
+          <w:color w:val="323E4F" w:themeColor="text2" w:themeShade="BF"/>
+        </w:rPr>
+      </w:pPr>
+      <w:r>
+        <w:rPr>
+          <w:color w:val="323E4F" w:themeColor="text2" w:themeShade="BF"/>
+        </w:rPr>
         <w:t xml:space="preserve">      "value": 49.1,</w:t>
       </w:r>
     </w:p>
     <w:p>
-      <w:r>
+      <w:pPr>
+        <w:rPr>
+          <w:color w:val="323E4F" w:themeColor="text2" w:themeShade="BF"/>
+        </w:rPr>
+      </w:pPr>
+      <w:r>
+        <w:rPr>
+          <w:color w:val="323E4F" w:themeColor="text2" w:themeShade="BF"/>
+        </w:rPr>
         <w:t xml:space="preserve">      "quality": "good",</w:t>
       </w:r>
     </w:p>
     <w:p>
-      <w:r>
+      <w:pPr>
+        <w:rPr>
+          <w:color w:val="323E4F" w:themeColor="text2" w:themeShade="BF"/>
+        </w:rPr>
+      </w:pPr>
+      <w:r>
+        <w:rPr>
+          <w:color w:val="323E4F" w:themeColor="text2" w:themeShade="BF"/>
+        </w:rPr>
         <w:t xml:space="preserve">      "</w:t>
       </w:r>
       <w:proofErr w:type="spellStart"/>
       <w:r>
+        <w:rPr>
+          <w:color w:val="323E4F" w:themeColor="text2" w:themeShade="BF"/>
+        </w:rPr>
         <w:t>ts</w:t>
       </w:r>
       <w:proofErr w:type="spellEnd"/>
       <w:r>
+        <w:rPr>
+          <w:color w:val="323E4F" w:themeColor="text2" w:themeShade="BF"/>
+        </w:rPr>
         <w:t>": "2026-08-10T12:01:03.200Z"</w:t>
       </w:r>
     </w:p>
     <w:p>
-      <w:r>
+      <w:pPr>
+        <w:rPr>
+          <w:color w:val="323E4F" w:themeColor="text2" w:themeShade="BF"/>
+        </w:rPr>
+      </w:pPr>
+      <w:r>
+        <w:rPr>
+          <w:color w:val="323E4F" w:themeColor="text2" w:themeShade="BF"/>
+        </w:rPr>
         <w:t xml:space="preserve">    }</w:t>
       </w:r>
     </w:p>
     <w:p>
-      <w:r>
+      <w:pPr>
+        <w:rPr>
+          <w:color w:val="323E4F" w:themeColor="text2" w:themeShade="BF"/>
+        </w:rPr>
+      </w:pPr>
+      <w:r>
+        <w:rPr>
+          <w:color w:val="323E4F" w:themeColor="text2" w:themeShade="BF"/>
+        </w:rPr>
         <w:t xml:space="preserve">  ]</w:t>
       </w:r>
     </w:p>
     <w:p>
       <w:pPr>
         <w:rPr>
-          <w:rtl/>
-        </w:rPr>
-      </w:pPr>
-      <w:r>
+          <w:color w:val="323E4F" w:themeColor="text2" w:themeShade="BF"/>
+          <w:rtl/>
+        </w:rPr>
+      </w:pPr>
+      <w:r>
+        <w:rPr>
+          <w:color w:val="323E4F" w:themeColor="text2" w:themeShade="BF"/>
+        </w:rPr>
         <w:t>}</w:t>
       </w:r>
     </w:p>
     <w:p>
       <w:pPr>
         <w:rPr>
-          <w:rtl/>
-        </w:rPr>
-      </w:pPr>
-    </w:p>
-    <w:p>
-      <w:pPr>
-        <w:rPr>
-          <w:rFonts w:ascii="Arial" w:hAnsi="Arial" w:cs="Arial"/>
-          <w:color w:val="F7F8FC"/>
+          <w:color w:val="323E4F" w:themeColor="text2" w:themeShade="BF"/>
+          <w:rtl/>
+        </w:rPr>
+      </w:pPr>
+    </w:p>
+    <w:p>
+      <w:pPr>
+        <w:rPr>
+          <w:rFonts w:ascii="Arial" w:hAnsi="Arial" w:cs="Arial"/>
+          <w:color w:val="323E4F" w:themeColor="text2" w:themeShade="BF"/>
           <w:shd w:val="clear" w:color="auto" w:fill="232326"/>
           <w:rtl/>
         </w:rPr>
@@ -6023,7 +7059,7 @@
       <w:r>
         <w:rPr>
           <w:rFonts w:ascii="Arial" w:hAnsi="Arial" w:cs="Arial"/>
-          <w:color w:val="F7F8FC"/>
+          <w:color w:val="323E4F" w:themeColor="text2" w:themeShade="BF"/>
           <w:shd w:val="clear" w:color="auto" w:fill="232326"/>
           <w:rtl/>
         </w:rPr>
@@ -6032,7 +7068,7 @@
       <w:r>
         <w:rPr>
           <w:rFonts w:ascii="Arial" w:hAnsi="Arial" w:cs="Arial"/>
-          <w:color w:val="F7F8FC"/>
+          <w:color w:val="323E4F" w:themeColor="text2" w:themeShade="BF"/>
           <w:shd w:val="clear" w:color="auto" w:fill="232326"/>
           <w:rtl/>
           <w:lang w:bidi="fa-IR"/>
@@ -6042,7 +7078,7 @@
       <w:r>
         <w:rPr>
           <w:rFonts w:ascii="Arial" w:hAnsi="Arial" w:cs="Arial"/>
-          <w:color w:val="F7F8FC"/>
+          <w:color w:val="323E4F" w:themeColor="text2" w:themeShade="BF"/>
           <w:shd w:val="clear" w:color="auto" w:fill="232326"/>
           <w:rtl/>
         </w:rPr>
@@ -6051,7 +7087,7 @@
       <w:r>
         <w:rPr>
           <w:rFonts w:ascii="Arial" w:hAnsi="Arial" w:cs="Arial"/>
-          <w:color w:val="F7F8FC"/>
+          <w:color w:val="323E4F" w:themeColor="text2" w:themeShade="BF"/>
           <w:shd w:val="clear" w:color="auto" w:fill="232326"/>
         </w:rPr>
         <w:t>:</w:t>
@@ -6061,111 +7097,214 @@
       <w:pPr>
         <w:rPr>
           <w:rFonts w:ascii="Arial" w:hAnsi="Arial" w:cs="Arial"/>
-          <w:color w:val="F7F8FC"/>
+          <w:color w:val="323E4F" w:themeColor="text2" w:themeShade="BF"/>
           <w:shd w:val="clear" w:color="auto" w:fill="232326"/>
           <w:rtl/>
         </w:rPr>
       </w:pPr>
     </w:p>
     <w:p>
-      <w:r>
+      <w:pPr>
+        <w:rPr>
+          <w:color w:val="323E4F" w:themeColor="text2" w:themeShade="BF"/>
+        </w:rPr>
+      </w:pPr>
+      <w:r>
+        <w:rPr>
+          <w:color w:val="323E4F" w:themeColor="text2" w:themeShade="BF"/>
+        </w:rPr>
         <w:t>{</w:t>
       </w:r>
     </w:p>
     <w:p>
-      <w:r>
+      <w:pPr>
+        <w:rPr>
+          <w:color w:val="323E4F" w:themeColor="text2" w:themeShade="BF"/>
+        </w:rPr>
+      </w:pPr>
+      <w:r>
+        <w:rPr>
+          <w:color w:val="323E4F" w:themeColor="text2" w:themeShade="BF"/>
+        </w:rPr>
         <w:t xml:space="preserve">  "type": "</w:t>
       </w:r>
       <w:proofErr w:type="spellStart"/>
       <w:proofErr w:type="gramStart"/>
       <w:r>
+        <w:rPr>
+          <w:color w:val="323E4F" w:themeColor="text2" w:themeShade="BF"/>
+        </w:rPr>
         <w:t>tags.batch</w:t>
       </w:r>
       <w:proofErr w:type="spellEnd"/>
       <w:proofErr w:type="gramEnd"/>
       <w:r>
+        <w:rPr>
+          <w:color w:val="323E4F" w:themeColor="text2" w:themeShade="BF"/>
+        </w:rPr>
         <w:t>",</w:t>
       </w:r>
     </w:p>
     <w:p>
-      <w:r>
+      <w:pPr>
+        <w:rPr>
+          <w:color w:val="323E4F" w:themeColor="text2" w:themeShade="BF"/>
+        </w:rPr>
+      </w:pPr>
+      <w:r>
+        <w:rPr>
+          <w:color w:val="323E4F" w:themeColor="text2" w:themeShade="BF"/>
+        </w:rPr>
         <w:t xml:space="preserve">  "updates": [</w:t>
       </w:r>
     </w:p>
     <w:p>
-      <w:r>
+      <w:pPr>
+        <w:rPr>
+          <w:color w:val="323E4F" w:themeColor="text2" w:themeShade="BF"/>
+        </w:rPr>
+      </w:pPr>
+      <w:r>
+        <w:rPr>
+          <w:color w:val="323E4F" w:themeColor="text2" w:themeShade="BF"/>
+        </w:rPr>
+        <w:t xml:space="preserve">    {</w:t>
+      </w:r>
+    </w:p>
+    <w:p>
+      <w:pPr>
+        <w:rPr>
+          <w:color w:val="323E4F" w:themeColor="text2" w:themeShade="BF"/>
+        </w:rPr>
+      </w:pPr>
+      <w:r>
+        <w:rPr>
+          <w:color w:val="323E4F" w:themeColor="text2" w:themeShade="BF"/>
+        </w:rPr>
+        <w:t xml:space="preserve">      "</w:t>
+      </w:r>
+      <w:proofErr w:type="spellStart"/>
+      <w:r>
+        <w:rPr>
+          <w:color w:val="323E4F" w:themeColor="text2" w:themeShade="BF"/>
+        </w:rPr>
+        <w:t>tag_id</w:t>
+      </w:r>
+      <w:proofErr w:type="spellEnd"/>
+      <w:r>
+        <w:rPr>
+          <w:color w:val="323E4F" w:themeColor="text2" w:themeShade="BF"/>
+        </w:rPr>
+        <w:t>": 12,</w:t>
+      </w:r>
+    </w:p>
+    <w:p>
+      <w:pPr>
+        <w:rPr>
+          <w:color w:val="323E4F" w:themeColor="text2" w:themeShade="BF"/>
+        </w:rPr>
+      </w:pPr>
+      <w:r>
+        <w:rPr>
+          <w:color w:val="323E4F" w:themeColor="text2" w:themeShade="BF"/>
+        </w:rPr>
         <w:lastRenderedPageBreak/>
-        <w:t xml:space="preserve">    {</w:t>
-      </w:r>
-    </w:p>
-    <w:p>
-      <w:r>
+        <w:t xml:space="preserve">      "value": 1,</w:t>
+      </w:r>
+    </w:p>
+    <w:p>
+      <w:pPr>
+        <w:rPr>
+          <w:color w:val="323E4F" w:themeColor="text2" w:themeShade="BF"/>
+        </w:rPr>
+      </w:pPr>
+      <w:r>
+        <w:rPr>
+          <w:color w:val="323E4F" w:themeColor="text2" w:themeShade="BF"/>
+        </w:rPr>
+        <w:t xml:space="preserve">      "quality": "good",</w:t>
+      </w:r>
+    </w:p>
+    <w:p>
+      <w:pPr>
+        <w:rPr>
+          <w:color w:val="323E4F" w:themeColor="text2" w:themeShade="BF"/>
+        </w:rPr>
+      </w:pPr>
+      <w:r>
+        <w:rPr>
+          <w:color w:val="323E4F" w:themeColor="text2" w:themeShade="BF"/>
+        </w:rPr>
         <w:t xml:space="preserve">      "</w:t>
       </w:r>
       <w:proofErr w:type="spellStart"/>
       <w:r>
-        <w:t>tag_id</w:t>
+        <w:rPr>
+          <w:color w:val="323E4F" w:themeColor="text2" w:themeShade="BF"/>
+        </w:rPr>
+        <w:t>ts</w:t>
       </w:r>
       <w:proofErr w:type="spellEnd"/>
       <w:r>
-        <w:t>": 12,</w:t>
-      </w:r>
-    </w:p>
-    <w:p>
-      <w:r>
-        <w:t xml:space="preserve">      "value": 1,</w:t>
-      </w:r>
-    </w:p>
-    <w:p>
-      <w:r>
-        <w:t xml:space="preserve">      "quality": "good",</w:t>
-      </w:r>
-    </w:p>
-    <w:p>
-      <w:r>
-        <w:t xml:space="preserve">      "</w:t>
-      </w:r>
-      <w:proofErr w:type="spellStart"/>
-      <w:r>
-        <w:t>ts</w:t>
-      </w:r>
-      <w:proofErr w:type="spellEnd"/>
-      <w:r>
+        <w:rPr>
+          <w:color w:val="323E4F" w:themeColor="text2" w:themeShade="BF"/>
+        </w:rPr>
         <w:t>": "2026-08-10T12:01:04.800Z"</w:t>
       </w:r>
     </w:p>
     <w:p>
-      <w:r>
+      <w:pPr>
+        <w:rPr>
+          <w:color w:val="323E4F" w:themeColor="text2" w:themeShade="BF"/>
+        </w:rPr>
+      </w:pPr>
+      <w:r>
+        <w:rPr>
+          <w:color w:val="323E4F" w:themeColor="text2" w:themeShade="BF"/>
+        </w:rPr>
         <w:t xml:space="preserve">    }</w:t>
       </w:r>
     </w:p>
     <w:p>
-      <w:r>
+      <w:pPr>
+        <w:rPr>
+          <w:color w:val="323E4F" w:themeColor="text2" w:themeShade="BF"/>
+        </w:rPr>
+      </w:pPr>
+      <w:r>
+        <w:rPr>
+          <w:color w:val="323E4F" w:themeColor="text2" w:themeShade="BF"/>
+        </w:rPr>
         <w:t xml:space="preserve">  ]</w:t>
       </w:r>
     </w:p>
     <w:p>
       <w:pPr>
         <w:rPr>
-          <w:rtl/>
-        </w:rPr>
-      </w:pPr>
-      <w:r>
+          <w:color w:val="323E4F" w:themeColor="text2" w:themeShade="BF"/>
+          <w:rtl/>
+        </w:rPr>
+      </w:pPr>
+      <w:r>
+        <w:rPr>
+          <w:color w:val="323E4F" w:themeColor="text2" w:themeShade="BF"/>
+        </w:rPr>
         <w:t>}</w:t>
       </w:r>
     </w:p>
     <w:p>
       <w:pPr>
         <w:rPr>
-          <w:rtl/>
-        </w:rPr>
-      </w:pPr>
-    </w:p>
-    <w:p>
-      <w:pPr>
-        <w:rPr>
-          <w:rFonts w:ascii="Arial" w:hAnsi="Arial" w:cs="Arial"/>
-          <w:color w:val="F7F8FC"/>
+          <w:color w:val="323E4F" w:themeColor="text2" w:themeShade="BF"/>
+          <w:rtl/>
+        </w:rPr>
+      </w:pPr>
+    </w:p>
+    <w:p>
+      <w:pPr>
+        <w:rPr>
+          <w:rFonts w:ascii="Arial" w:hAnsi="Arial" w:cs="Arial"/>
+          <w:color w:val="323E4F" w:themeColor="text2" w:themeShade="BF"/>
           <w:shd w:val="clear" w:color="auto" w:fill="232326"/>
           <w:rtl/>
         </w:rPr>
@@ -6173,7 +7312,7 @@
       <w:r>
         <w:rPr>
           <w:rFonts w:ascii="Arial" w:hAnsi="Arial" w:cs="Arial"/>
-          <w:color w:val="F7F8FC"/>
+          <w:color w:val="323E4F" w:themeColor="text2" w:themeShade="BF"/>
           <w:shd w:val="clear" w:color="auto" w:fill="232326"/>
           <w:rtl/>
         </w:rPr>
@@ -6182,7 +7321,7 @@
       <w:r>
         <w:rPr>
           <w:rFonts w:ascii="Arial" w:hAnsi="Arial" w:cs="Arial"/>
-          <w:color w:val="F7F8FC"/>
+          <w:color w:val="323E4F" w:themeColor="text2" w:themeShade="BF"/>
           <w:shd w:val="clear" w:color="auto" w:fill="232326"/>
         </w:rPr>
         <w:t>.</w:t>
@@ -6192,7 +7331,7 @@
       <w:pPr>
         <w:rPr>
           <w:rFonts w:ascii="Arial" w:hAnsi="Arial" w:cs="Arial"/>
-          <w:color w:val="F7F8FC"/>
+          <w:color w:val="323E4F" w:themeColor="text2" w:themeShade="BF"/>
           <w:shd w:val="clear" w:color="auto" w:fill="232326"/>
           <w:rtl/>
         </w:rPr>
@@ -6206,7 +7345,6 @@
           <w:bottom w:val="single" w:sz="2" w:space="0" w:color="E3E3E3"/>
           <w:right w:val="single" w:sz="2" w:space="0" w:color="E3E3E3"/>
         </w:pBdr>
-        <w:shd w:val="clear" w:color="auto" w:fill="232326"/>
         <w:bidi/>
         <w:spacing w:beforeAutospacing="1" w:after="0" w:afterAutospacing="1" w:line="240" w:lineRule="auto"/>
         <w:outlineLvl w:val="1"/>
@@ -6214,7 +7352,7 @@
           <w:rFonts w:ascii="Arial" w:eastAsia="Times New Roman" w:hAnsi="Arial" w:cs="Arial"/>
           <w:b/>
           <w:bCs/>
-          <w:color w:val="F7F8FC"/>
+          <w:color w:val="323E4F" w:themeColor="text2" w:themeShade="BF"/>
           <w:spacing w:val="-5"/>
           <w:sz w:val="36"/>
           <w:szCs w:val="36"/>
@@ -6225,7 +7363,7 @@
           <w:rFonts w:ascii="Arial" w:eastAsia="Times New Roman" w:hAnsi="Arial" w:cs="Arial"/>
           <w:b/>
           <w:bCs/>
-          <w:color w:val="F7F8FC"/>
+          <w:color w:val="323E4F" w:themeColor="text2" w:themeShade="BF"/>
           <w:spacing w:val="-5"/>
           <w:sz w:val="36"/>
           <w:szCs w:val="36"/>
@@ -6237,21 +7375,20 @@
     </w:p>
     <w:p>
       <w:pPr>
-        <w:shd w:val="clear" w:color="auto" w:fill="232326"/>
         <w:bidi/>
         <w:spacing w:after="0" w:line="240" w:lineRule="auto"/>
         <w:rPr>
           <w:rFonts w:ascii="Arial" w:eastAsia="Times New Roman" w:hAnsi="Arial" w:cs="Arial"/>
-          <w:color w:val="F7F8FC"/>
-          <w:sz w:val="24"/>
-          <w:szCs w:val="24"/>
-          <w:rtl/>
-        </w:rPr>
-      </w:pPr>
-      <w:r>
-        <w:rPr>
-          <w:rFonts w:ascii="Arial" w:eastAsia="Times New Roman" w:hAnsi="Arial" w:cs="Arial"/>
-          <w:color w:val="F7F8FC"/>
+          <w:color w:val="323E4F" w:themeColor="text2" w:themeShade="BF"/>
+          <w:sz w:val="24"/>
+          <w:szCs w:val="24"/>
+          <w:rtl/>
+        </w:rPr>
+      </w:pPr>
+      <w:r>
+        <w:rPr>
+          <w:rFonts w:ascii="Arial" w:eastAsia="Times New Roman" w:hAnsi="Arial" w:cs="Arial"/>
+          <w:color w:val="323E4F" w:themeColor="text2" w:themeShade="BF"/>
           <w:sz w:val="24"/>
           <w:szCs w:val="24"/>
           <w:bdr w:val="single" w:sz="2" w:space="0" w:color="E3E3E3" w:frame="1"/>
@@ -6262,12 +7399,11 @@
     </w:p>
     <w:p>
       <w:pPr>
-        <w:shd w:val="clear" w:color="auto" w:fill="232326"/>
         <w:bidi/>
         <w:spacing w:after="100" w:line="240" w:lineRule="auto"/>
         <w:rPr>
           <w:rFonts w:ascii="Arial" w:eastAsia="Times New Roman" w:hAnsi="Arial" w:cs="Arial"/>
-          <w:color w:val="A9AAB8"/>
+          <w:color w:val="323E4F" w:themeColor="text2" w:themeShade="BF"/>
           <w:sz w:val="24"/>
           <w:szCs w:val="24"/>
           <w:rtl/>
@@ -6278,7 +7414,7 @@
           <w:rFonts w:ascii="Arial" w:eastAsia="Times New Roman" w:hAnsi="Arial" w:cs="Arial"/>
           <w:b/>
           <w:bCs/>
-          <w:color w:val="A9AAB8"/>
+          <w:color w:val="323E4F" w:themeColor="text2" w:themeShade="BF"/>
           <w:sz w:val="24"/>
           <w:szCs w:val="24"/>
           <w:bdr w:val="single" w:sz="2" w:space="0" w:color="E3E3E3" w:frame="1"/>
@@ -6291,7 +7427,7 @@
           <w:rFonts w:ascii="Arial" w:eastAsia="Times New Roman" w:hAnsi="Arial" w:cs="Arial"/>
           <w:b/>
           <w:bCs/>
-          <w:color w:val="A9AAB8"/>
+          <w:color w:val="323E4F" w:themeColor="text2" w:themeShade="BF"/>
           <w:sz w:val="24"/>
           <w:szCs w:val="24"/>
           <w:bdr w:val="single" w:sz="2" w:space="0" w:color="E3E3E3" w:frame="1"/>
@@ -6303,7 +7439,7 @@
           <w:rFonts w:ascii="Arial" w:eastAsia="Times New Roman" w:hAnsi="Arial" w:cs="Arial"/>
           <w:b/>
           <w:bCs/>
-          <w:color w:val="A9AAB8"/>
+          <w:color w:val="323E4F" w:themeColor="text2" w:themeShade="BF"/>
           <w:sz w:val="24"/>
           <w:szCs w:val="24"/>
           <w:bdr w:val="single" w:sz="2" w:space="0" w:color="E3E3E3" w:frame="1"/>
@@ -6314,7 +7450,7 @@
       <w:r>
         <w:rPr>
           <w:rFonts w:ascii="Arial" w:eastAsia="Times New Roman" w:hAnsi="Arial" w:cs="Arial"/>
-          <w:color w:val="A9AAB8"/>
+          <w:color w:val="323E4F" w:themeColor="text2" w:themeShade="BF"/>
           <w:sz w:val="24"/>
           <w:szCs w:val="24"/>
           <w:rtl/>
@@ -6324,7 +7460,7 @@
       <w:r>
         <w:rPr>
           <w:rFonts w:ascii="Arial" w:eastAsia="Times New Roman" w:hAnsi="Arial" w:cs="Arial"/>
-          <w:color w:val="A9AAB8"/>
+          <w:color w:val="323E4F" w:themeColor="text2" w:themeShade="BF"/>
           <w:sz w:val="24"/>
           <w:szCs w:val="24"/>
           <w:bdr w:val="single" w:sz="2" w:space="0" w:color="E3E3E3" w:frame="1"/>
@@ -6334,7 +7470,7 @@
       <w:r>
         <w:rPr>
           <w:rFonts w:ascii="Arial" w:eastAsia="Times New Roman" w:hAnsi="Arial" w:cs="Arial"/>
-          <w:color w:val="A9AAB8"/>
+          <w:color w:val="323E4F" w:themeColor="text2" w:themeShade="BF"/>
           <w:sz w:val="24"/>
           <w:szCs w:val="24"/>
           <w:bdr w:val="single" w:sz="2" w:space="0" w:color="E3E3E3" w:frame="1"/>
@@ -6345,7 +7481,7 @@
       <w:r>
         <w:rPr>
           <w:rFonts w:ascii="Arial" w:eastAsia="Times New Roman" w:hAnsi="Arial" w:cs="Arial"/>
-          <w:color w:val="A9AAB8"/>
+          <w:color w:val="323E4F" w:themeColor="text2" w:themeShade="BF"/>
           <w:sz w:val="24"/>
           <w:szCs w:val="24"/>
           <w:bdr w:val="single" w:sz="2" w:space="0" w:color="E3E3E3" w:frame="1"/>
@@ -6355,7 +7491,7 @@
       <w:r>
         <w:rPr>
           <w:rFonts w:ascii="Arial" w:eastAsia="Times New Roman" w:hAnsi="Arial" w:cs="Arial"/>
-          <w:color w:val="A9AAB8"/>
+          <w:color w:val="323E4F" w:themeColor="text2" w:themeShade="BF"/>
           <w:sz w:val="24"/>
           <w:szCs w:val="24"/>
           <w:bdr w:val="single" w:sz="2" w:space="0" w:color="E3E3E3" w:frame="1"/>
@@ -6366,7 +7502,7 @@
       <w:r>
         <w:rPr>
           <w:rFonts w:ascii="Arial" w:eastAsia="Times New Roman" w:hAnsi="Arial" w:cs="Arial"/>
-          <w:color w:val="A9AAB8"/>
+          <w:color w:val="323E4F" w:themeColor="text2" w:themeShade="BF"/>
           <w:sz w:val="24"/>
           <w:szCs w:val="24"/>
           <w:bdr w:val="single" w:sz="2" w:space="0" w:color="E3E3E3" w:frame="1"/>
@@ -6376,7 +7512,7 @@
       <w:r>
         <w:rPr>
           <w:rFonts w:ascii="Arial" w:eastAsia="Times New Roman" w:hAnsi="Arial" w:cs="Arial"/>
-          <w:color w:val="A9AAB8"/>
+          <w:color w:val="323E4F" w:themeColor="text2" w:themeShade="BF"/>
           <w:sz w:val="24"/>
           <w:szCs w:val="24"/>
           <w:bdr w:val="single" w:sz="2" w:space="0" w:color="E3E3E3" w:frame="1"/>
@@ -6387,21 +7523,20 @@
     </w:p>
     <w:p>
       <w:pPr>
-        <w:shd w:val="clear" w:color="auto" w:fill="232326"/>
         <w:bidi/>
         <w:spacing w:after="0" w:line="240" w:lineRule="auto"/>
         <w:rPr>
           <w:rFonts w:ascii="Arial" w:eastAsia="Times New Roman" w:hAnsi="Arial" w:cs="Arial"/>
-          <w:color w:val="F7F8FC"/>
-          <w:sz w:val="24"/>
-          <w:szCs w:val="24"/>
-          <w:rtl/>
-        </w:rPr>
-      </w:pPr>
-      <w:r>
-        <w:rPr>
-          <w:rFonts w:ascii="Arial" w:eastAsia="Times New Roman" w:hAnsi="Arial" w:cs="Arial"/>
-          <w:color w:val="F7F8FC"/>
+          <w:color w:val="323E4F" w:themeColor="text2" w:themeShade="BF"/>
+          <w:sz w:val="24"/>
+          <w:szCs w:val="24"/>
+          <w:rtl/>
+        </w:rPr>
+      </w:pPr>
+      <w:r>
+        <w:rPr>
+          <w:rFonts w:ascii="Arial" w:eastAsia="Times New Roman" w:hAnsi="Arial" w:cs="Arial"/>
+          <w:color w:val="323E4F" w:themeColor="text2" w:themeShade="BF"/>
           <w:sz w:val="24"/>
           <w:szCs w:val="24"/>
           <w:bdr w:val="single" w:sz="2" w:space="0" w:color="E3E3E3" w:frame="1"/>
@@ -6412,12 +7547,11 @@
     </w:p>
     <w:p>
       <w:pPr>
-        <w:shd w:val="clear" w:color="auto" w:fill="232326"/>
         <w:bidi/>
         <w:spacing w:after="100" w:line="240" w:lineRule="auto"/>
         <w:rPr>
           <w:rFonts w:ascii="Arial" w:eastAsia="Times New Roman" w:hAnsi="Arial" w:cs="Arial"/>
-          <w:color w:val="A9AAB8"/>
+          <w:color w:val="323E4F" w:themeColor="text2" w:themeShade="BF"/>
           <w:sz w:val="24"/>
           <w:szCs w:val="24"/>
           <w:rtl/>
@@ -6428,7 +7562,7 @@
           <w:rFonts w:ascii="Arial" w:eastAsia="Times New Roman" w:hAnsi="Arial" w:cs="Arial"/>
           <w:b/>
           <w:bCs/>
-          <w:color w:val="A9AAB8"/>
+          <w:color w:val="323E4F" w:themeColor="text2" w:themeShade="BF"/>
           <w:sz w:val="24"/>
           <w:szCs w:val="24"/>
           <w:bdr w:val="single" w:sz="2" w:space="0" w:color="E3E3E3" w:frame="1"/>
@@ -6442,7 +7576,7 @@
           <w:rFonts w:ascii="Arial" w:eastAsia="Times New Roman" w:hAnsi="Arial" w:cs="Arial"/>
           <w:b/>
           <w:bCs/>
-          <w:color w:val="A9AAB8"/>
+          <w:color w:val="323E4F" w:themeColor="text2" w:themeShade="BF"/>
           <w:sz w:val="24"/>
           <w:szCs w:val="24"/>
           <w:bdr w:val="single" w:sz="2" w:space="0" w:color="E3E3E3" w:frame="1"/>
@@ -6455,7 +7589,7 @@
           <w:rFonts w:ascii="Arial" w:eastAsia="Times New Roman" w:hAnsi="Arial" w:cs="Arial"/>
           <w:b/>
           <w:bCs/>
-          <w:color w:val="A9AAB8"/>
+          <w:color w:val="323E4F" w:themeColor="text2" w:themeShade="BF"/>
           <w:sz w:val="24"/>
           <w:szCs w:val="24"/>
           <w:bdr w:val="single" w:sz="2" w:space="0" w:color="E3E3E3" w:frame="1"/>
@@ -6467,7 +7601,7 @@
           <w:rFonts w:ascii="Arial" w:eastAsia="Times New Roman" w:hAnsi="Arial" w:cs="Arial"/>
           <w:b/>
           <w:bCs/>
-          <w:color w:val="A9AAB8"/>
+          <w:color w:val="323E4F" w:themeColor="text2" w:themeShade="BF"/>
           <w:sz w:val="24"/>
           <w:szCs w:val="24"/>
           <w:bdr w:val="single" w:sz="2" w:space="0" w:color="E3E3E3" w:frame="1"/>
@@ -6480,7 +7614,7 @@
           <w:rFonts w:ascii="Arial" w:eastAsia="Times New Roman" w:hAnsi="Arial" w:cs="Arial"/>
           <w:b/>
           <w:bCs/>
-          <w:color w:val="A9AAB8"/>
+          <w:color w:val="323E4F" w:themeColor="text2" w:themeShade="BF"/>
           <w:sz w:val="24"/>
           <w:szCs w:val="24"/>
           <w:bdr w:val="single" w:sz="2" w:space="0" w:color="E3E3E3" w:frame="1"/>
@@ -6492,7 +7626,7 @@
           <w:rFonts w:ascii="Arial" w:eastAsia="Times New Roman" w:hAnsi="Arial" w:cs="Arial"/>
           <w:b/>
           <w:bCs/>
-          <w:color w:val="A9AAB8"/>
+          <w:color w:val="323E4F" w:themeColor="text2" w:themeShade="BF"/>
           <w:sz w:val="24"/>
           <w:szCs w:val="24"/>
           <w:bdr w:val="single" w:sz="2" w:space="0" w:color="E3E3E3" w:frame="1"/>
@@ -6504,27 +7638,31 @@
     <w:p>
       <w:pPr>
         <w:rPr>
-          <w:rtl/>
-        </w:rPr>
-      </w:pPr>
-    </w:p>
-    <w:p>
-      <w:pPr>
-        <w:rPr>
-          <w:rtl/>
-        </w:rPr>
-      </w:pPr>
-    </w:p>
-    <w:p>
-      <w:pPr>
-        <w:rPr>
-          <w:rtl/>
-        </w:rPr>
-      </w:pPr>
-    </w:p>
-    <w:p>
-      <w:pPr>
-        <w:rPr>
+          <w:color w:val="323E4F" w:themeColor="text2" w:themeShade="BF"/>
+          <w:rtl/>
+        </w:rPr>
+      </w:pPr>
+    </w:p>
+    <w:p>
+      <w:pPr>
+        <w:rPr>
+          <w:color w:val="323E4F" w:themeColor="text2" w:themeShade="BF"/>
+          <w:rtl/>
+        </w:rPr>
+      </w:pPr>
+    </w:p>
+    <w:p>
+      <w:pPr>
+        <w:rPr>
+          <w:color w:val="323E4F" w:themeColor="text2" w:themeShade="BF"/>
+          <w:rtl/>
+        </w:rPr>
+      </w:pPr>
+    </w:p>
+    <w:p>
+      <w:pPr>
+        <w:rPr>
+          <w:color w:val="323E4F" w:themeColor="text2" w:themeShade="BF"/>
           <w:rtl/>
         </w:rPr>
       </w:pPr>
@@ -6535,79 +7673,129 @@
           <w:bottom w:val="single" w:sz="6" w:space="1" w:color="auto"/>
         </w:pBdr>
         <w:rPr>
-          <w:rtl/>
-        </w:rPr>
-      </w:pPr>
-    </w:p>
-    <w:p>
-      <w:pPr>
-        <w:rPr>
-          <w:rtl/>
-        </w:rPr>
-      </w:pPr>
-    </w:p>
-    <w:p>
-      <w:r>
+          <w:color w:val="323E4F" w:themeColor="text2" w:themeShade="BF"/>
+          <w:rtl/>
+        </w:rPr>
+      </w:pPr>
+    </w:p>
+    <w:p>
+      <w:pPr>
+        <w:rPr>
+          <w:color w:val="323E4F" w:themeColor="text2" w:themeShade="BF"/>
+          <w:rtl/>
+        </w:rPr>
+      </w:pPr>
+    </w:p>
+    <w:p>
+      <w:pPr>
+        <w:rPr>
+          <w:color w:val="323E4F" w:themeColor="text2" w:themeShade="BF"/>
+        </w:rPr>
+      </w:pPr>
+      <w:r>
+        <w:rPr>
+          <w:color w:val="323E4F" w:themeColor="text2" w:themeShade="BF"/>
+        </w:rPr>
         <w:t>UPDATE drivers</w:t>
       </w:r>
     </w:p>
     <w:p>
-      <w:r>
+      <w:pPr>
+        <w:rPr>
+          <w:color w:val="323E4F" w:themeColor="text2" w:themeShade="BF"/>
+        </w:rPr>
+      </w:pPr>
+      <w:r>
+        <w:rPr>
+          <w:color w:val="323E4F" w:themeColor="text2" w:themeShade="BF"/>
+        </w:rPr>
         <w:t xml:space="preserve">SET </w:t>
       </w:r>
       <w:proofErr w:type="spellStart"/>
       <w:r>
+        <w:rPr>
+          <w:color w:val="323E4F" w:themeColor="text2" w:themeShade="BF"/>
+        </w:rPr>
         <w:t>connection_config</w:t>
       </w:r>
       <w:proofErr w:type="spellEnd"/>
       <w:r>
+        <w:rPr>
+          <w:color w:val="323E4F" w:themeColor="text2" w:themeShade="BF"/>
+        </w:rPr>
         <w:t xml:space="preserve"> = '{"host": "localhost", "port": 502, "</w:t>
       </w:r>
       <w:proofErr w:type="spellStart"/>
       <w:r>
+        <w:rPr>
+          <w:color w:val="323E4F" w:themeColor="text2" w:themeShade="BF"/>
+        </w:rPr>
         <w:t>timeout_ms</w:t>
       </w:r>
       <w:proofErr w:type="spellEnd"/>
       <w:r>
+        <w:rPr>
+          <w:color w:val="323E4F" w:themeColor="text2" w:themeShade="BF"/>
+        </w:rPr>
         <w:t>": 3000, "</w:t>
       </w:r>
       <w:proofErr w:type="spellStart"/>
       <w:r>
+        <w:rPr>
+          <w:color w:val="323E4F" w:themeColor="text2" w:themeShade="BF"/>
+        </w:rPr>
         <w:t>default_unit_id</w:t>
       </w:r>
       <w:proofErr w:type="spellEnd"/>
       <w:r>
+        <w:rPr>
+          <w:color w:val="323E4F" w:themeColor="text2" w:themeShade="BF"/>
+        </w:rPr>
         <w:t>": 1, "</w:t>
       </w:r>
       <w:proofErr w:type="spellStart"/>
       <w:r>
+        <w:rPr>
+          <w:color w:val="323E4F" w:themeColor="text2" w:themeShade="BF"/>
+        </w:rPr>
         <w:t>inter_request_delay_ms</w:t>
       </w:r>
       <w:proofErr w:type="spellEnd"/>
       <w:r>
+        <w:rPr>
+          <w:color w:val="323E4F" w:themeColor="text2" w:themeShade="BF"/>
+        </w:rPr>
         <w:t>": 1000, "debug": false}'</w:t>
       </w:r>
     </w:p>
     <w:p>
       <w:pPr>
         <w:rPr>
-          <w:rtl/>
-        </w:rPr>
-      </w:pPr>
-      <w:r>
+          <w:color w:val="323E4F" w:themeColor="text2" w:themeShade="BF"/>
+          <w:rtl/>
+        </w:rPr>
+      </w:pPr>
+      <w:r>
+        <w:rPr>
+          <w:color w:val="323E4F" w:themeColor="text2" w:themeShade="BF"/>
+        </w:rPr>
         <w:t>WHERE name = 'MODBUS_TCP_1';</w:t>
       </w:r>
     </w:p>
     <w:p>
       <w:pPr>
         <w:rPr>
-          <w:rtl/>
-        </w:rPr>
-      </w:pPr>
-    </w:p>
-    <w:p>
-      <w:bookmarkStart w:id="0" w:name="_GoBack"/>
-      <w:bookmarkEnd w:id="0"/>
+          <w:color w:val="323E4F" w:themeColor="text2" w:themeShade="BF"/>
+          <w:rtl/>
+        </w:rPr>
+      </w:pPr>
+    </w:p>
+    <w:p>
+      <w:pPr>
+        <w:rPr>
+          <w:color w:val="323E4F" w:themeColor="text2" w:themeShade="BF"/>
+        </w:rPr>
+      </w:pPr>
     </w:p>
     <w:sectPr>
       <w:pgSz w:w="12240" w:h="15840"/>
